--- a/Received/three/3, science.docx
+++ b/Received/three/3, science.docx
@@ -1,52 +1,1176 @@
 
 <file path=word/document.xml><?xml version="1.0" encoding="utf-8"?>
-<w:document xmlns:wpc="http://schemas.microsoft.com/office/word/2010/wordprocessingCanvas" xmlns:cx="http://schemas.microsoft.com/office/drawing/2014/chartex" xmlns:cx1="http://schemas.microsoft.com/office/drawing/2015/9/8/chartex" xmlns:cx2="http://schemas.microsoft.com/office/drawing/2015/10/21/chartex" xmlns:cx3="http://schemas.microsoft.com/office/drawing/2016/5/9/chartex" xmlns:cx4="http://schemas.microsoft.com/office/drawing/2016/5/10/chartex" xmlns:cx5="http://schemas.microsoft.com/office/drawing/2016/5/11/chartex" xmlns:cx6="http://schemas.microsoft.com/office/drawing/2016/5/12/chartex" xmlns:cx7="http://schemas.microsoft.com/office/drawing/2016/5/13/chartex" xmlns:cx8="http://schemas.microsoft.com/office/drawing/2016/5/14/chartex" xmlns:mc="http://schemas.openxmlformats.org/markup-compatibility/2006" xmlns:aink="http://schemas.microsoft.com/office/drawing/2016/ink" xmlns:am3d="http://schemas.microsoft.com/office/drawing/2017/model3d" xmlns:o="urn:schemas-microsoft-com:office:office" xmlns:r="http://schemas.openxmlformats.org/officeDocument/2006/relationships" xmlns:m="http://schemas.openxmlformats.org/officeDocument/2006/math" xmlns:v="urn:schemas-microsoft-com:vml" xmlns:wp14="http://schemas.microsoft.com/office/word/2010/wordprocessingDrawing" xmlns:wp="http://schemas.openxmlformats.org/drawingml/2006/wordprocessingDrawing" xmlns:w10="urn:schemas-microsoft-com:office:word" xmlns:w="http://schemas.openxmlformats.org/wordprocessingml/2006/main" xmlns:w14="http://schemas.microsoft.com/office/word/2010/wordml" xmlns:w15="http://schemas.microsoft.com/office/word/2012/wordml" xmlns:w16cex="http://schemas.microsoft.com/office/word/2018/wordml/cex" xmlns:w16cid="http://schemas.microsoft.com/office/word/2016/wordml/cid" xmlns:w16="http://schemas.microsoft.com/office/word/2018/wordml" xmlns:w16sdtdh="http://schemas.microsoft.com/office/word/2020/wordml/sdtdatahash" xmlns:w16se="http://schemas.microsoft.com/office/word/2015/wordml/symex" xmlns:wpg="http://schemas.microsoft.com/office/word/2010/wordprocessingGroup" xmlns:wpi="http://schemas.microsoft.com/office/word/2010/wordprocessingInk" xmlns:wne="http://schemas.microsoft.com/office/word/2006/wordml" xmlns:wps="http://schemas.microsoft.com/office/word/2010/wordprocessingShape" mc:Ignorable="w14 w15 w16se w16cid w16 w16cex w16sdtdh wp14">
+<w:document xmlns:wpc="http://schemas.microsoft.com/office/word/2010/wordprocessingCanvas" xmlns:cx="http://schemas.microsoft.com/office/drawing/2014/chartex" xmlns:cx1="http://schemas.microsoft.com/office/drawing/2015/9/8/chartex" xmlns:cx2="http://schemas.microsoft.com/office/drawing/2015/10/21/chartex" xmlns:cx3="http://schemas.microsoft.com/office/drawing/2016/5/9/chartex" xmlns:cx4="http://schemas.microsoft.com/office/drawing/2016/5/10/chartex" xmlns:cx5="http://schemas.microsoft.com/office/drawing/2016/5/11/chartex" xmlns:cx6="http://schemas.microsoft.com/office/drawing/2016/5/12/chartex" xmlns:cx7="http://schemas.microsoft.com/office/drawing/2016/5/13/chartex" xmlns:cx8="http://schemas.microsoft.com/office/drawing/2016/5/14/chartex" xmlns:mc="http://schemas.openxmlformats.org/markup-compatibility/2006" xmlns:aink="http://schemas.microsoft.com/office/drawing/2016/ink" xmlns:am3d="http://schemas.microsoft.com/office/drawing/2017/model3d" xmlns:o="urn:schemas-microsoft-com:office:office" xmlns:oel="http://schemas.microsoft.com/office/2019/extlst" xmlns:r="http://schemas.openxmlformats.org/officeDocument/2006/relationships" xmlns:m="http://schemas.openxmlformats.org/officeDocument/2006/math" xmlns:v="urn:schemas-microsoft-com:vml" xmlns:wp14="http://schemas.microsoft.com/office/word/2010/wordprocessingDrawing" xmlns:wp="http://schemas.openxmlformats.org/drawingml/2006/wordprocessingDrawing" xmlns:w10="urn:schemas-microsoft-com:office:word" xmlns:w="http://schemas.openxmlformats.org/wordprocessingml/2006/main" xmlns:w14="http://schemas.microsoft.com/office/word/2010/wordml" xmlns:w15="http://schemas.microsoft.com/office/word/2012/wordml" xmlns:w16cex="http://schemas.microsoft.com/office/word/2018/wordml/cex" xmlns:w16cid="http://schemas.microsoft.com/office/word/2016/wordml/cid" xmlns:w16="http://schemas.microsoft.com/office/word/2018/wordml" xmlns:w16du="http://schemas.microsoft.com/office/word/2023/wordml/word16du" xmlns:w16sdtdh="http://schemas.microsoft.com/office/word/2020/wordml/sdtdatahash" xmlns:w16sdtfl="http://schemas.microsoft.com/office/word/2024/wordml/sdtformatlock" xmlns:w16se="http://schemas.microsoft.com/office/word/2015/wordml/symex" xmlns:wpg="http://schemas.microsoft.com/office/word/2010/wordprocessingGroup" xmlns:wpi="http://schemas.microsoft.com/office/word/2010/wordprocessingInk" xmlns:wne="http://schemas.microsoft.com/office/word/2006/wordml" xmlns:wps="http://schemas.microsoft.com/office/word/2010/wordprocessingShape" mc:Ignorable="w14 w15 w16se w16cid w16 w16cex w16sdtdh w16sdtfl w16du wp14">
   <w:body>
     <w:p>
-      <w:proofErr w:type="spellStart"/>
-      <w:r>
-        <w:t>Ndnd</w:t>
-      </w:r>
-      <w:proofErr w:type="spellEnd"/>
+      <w:pPr>
+        <w:spacing w:after="0" w:line="240" w:lineRule="auto"/>
+        <w:rPr>
+          <w:rFonts w:ascii="Franklin Gothic Demi" w:hAnsi="Franklin Gothic Demi" w:cs="Times New Roman"/>
+          <w:b/>
+          <w:sz w:val="36"/>
+          <w:szCs w:val="36"/>
+        </w:rPr>
+      </w:pPr>
+      <w:bookmarkStart w:id="0" w:name="_Hlk138315100"/>
+      <w:r>
+        <w:rPr>
+          <w:rFonts w:ascii="Preeti" w:hAnsi="Preeti"/>
+          <w:b/>
+          <w:bCs/>
+          <w:noProof/>
+          <w:sz w:val="40"/>
+          <w:szCs w:val="40"/>
+        </w:rPr>
+        <mc:AlternateContent>
+          <mc:Choice Requires="wps">
+            <w:drawing>
+              <wp:anchor distT="45720" distB="45720" distL="114300" distR="114300" simplePos="0" relativeHeight="251731456" behindDoc="0" locked="0" layoutInCell="1" allowOverlap="1" wp14:anchorId="2028CBE8" wp14:editId="582340A5">
+                <wp:simplePos x="0" y="0"/>
+                <wp:positionH relativeFrom="column">
+                  <wp:posOffset>5831637</wp:posOffset>
+                </wp:positionH>
+                <wp:positionV relativeFrom="paragraph">
+                  <wp:posOffset>-39993</wp:posOffset>
+                </wp:positionV>
+                <wp:extent cx="897147" cy="1404620"/>
+                <wp:effectExtent l="0" t="0" r="0" b="0"/>
+                <wp:wrapNone/>
+                <wp:docPr id="1887620946" name="Text Box 2"/>
+                <wp:cNvGraphicFramePr>
+                  <a:graphicFrameLocks xmlns:a="http://schemas.openxmlformats.org/drawingml/2006/main"/>
+                </wp:cNvGraphicFramePr>
+                <a:graphic xmlns:a="http://schemas.openxmlformats.org/drawingml/2006/main">
+                  <a:graphicData uri="http://schemas.microsoft.com/office/word/2010/wordprocessingShape">
+                    <wps:wsp>
+                      <wps:cNvSpPr txBox="1">
+                        <a:spLocks noChangeArrowheads="1"/>
+                      </wps:cNvSpPr>
+                      <wps:spPr bwMode="auto">
+                        <a:xfrm>
+                          <a:off x="0" y="0"/>
+                          <a:ext cx="897147" cy="1404620"/>
+                        </a:xfrm>
+                        <a:prstGeom prst="rect">
+                          <a:avLst/>
+                        </a:prstGeom>
+                        <a:noFill/>
+                        <a:ln w="9525">
+                          <a:noFill/>
+                          <a:miter lim="800000"/>
+                          <a:headEnd/>
+                          <a:tailEnd/>
+                        </a:ln>
+                      </wps:spPr>
+                      <wps:txbx>
+                        <w:txbxContent>
+                          <w:p>
+                            <w:r>
+                              <w:rPr>
+                                <w:rFonts w:ascii="Times New Roman" w:hAnsi="Times New Roman" w:cs="Times New Roman"/>
+                                <w:b/>
+                                <w:bCs/>
+                                <w:sz w:val="32"/>
+                                <w:szCs w:val="32"/>
+                              </w:rPr>
+                              <w:t>D-</w:t>
+                            </w:r>
+                            <w:r>
+                              <w:rPr>
+                                <w:rFonts w:ascii="Times New Roman" w:hAnsi="Times New Roman" w:cs="Times New Roman"/>
+                                <w:b/>
+                                <w:bCs/>
+                                <w:sz w:val="32"/>
+                                <w:szCs w:val="32"/>
+                              </w:rPr>
+                              <w:t>20</w:t>
+                            </w:r>
+                          </w:p>
+                        </w:txbxContent>
+                      </wps:txbx>
+                      <wps:bodyPr rot="0" vert="horz" wrap="square" lIns="91440" tIns="45720" rIns="91440" bIns="45720" anchor="t" anchorCtr="0">
+                        <a:spAutoFit/>
+                      </wps:bodyPr>
+                    </wps:wsp>
+                  </a:graphicData>
+                </a:graphic>
+                <wp14:sizeRelH relativeFrom="margin">
+                  <wp14:pctWidth>0</wp14:pctWidth>
+                </wp14:sizeRelH>
+                <wp14:sizeRelV relativeFrom="margin">
+                  <wp14:pctHeight>20000</wp14:pctHeight>
+                </wp14:sizeRelV>
+              </wp:anchor>
+            </w:drawing>
+          </mc:Choice>
+          <mc:Fallback>
+            <w:pict>
+              <v:shapetype w14:anchorId="2028CBE8" id="_x0000_t202" coordsize="21600,21600" o:spt="202" path="m,l,21600r21600,l21600,xe">
+                <v:stroke joinstyle="miter"/>
+                <v:path gradientshapeok="t" o:connecttype="rect"/>
+              </v:shapetype>
+              <v:shape id="Text Box 2" o:spid="_x0000_s1026" type="#_x0000_t202" style="position:absolute;margin-left:459.2pt;margin-top:-3.15pt;width:70.65pt;height:110.6pt;z-index:251731456;visibility:visible;mso-wrap-style:square;mso-width-percent:0;mso-height-percent:200;mso-wrap-distance-left:9pt;mso-wrap-distance-top:3.6pt;mso-wrap-distance-right:9pt;mso-wrap-distance-bottom:3.6pt;mso-position-horizontal:absolute;mso-position-horizontal-relative:text;mso-position-vertical:absolute;mso-position-vertical-relative:text;mso-width-percent:0;mso-height-percent:200;mso-width-relative:margin;mso-height-relative:margin;v-text-anchor:top" o:gfxdata="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" filled="f" stroked="f">
+                <v:textbox style="mso-fit-shape-to-text:t">
+                  <w:txbxContent>
+                    <w:p>
+                      <w:r>
+                        <w:rPr>
+                          <w:rFonts w:ascii="Times New Roman" w:hAnsi="Times New Roman" w:cs="Times New Roman"/>
+                          <w:b/>
+                          <w:bCs/>
+                          <w:sz w:val="32"/>
+                          <w:szCs w:val="32"/>
+                        </w:rPr>
+                        <w:t>D-</w:t>
+                      </w:r>
+                      <w:r>
+                        <w:rPr>
+                          <w:rFonts w:ascii="Times New Roman" w:hAnsi="Times New Roman" w:cs="Times New Roman"/>
+                          <w:b/>
+                          <w:bCs/>
+                          <w:sz w:val="32"/>
+                          <w:szCs w:val="32"/>
+                        </w:rPr>
+                        <w:t>20</w:t>
+                      </w:r>
+                    </w:p>
+                  </w:txbxContent>
+                </v:textbox>
+              </v:shape>
+            </w:pict>
+          </mc:Fallback>
+        </mc:AlternateContent>
+      </w:r>
+      <w:r>
+        <w:rPr>
+          <w:rFonts w:ascii="Times New Roman" w:hAnsi="Times New Roman" w:cs="Times New Roman"/>
+          <w:noProof/>
+        </w:rPr>
+        <mc:AlternateContent>
+          <mc:Choice Requires="wps">
+            <w:drawing>
+              <wp:anchor distT="0" distB="0" distL="114300" distR="114300" simplePos="0" relativeHeight="251729408" behindDoc="0" locked="0" layoutInCell="1" allowOverlap="1" wp14:anchorId="5B73F113" wp14:editId="09F45EC4">
+                <wp:simplePos x="0" y="0"/>
+                <wp:positionH relativeFrom="margin">
+                  <wp:posOffset>0</wp:posOffset>
+                </wp:positionH>
+                <wp:positionV relativeFrom="paragraph">
+                  <wp:posOffset>8087</wp:posOffset>
+                </wp:positionV>
+                <wp:extent cx="479425" cy="584799"/>
+                <wp:effectExtent l="0" t="0" r="0" b="6350"/>
+                <wp:wrapNone/>
+                <wp:docPr id="25" name="Rectangle 1"/>
+                <wp:cNvGraphicFramePr>
+                  <a:graphicFrameLocks xmlns:a="http://schemas.openxmlformats.org/drawingml/2006/main"/>
+                </wp:cNvGraphicFramePr>
+                <a:graphic xmlns:a="http://schemas.openxmlformats.org/drawingml/2006/main">
+                  <a:graphicData uri="http://schemas.microsoft.com/office/word/2010/wordprocessingShape">
+                    <wps:wsp>
+                      <wps:cNvSpPr>
+                        <a:spLocks noChangeArrowheads="1"/>
+                      </wps:cNvSpPr>
+                      <wps:spPr bwMode="auto">
+                        <a:xfrm>
+                          <a:off x="0" y="0"/>
+                          <a:ext cx="479425" cy="584799"/>
+                        </a:xfrm>
+                        <a:prstGeom prst="rect">
+                          <a:avLst/>
+                        </a:prstGeom>
+                        <a:blipFill dpi="0" rotWithShape="1">
+                          <a:blip r:embed="rId4"/>
+                          <a:srcRect/>
+                          <a:stretch>
+                            <a:fillRect/>
+                          </a:stretch>
+                        </a:blipFill>
+                        <a:ln>
+                          <a:noFill/>
+                        </a:ln>
+                        <a:extLst>
+                          <a:ext uri="{91240B29-F687-4F45-9708-019B960494DF}">
+                            <a14:hiddenLine xmlns:a14="http://schemas.microsoft.com/office/drawing/2010/main" w="25400">
+                              <a:solidFill>
+                                <a:srgbClr val="000000"/>
+                              </a:solidFill>
+                              <a:miter lim="800000"/>
+                              <a:headEnd/>
+                              <a:tailEnd/>
+                            </a14:hiddenLine>
+                          </a:ext>
+                        </a:extLst>
+                      </wps:spPr>
+                      <wps:bodyPr rot="0" vert="horz" wrap="square" lIns="91440" tIns="45720" rIns="91440" bIns="45720" anchor="ctr" anchorCtr="0" upright="1">
+                        <a:noAutofit/>
+                      </wps:bodyPr>
+                    </wps:wsp>
+                  </a:graphicData>
+                </a:graphic>
+                <wp14:sizeRelH relativeFrom="margin">
+                  <wp14:pctWidth>0</wp14:pctWidth>
+                </wp14:sizeRelH>
+                <wp14:sizeRelV relativeFrom="margin">
+                  <wp14:pctHeight>0</wp14:pctHeight>
+                </wp14:sizeRelV>
+              </wp:anchor>
+            </w:drawing>
+          </mc:Choice>
+          <mc:Fallback>
+            <w:pict>
+              <v:rect w14:anchorId="46D2D1DA" id="Rectangle 1" o:spid="_x0000_s1026" style="position:absolute;margin-left:0;margin-top:.65pt;width:37.75pt;height:46.05pt;z-index:251729408;visibility:visible;mso-wrap-style:square;mso-width-percent:0;mso-height-percent:0;mso-wrap-distance-left:9pt;mso-wrap-distance-top:0;mso-wrap-distance-right:9pt;mso-wrap-distance-bottom:0;mso-position-horizontal:absolute;mso-position-horizontal-relative:margin;mso-position-vertical:absolute;mso-position-vertical-relative:text;mso-width-percent:0;mso-height-percent:0;mso-width-relative:margin;mso-height-relative:margin;v-text-anchor:middle" o:gfxdata="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" stroked="f" strokeweight="2pt">
+                <v:fill r:id="rId5" o:title="" recolor="t" rotate="t" type="frame"/>
+                <w10:wrap anchorx="margin"/>
+              </v:rect>
+            </w:pict>
+          </mc:Fallback>
+        </mc:AlternateContent>
+      </w:r>
+      <w:r>
+        <w:rPr>
+          <w:rFonts w:ascii="Times New Roman" w:hAnsi="Times New Roman" w:cs="Times New Roman"/>
+          <w:b/>
+          <w:sz w:val="36"/>
+          <w:szCs w:val="36"/>
+        </w:rPr>
+        <w:t xml:space="preserve">                            </w:t>
+      </w:r>
+      <w:r>
+        <w:rPr>
+          <w:rFonts w:ascii="Times New Roman" w:hAnsi="Times New Roman" w:cs="Times New Roman"/>
+          <w:b/>
+          <w:sz w:val="36"/>
+          <w:szCs w:val="36"/>
+        </w:rPr>
+        <w:tab/>
+      </w:r>
+      <w:r>
+        <w:rPr>
+          <w:rFonts w:ascii="Franklin Gothic Demi" w:hAnsi="Franklin Gothic Demi" w:cs="Times New Roman"/>
+          <w:b/>
+          <w:sz w:val="36"/>
+          <w:szCs w:val="36"/>
+        </w:rPr>
+        <w:t>Green Society Public School</w:t>
+      </w:r>
     </w:p>
-    <w:p/>
-    <w:p/>
-    <w:p/>
-    <w:p/>
     <w:p>
       <w:pPr>
-        <w:rPr>
-          <w:b/>
-          <w:bCs/>
+        <w:spacing w:after="0" w:line="240" w:lineRule="auto"/>
+        <w:jc w:val="center"/>
+        <w:rPr>
+          <w:rFonts w:ascii="Times New Roman" w:hAnsi="Times New Roman" w:cs="Times New Roman"/>
+          <w:b/>
+          <w:sz w:val="28"/>
+          <w:szCs w:val="28"/>
         </w:rPr>
       </w:pPr>
       <w:r>
         <w:rPr>
-          <w:b/>
-          <w:bCs/>
+          <w:rFonts w:ascii="Times New Roman" w:hAnsi="Times New Roman" w:cs="Times New Roman"/>
+          <w:b/>
+          <w:szCs w:val="24"/>
+        </w:rPr>
+        <w:t xml:space="preserve">Ratnanagar-7, </w:t>
+      </w:r>
+      <w:proofErr w:type="spellStart"/>
+      <w:r>
+        <w:rPr>
+          <w:rFonts w:ascii="Times New Roman" w:hAnsi="Times New Roman" w:cs="Times New Roman"/>
+          <w:b/>
+          <w:szCs w:val="24"/>
+        </w:rPr>
+        <w:t>Sauraha</w:t>
+      </w:r>
+      <w:proofErr w:type="spellEnd"/>
+      <w:r>
+        <w:rPr>
+          <w:rFonts w:ascii="Times New Roman" w:hAnsi="Times New Roman" w:cs="Times New Roman"/>
+          <w:b/>
+          <w:szCs w:val="24"/>
+        </w:rPr>
+        <w:t>, Chitwan</w:t>
+      </w:r>
+    </w:p>
+    <w:p>
+      <w:pPr>
+        <w:spacing w:after="0" w:line="240" w:lineRule="auto"/>
+        <w:ind w:hanging="450"/>
+        <w:rPr>
+          <w:rFonts w:ascii="Times New Roman" w:hAnsi="Times New Roman" w:cs="Times New Roman"/>
+          <w:b/>
+          <w:sz w:val="28"/>
+          <w:szCs w:val="28"/>
+        </w:rPr>
+      </w:pPr>
+      <w:r>
+        <w:rPr>
+          <w:rFonts w:ascii="Times New Roman" w:hAnsi="Times New Roman" w:cs="Times New Roman"/>
+          <w:b/>
+          <w:sz w:val="28"/>
+          <w:szCs w:val="28"/>
+        </w:rPr>
+        <w:t xml:space="preserve">       </w:t>
+      </w:r>
+      <w:r>
+        <w:rPr>
+          <w:rFonts w:ascii="Times New Roman" w:hAnsi="Times New Roman" w:cs="Times New Roman"/>
+          <w:b/>
+          <w:sz w:val="28"/>
+          <w:szCs w:val="28"/>
+        </w:rPr>
+        <w:tab/>
+      </w:r>
+      <w:r>
+        <w:rPr>
+          <w:rFonts w:ascii="Times New Roman" w:hAnsi="Times New Roman" w:cs="Times New Roman"/>
+          <w:b/>
+          <w:sz w:val="28"/>
+          <w:szCs w:val="28"/>
+        </w:rPr>
+        <w:tab/>
+      </w:r>
+      <w:r>
+        <w:rPr>
+          <w:rFonts w:ascii="Times New Roman" w:hAnsi="Times New Roman" w:cs="Times New Roman"/>
+          <w:b/>
+          <w:sz w:val="28"/>
+          <w:szCs w:val="28"/>
+        </w:rPr>
+        <w:tab/>
+        <w:t xml:space="preserve"> </w:t>
+      </w:r>
+      <w:r>
+        <w:rPr>
+          <w:rFonts w:ascii="Times New Roman" w:hAnsi="Times New Roman" w:cs="Times New Roman"/>
+          <w:b/>
+          <w:sz w:val="28"/>
+          <w:szCs w:val="28"/>
+        </w:rPr>
+        <w:tab/>
+      </w:r>
+      <w:r>
+        <w:rPr>
+          <w:rFonts w:ascii="Times New Roman" w:hAnsi="Times New Roman" w:cs="Times New Roman"/>
+          <w:b/>
+          <w:sz w:val="28"/>
+          <w:szCs w:val="28"/>
+        </w:rPr>
+        <w:t xml:space="preserve">    </w:t>
+      </w:r>
+      <w:r>
+        <w:rPr>
+          <w:rFonts w:ascii="Times New Roman" w:hAnsi="Times New Roman" w:cs="Times New Roman"/>
+          <w:b/>
+          <w:sz w:val="28"/>
+          <w:szCs w:val="28"/>
+          <w:u w:val="single"/>
+        </w:rPr>
+        <w:t>Third Terminal</w:t>
+      </w:r>
+      <w:r>
+        <w:rPr>
+          <w:rFonts w:ascii="Times New Roman" w:hAnsi="Times New Roman" w:cs="Times New Roman"/>
+          <w:b/>
+          <w:sz w:val="28"/>
+          <w:szCs w:val="28"/>
+          <w:u w:val="single"/>
+        </w:rPr>
+        <w:t xml:space="preserve"> Examination-20</w:t>
+      </w:r>
+      <w:r>
+        <w:rPr>
+          <w:rFonts w:ascii="Times New Roman" w:hAnsi="Times New Roman" w:cs="Times New Roman"/>
+          <w:b/>
+          <w:sz w:val="28"/>
+          <w:szCs w:val="28"/>
+          <w:u w:val="single"/>
+        </w:rPr>
+        <w:t>82</w:t>
+      </w:r>
+      <w:r>
+        <w:rPr>
+          <w:rFonts w:ascii="Times New Roman" w:hAnsi="Times New Roman" w:cs="Times New Roman"/>
+          <w:b/>
+          <w:sz w:val="28"/>
+          <w:szCs w:val="28"/>
+        </w:rPr>
+        <w:tab/>
+      </w:r>
+      <w:r>
+        <w:rPr>
+          <w:rFonts w:ascii="Times New Roman" w:hAnsi="Times New Roman" w:cs="Times New Roman"/>
+          <w:b/>
+          <w:sz w:val="28"/>
+          <w:szCs w:val="28"/>
+        </w:rPr>
+        <w:tab/>
+      </w:r>
+      <w:r>
+        <w:rPr>
+          <w:rFonts w:ascii="Times New Roman" w:hAnsi="Times New Roman" w:cs="Times New Roman"/>
+          <w:b/>
+          <w:sz w:val="28"/>
+          <w:szCs w:val="28"/>
+        </w:rPr>
+        <w:tab/>
+      </w:r>
+      <w:r>
+        <w:rPr>
+          <w:rFonts w:ascii="Times New Roman" w:hAnsi="Times New Roman" w:cs="Times New Roman"/>
+          <w:b/>
+          <w:sz w:val="28"/>
+          <w:szCs w:val="28"/>
+        </w:rPr>
+        <w:tab/>
+      </w:r>
+      <w:r>
+        <w:rPr>
+          <w:rFonts w:ascii="Times New Roman" w:hAnsi="Times New Roman" w:cs="Times New Roman"/>
+          <w:b/>
+          <w:sz w:val="28"/>
+          <w:szCs w:val="28"/>
+        </w:rPr>
+        <w:t xml:space="preserve"> </w:t>
+      </w:r>
+    </w:p>
+    <w:p>
+      <w:pPr>
+        <w:pBdr>
+          <w:bottom w:val="double" w:sz="6" w:space="0" w:color="auto"/>
+        </w:pBdr>
+        <w:spacing w:after="0" w:line="240" w:lineRule="auto"/>
+        <w:rPr>
+          <w:rFonts w:ascii="Times New Roman" w:hAnsi="Times New Roman" w:cs="Times New Roman"/>
+          <w:b/>
+          <w:sz w:val="28"/>
+          <w:szCs w:val="28"/>
+        </w:rPr>
+      </w:pPr>
+      <w:r>
+        <w:rPr>
+          <w:rFonts w:ascii="Times New Roman" w:hAnsi="Times New Roman" w:cs="Times New Roman"/>
+          <w:b/>
+          <w:sz w:val="28"/>
+          <w:szCs w:val="28"/>
+        </w:rPr>
+        <w:t>Class:</w:t>
+      </w:r>
+      <w:r>
+        <w:rPr>
+          <w:rFonts w:ascii="Times New Roman" w:hAnsi="Times New Roman" w:cs="Times New Roman"/>
+          <w:b/>
+          <w:sz w:val="28"/>
+          <w:szCs w:val="28"/>
+        </w:rPr>
+        <w:t xml:space="preserve"> </w:t>
+      </w:r>
+      <w:r>
+        <w:rPr>
+          <w:rFonts w:ascii="Times New Roman" w:hAnsi="Times New Roman" w:cs="Times New Roman"/>
+          <w:b/>
+          <w:sz w:val="28"/>
+          <w:szCs w:val="28"/>
+        </w:rPr>
+        <w:t>Three</w:t>
+      </w:r>
+      <w:r>
+        <w:rPr>
+          <w:rFonts w:ascii="Times New Roman" w:hAnsi="Times New Roman" w:cs="Times New Roman"/>
+          <w:b/>
+          <w:sz w:val="28"/>
+          <w:szCs w:val="28"/>
+        </w:rPr>
+        <w:tab/>
+        <w:t xml:space="preserve">       </w:t>
+      </w:r>
+      <w:r>
+        <w:rPr>
+          <w:rFonts w:ascii="Times New Roman" w:hAnsi="Times New Roman" w:cs="Times New Roman"/>
+          <w:b/>
+          <w:sz w:val="28"/>
+          <w:szCs w:val="28"/>
+        </w:rPr>
+        <w:t xml:space="preserve">    </w:t>
+      </w:r>
+      <w:r>
+        <w:rPr>
+          <w:rFonts w:ascii="Times New Roman" w:hAnsi="Times New Roman" w:cs="Times New Roman"/>
+          <w:b/>
+          <w:sz w:val="28"/>
+          <w:szCs w:val="28"/>
+        </w:rPr>
+        <w:tab/>
+      </w:r>
+      <w:r>
+        <w:rPr>
+          <w:rFonts w:ascii="Times New Roman" w:hAnsi="Times New Roman" w:cs="Times New Roman"/>
+          <w:b/>
+          <w:sz w:val="28"/>
+          <w:szCs w:val="28"/>
+        </w:rPr>
+        <w:tab/>
+      </w:r>
+      <w:r>
+        <w:rPr>
+          <w:rFonts w:ascii="Times New Roman" w:hAnsi="Times New Roman" w:cs="Times New Roman"/>
+          <w:b/>
+          <w:szCs w:val="24"/>
+        </w:rPr>
+        <w:t>Time: -</w:t>
+      </w:r>
+      <w:r>
+        <w:rPr>
+          <w:rFonts w:ascii="Times New Roman" w:hAnsi="Times New Roman" w:cs="Times New Roman"/>
+          <w:b/>
+          <w:szCs w:val="24"/>
+        </w:rPr>
+        <w:t xml:space="preserve"> 1 hr.</w:t>
+      </w:r>
+      <w:r>
+        <w:rPr>
+          <w:rFonts w:ascii="Times New Roman" w:hAnsi="Times New Roman" w:cs="Times New Roman"/>
+          <w:b/>
+          <w:szCs w:val="24"/>
+        </w:rPr>
+        <w:tab/>
+      </w:r>
+      <w:r>
+        <w:rPr>
+          <w:rFonts w:ascii="Times New Roman" w:hAnsi="Times New Roman" w:cs="Times New Roman"/>
+          <w:b/>
+          <w:szCs w:val="24"/>
+        </w:rPr>
+        <w:tab/>
+      </w:r>
+      <w:r>
+        <w:rPr>
+          <w:rFonts w:ascii="Times New Roman" w:hAnsi="Times New Roman" w:cs="Times New Roman"/>
+          <w:b/>
+          <w:szCs w:val="24"/>
+        </w:rPr>
+        <w:tab/>
+      </w:r>
+      <w:r>
+        <w:rPr>
+          <w:rFonts w:ascii="Times New Roman" w:hAnsi="Times New Roman" w:cs="Times New Roman"/>
+          <w:b/>
+          <w:szCs w:val="24"/>
+        </w:rPr>
+        <w:tab/>
+      </w:r>
+      <w:r>
+        <w:rPr>
+          <w:rFonts w:ascii="Times New Roman" w:hAnsi="Times New Roman" w:cs="Times New Roman"/>
+          <w:b/>
+          <w:szCs w:val="24"/>
+        </w:rPr>
+        <w:tab/>
+      </w:r>
+      <w:r>
+        <w:rPr>
+          <w:rFonts w:ascii="Times New Roman" w:hAnsi="Times New Roman" w:cs="Times New Roman"/>
+          <w:b/>
+          <w:szCs w:val="24"/>
+        </w:rPr>
+        <w:tab/>
+      </w:r>
+      <w:r>
+        <w:rPr>
+          <w:rFonts w:ascii="Times New Roman" w:hAnsi="Times New Roman" w:cs="Times New Roman"/>
+          <w:b/>
+          <w:sz w:val="28"/>
+          <w:szCs w:val="28"/>
+        </w:rPr>
+        <w:t>F.M.:</w:t>
+      </w:r>
+      <w:r>
+        <w:rPr>
+          <w:rFonts w:ascii="Times New Roman" w:hAnsi="Times New Roman" w:cs="Times New Roman"/>
+          <w:b/>
+          <w:sz w:val="28"/>
+          <w:szCs w:val="28"/>
+        </w:rPr>
+        <w:t xml:space="preserve"> 25</w:t>
+      </w:r>
+    </w:p>
+    <w:p>
+      <w:pPr>
+        <w:pBdr>
+          <w:bottom w:val="double" w:sz="6" w:space="0" w:color="auto"/>
+        </w:pBdr>
+        <w:spacing w:after="0" w:line="240" w:lineRule="auto"/>
+        <w:rPr>
+          <w:rFonts w:ascii="Times New Roman" w:hAnsi="Times New Roman" w:cs="Times New Roman"/>
+          <w:b/>
+          <w:sz w:val="28"/>
+          <w:szCs w:val="28"/>
+        </w:rPr>
+      </w:pPr>
+      <w:r>
+        <w:rPr>
+          <w:rFonts w:ascii="Times New Roman" w:hAnsi="Times New Roman" w:cs="Times New Roman"/>
+          <w:b/>
+          <w:sz w:val="28"/>
+          <w:szCs w:val="28"/>
+        </w:rPr>
+        <w:t>Sub:</w:t>
+      </w:r>
+      <w:r>
+        <w:rPr>
+          <w:rFonts w:ascii="Times New Roman" w:hAnsi="Times New Roman" w:cs="Times New Roman"/>
+          <w:b/>
+          <w:sz w:val="28"/>
+          <w:szCs w:val="28"/>
+        </w:rPr>
+        <w:t xml:space="preserve"> Science</w:t>
+      </w:r>
+    </w:p>
+    <w:tbl>
+      <w:tblPr>
+        <w:tblStyle w:val="TableGrid"/>
+        <w:tblW w:w="10605" w:type="dxa"/>
+        <w:tblInd w:w="-5" w:type="dxa"/>
+        <w:tblLook w:val="04A0" w:firstRow="1" w:lastRow="0" w:firstColumn="1" w:lastColumn="0" w:noHBand="0" w:noVBand="1"/>
+      </w:tblPr>
+      <w:tblGrid>
+        <w:gridCol w:w="10605"/>
+      </w:tblGrid>
+      <w:tr>
+        <w:trPr>
+          <w:trHeight w:val="728"/>
+        </w:trPr>
+        <w:tc>
+          <w:tcPr>
+            <w:tcW w:w="10605" w:type="dxa"/>
+          </w:tcPr>
+          <w:p>
+            <w:pPr>
+              <w:ind w:right="-653"/>
+              <w:rPr>
+                <w:rFonts w:ascii="Times New Roman" w:hAnsi="Times New Roman" w:cs="Times New Roman"/>
+                <w:b/>
+                <w:sz w:val="28"/>
+                <w:szCs w:val="28"/>
+              </w:rPr>
+            </w:pPr>
+            <w:r>
+              <w:rPr>
+                <w:rFonts w:ascii="Times New Roman" w:hAnsi="Times New Roman" w:cs="Times New Roman"/>
+                <w:b/>
+                <w:sz w:val="28"/>
+                <w:szCs w:val="28"/>
+              </w:rPr>
+              <w:t>N</w:t>
+            </w:r>
+            <w:r>
+              <w:rPr>
+                <w:rFonts w:ascii="Times New Roman" w:hAnsi="Times New Roman" w:cs="Times New Roman"/>
+                <w:b/>
+                <w:sz w:val="28"/>
+                <w:szCs w:val="28"/>
+              </w:rPr>
+              <w:t>ame</w:t>
+            </w:r>
+            <w:r>
+              <w:rPr>
+                <w:rFonts w:ascii="Times New Roman" w:hAnsi="Times New Roman" w:cs="Times New Roman"/>
+                <w:b/>
+                <w:sz w:val="28"/>
+                <w:szCs w:val="28"/>
+              </w:rPr>
+              <w:t xml:space="preserve">:                                                        </w:t>
+            </w:r>
+            <w:r>
+              <w:rPr>
+                <w:rFonts w:ascii="Times New Roman" w:hAnsi="Times New Roman" w:cs="Times New Roman"/>
+                <w:b/>
+                <w:sz w:val="28"/>
+                <w:szCs w:val="28"/>
+              </w:rPr>
+              <w:t xml:space="preserve">                  </w:t>
+            </w:r>
+            <w:r>
+              <w:rPr>
+                <w:rFonts w:ascii="Times New Roman" w:hAnsi="Times New Roman" w:cs="Times New Roman"/>
+                <w:b/>
+                <w:sz w:val="28"/>
+                <w:szCs w:val="28"/>
+              </w:rPr>
+              <w:t xml:space="preserve">  Roll No.:           Sec.:                                    </w:t>
+            </w:r>
+          </w:p>
+        </w:tc>
+      </w:tr>
+      <w:tr>
+        <w:trPr>
+          <w:trHeight w:val="1070"/>
+        </w:trPr>
+        <w:tc>
+          <w:tcPr>
+            <w:tcW w:w="10605" w:type="dxa"/>
+          </w:tcPr>
+          <w:p>
+            <w:pPr>
+              <w:ind w:left="180" w:firstLine="360"/>
+              <w:rPr>
+                <w:rFonts w:ascii="Times New Roman" w:hAnsi="Times New Roman" w:cs="Times New Roman"/>
+                <w:b/>
+                <w:sz w:val="28"/>
+                <w:szCs w:val="28"/>
+              </w:rPr>
+            </w:pPr>
+            <w:r>
+              <w:rPr>
+                <w:rFonts w:ascii="Times New Roman" w:hAnsi="Times New Roman" w:cs="Times New Roman"/>
+                <w:noProof/>
+              </w:rPr>
+              <mc:AlternateContent>
+                <mc:Choice Requires="wps">
+                  <w:drawing>
+                    <wp:anchor distT="0" distB="0" distL="114300" distR="114300" simplePos="0" relativeHeight="251730432" behindDoc="0" locked="0" layoutInCell="1" allowOverlap="1" wp14:anchorId="7EE43827" wp14:editId="144B1DCB">
+                      <wp:simplePos x="0" y="0"/>
+                      <wp:positionH relativeFrom="column">
+                        <wp:posOffset>5427345</wp:posOffset>
+                      </wp:positionH>
+                      <wp:positionV relativeFrom="paragraph">
+                        <wp:posOffset>103505</wp:posOffset>
+                      </wp:positionV>
+                      <wp:extent cx="1095375" cy="436245"/>
+                      <wp:effectExtent l="19050" t="19050" r="28575" b="20955"/>
+                      <wp:wrapNone/>
+                      <wp:docPr id="557681728" name="Rectangle 2"/>
+                      <wp:cNvGraphicFramePr>
+                        <a:graphicFrameLocks xmlns:a="http://schemas.openxmlformats.org/drawingml/2006/main"/>
+                      </wp:cNvGraphicFramePr>
+                      <a:graphic xmlns:a="http://schemas.openxmlformats.org/drawingml/2006/main">
+                        <a:graphicData uri="http://schemas.microsoft.com/office/word/2010/wordprocessingShape">
+                          <wps:wsp>
+                            <wps:cNvSpPr>
+                              <a:spLocks/>
+                            </wps:cNvSpPr>
+                            <wps:spPr>
+                              <a:xfrm>
+                                <a:off x="0" y="0"/>
+                                <a:ext cx="1095375" cy="436245"/>
+                              </a:xfrm>
+                              <a:prstGeom prst="rect">
+                                <a:avLst/>
+                              </a:prstGeom>
+                              <a:ln w="28575">
+                                <a:solidFill>
+                                  <a:schemeClr val="tx1"/>
+                                </a:solidFill>
+                              </a:ln>
+                            </wps:spPr>
+                            <wps:style>
+                              <a:lnRef idx="2">
+                                <a:schemeClr val="accent6"/>
+                              </a:lnRef>
+                              <a:fillRef idx="1">
+                                <a:schemeClr val="lt1"/>
+                              </a:fillRef>
+                              <a:effectRef idx="0">
+                                <a:schemeClr val="accent6"/>
+                              </a:effectRef>
+                              <a:fontRef idx="minor">
+                                <a:schemeClr val="dk1"/>
+                              </a:fontRef>
+                            </wps:style>
+                            <wps:bodyPr rot="0" spcFirstLastPara="0" vertOverflow="overflow" horzOverflow="overflow" vert="horz" wrap="square" lIns="91440" tIns="45720" rIns="91440" bIns="45720" numCol="1" spcCol="0" rtlCol="0" fromWordArt="0" anchor="ctr" anchorCtr="0" forceAA="0" compatLnSpc="1">
+                              <a:prstTxWarp prst="textNoShape">
+                                <a:avLst/>
+                              </a:prstTxWarp>
+                              <a:noAutofit/>
+                            </wps:bodyPr>
+                          </wps:wsp>
+                        </a:graphicData>
+                      </a:graphic>
+                      <wp14:sizeRelH relativeFrom="page">
+                        <wp14:pctWidth>0</wp14:pctWidth>
+                      </wp14:sizeRelH>
+                      <wp14:sizeRelV relativeFrom="margin">
+                        <wp14:pctHeight>0</wp14:pctHeight>
+                      </wp14:sizeRelV>
+                    </wp:anchor>
+                  </w:drawing>
+                </mc:Choice>
+                <mc:Fallback>
+                  <w:pict>
+                    <v:rect w14:anchorId="4871FF9E" id="Rectangle 2" o:spid="_x0000_s1026" style="position:absolute;margin-left:427.35pt;margin-top:8.15pt;width:86.25pt;height:34.35pt;z-index:251730432;visibility:visible;mso-wrap-style:square;mso-width-percent:0;mso-height-percent:0;mso-wrap-distance-left:9pt;mso-wrap-distance-top:0;mso-wrap-distance-right:9pt;mso-wrap-distance-bottom:0;mso-position-horizontal:absolute;mso-position-horizontal-relative:text;mso-position-vertical:absolute;mso-position-vertical-relative:text;mso-width-percent:0;mso-height-percent:0;mso-width-relative:page;mso-height-relative:margin;v-text-anchor:middle" o:gfxdata="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" fillcolor="white [3201]" strokecolor="black [3213]" strokeweight="2.25pt">
+                      <v:path arrowok="t"/>
+                    </v:rect>
+                  </w:pict>
+                </mc:Fallback>
+              </mc:AlternateContent>
+            </w:r>
+            <w:r>
+              <w:rPr>
+                <w:rFonts w:ascii="Times New Roman" w:hAnsi="Times New Roman" w:cs="Times New Roman"/>
+                <w:b/>
+                <w:sz w:val="28"/>
+                <w:szCs w:val="28"/>
+              </w:rPr>
+              <w:t xml:space="preserve"> </w:t>
+            </w:r>
+          </w:p>
+          <w:p>
+            <w:pPr>
+              <w:ind w:left="180" w:firstLine="360"/>
+              <w:rPr>
+                <w:rFonts w:ascii="Times New Roman" w:hAnsi="Times New Roman" w:cs="Times New Roman"/>
+                <w:b/>
+                <w:sz w:val="28"/>
+                <w:szCs w:val="28"/>
+              </w:rPr>
+            </w:pPr>
+            <w:r>
+              <w:rPr>
+                <w:rFonts w:ascii="Times New Roman" w:hAnsi="Times New Roman" w:cs="Times New Roman"/>
+                <w:b/>
+                <w:sz w:val="28"/>
+                <w:szCs w:val="28"/>
+              </w:rPr>
+              <w:softHyphen/>
+            </w:r>
+            <w:r>
+              <w:rPr>
+                <w:rFonts w:ascii="Times New Roman" w:hAnsi="Times New Roman" w:cs="Times New Roman"/>
+                <w:b/>
+                <w:sz w:val="28"/>
+                <w:szCs w:val="28"/>
+              </w:rPr>
+              <w:softHyphen/>
+            </w:r>
+            <w:r>
+              <w:rPr>
+                <w:rFonts w:ascii="Times New Roman" w:hAnsi="Times New Roman" w:cs="Times New Roman"/>
+                <w:b/>
+                <w:sz w:val="28"/>
+                <w:szCs w:val="28"/>
+              </w:rPr>
+              <w:softHyphen/>
+            </w:r>
+            <w:r>
+              <w:rPr>
+                <w:rFonts w:ascii="Times New Roman" w:hAnsi="Times New Roman" w:cs="Times New Roman"/>
+                <w:b/>
+                <w:sz w:val="28"/>
+                <w:szCs w:val="28"/>
+              </w:rPr>
+              <w:softHyphen/>
+            </w:r>
+            <w:r>
+              <w:rPr>
+                <w:rFonts w:ascii="Times New Roman" w:hAnsi="Times New Roman" w:cs="Times New Roman"/>
+                <w:b/>
+                <w:sz w:val="28"/>
+                <w:szCs w:val="28"/>
+              </w:rPr>
+              <w:softHyphen/>
+            </w:r>
+            <w:r>
+              <w:rPr>
+                <w:rFonts w:ascii="Times New Roman" w:hAnsi="Times New Roman" w:cs="Times New Roman"/>
+                <w:b/>
+                <w:sz w:val="28"/>
+                <w:szCs w:val="28"/>
+              </w:rPr>
+              <w:softHyphen/>
+            </w:r>
+            <w:r>
+              <w:rPr>
+                <w:rFonts w:ascii="Times New Roman" w:hAnsi="Times New Roman" w:cs="Times New Roman"/>
+                <w:b/>
+                <w:sz w:val="28"/>
+                <w:szCs w:val="28"/>
+              </w:rPr>
+              <w:softHyphen/>
+            </w:r>
+            <w:r>
+              <w:rPr>
+                <w:rFonts w:ascii="Times New Roman" w:hAnsi="Times New Roman" w:cs="Times New Roman"/>
+                <w:b/>
+                <w:sz w:val="28"/>
+                <w:szCs w:val="28"/>
+              </w:rPr>
+              <w:softHyphen/>
+            </w:r>
+            <w:r>
+              <w:rPr>
+                <w:rFonts w:ascii="Times New Roman" w:hAnsi="Times New Roman" w:cs="Times New Roman"/>
+                <w:b/>
+                <w:sz w:val="28"/>
+                <w:szCs w:val="28"/>
+              </w:rPr>
+              <w:softHyphen/>
+            </w:r>
+            <w:r>
+              <w:rPr>
+                <w:rFonts w:ascii="Times New Roman" w:hAnsi="Times New Roman" w:cs="Times New Roman"/>
+                <w:b/>
+                <w:sz w:val="28"/>
+                <w:szCs w:val="28"/>
+              </w:rPr>
+              <w:softHyphen/>
+            </w:r>
+            <w:r>
+              <w:rPr>
+                <w:rFonts w:ascii="Times New Roman" w:hAnsi="Times New Roman" w:cs="Times New Roman"/>
+                <w:b/>
+                <w:sz w:val="28"/>
+                <w:szCs w:val="28"/>
+              </w:rPr>
+              <w:softHyphen/>
+            </w:r>
+            <w:r>
+              <w:rPr>
+                <w:rFonts w:ascii="Times New Roman" w:hAnsi="Times New Roman" w:cs="Times New Roman"/>
+                <w:b/>
+                <w:sz w:val="28"/>
+                <w:szCs w:val="28"/>
+              </w:rPr>
+              <w:softHyphen/>
+              <w:t xml:space="preserve"> ________________                </w:t>
+            </w:r>
+            <w:r>
+              <w:rPr>
+                <w:rFonts w:ascii="Times New Roman" w:hAnsi="Times New Roman" w:cs="Times New Roman"/>
+                <w:b/>
+                <w:sz w:val="28"/>
+                <w:szCs w:val="28"/>
+              </w:rPr>
+              <w:t xml:space="preserve">      ______________    </w:t>
+            </w:r>
+            <w:r>
+              <w:rPr>
+                <w:rFonts w:ascii="Times New Roman" w:hAnsi="Times New Roman" w:cs="Times New Roman"/>
+                <w:b/>
+                <w:sz w:val="28"/>
+                <w:szCs w:val="28"/>
+              </w:rPr>
+              <w:t>OBT.MARKS:</w:t>
+            </w:r>
+          </w:p>
+          <w:p>
+            <w:pPr>
+              <w:ind w:left="180" w:firstLine="360"/>
+              <w:rPr>
+                <w:rFonts w:ascii="Times New Roman" w:hAnsi="Times New Roman" w:cs="Times New Roman"/>
+                <w:b/>
+                <w:sz w:val="28"/>
+                <w:szCs w:val="28"/>
+              </w:rPr>
+            </w:pPr>
+            <w:r>
+              <w:rPr>
+                <w:rFonts w:ascii="Times New Roman" w:hAnsi="Times New Roman" w:cs="Times New Roman"/>
+                <w:b/>
+                <w:sz w:val="28"/>
+                <w:szCs w:val="28"/>
+              </w:rPr>
+              <w:t xml:space="preserve">    </w:t>
+            </w:r>
+            <w:r>
+              <w:rPr>
+                <w:rFonts w:ascii="Times New Roman" w:hAnsi="Times New Roman" w:cs="Times New Roman"/>
+                <w:b/>
+                <w:sz w:val="28"/>
+                <w:szCs w:val="28"/>
+              </w:rPr>
+              <w:t xml:space="preserve">INVIGILATOR </w:t>
+            </w:r>
+            <w:r>
+              <w:rPr>
+                <w:rFonts w:ascii="Times New Roman" w:hAnsi="Times New Roman" w:cs="Times New Roman"/>
+                <w:b/>
+                <w:sz w:val="28"/>
+                <w:szCs w:val="28"/>
+              </w:rPr>
+              <w:t xml:space="preserve">                         </w:t>
+            </w:r>
+            <w:r>
+              <w:rPr>
+                <w:rFonts w:ascii="Times New Roman" w:hAnsi="Times New Roman" w:cs="Times New Roman"/>
+                <w:b/>
+                <w:sz w:val="28"/>
+                <w:szCs w:val="28"/>
+              </w:rPr>
+              <w:t xml:space="preserve"> EXAMINER</w:t>
+            </w:r>
+          </w:p>
+        </w:tc>
+      </w:tr>
+      <w:bookmarkEnd w:id="0"/>
+    </w:tbl>
+    <w:p>
+      <w:pPr>
+        <w:rPr>
+          <w:rFonts w:ascii="Times New Roman" w:hAnsi="Times New Roman" w:cs="Times New Roman"/>
+          <w:b/>
+          <w:bCs/>
+          <w:sz w:val="28"/>
+          <w:szCs w:val="28"/>
+        </w:rPr>
+      </w:pPr>
+    </w:p>
+    <w:p>
+      <w:pPr>
+        <w:rPr>
+          <w:rFonts w:ascii="Times New Roman" w:hAnsi="Times New Roman" w:cs="Times New Roman"/>
+          <w:b/>
+          <w:bCs/>
+          <w:sz w:val="28"/>
+          <w:szCs w:val="28"/>
+        </w:rPr>
+      </w:pPr>
+      <w:r>
+        <w:rPr>
+          <w:rFonts w:ascii="Times New Roman" w:hAnsi="Times New Roman" w:cs="Times New Roman"/>
+          <w:b/>
+          <w:bCs/>
+          <w:sz w:val="28"/>
+          <w:szCs w:val="28"/>
         </w:rPr>
         <w:t>1.</w:t>
       </w:r>
       <w:r>
         <w:rPr>
-          <w:b/>
-          <w:bCs/>
-        </w:rPr>
-        <w:t xml:space="preserve">Tick (✓) the correct answer. </w:t>
-      </w:r>
-      <w:proofErr w:type="gramStart"/>
-      <w:r>
-        <w:rPr>
-          <w:b/>
-          <w:bCs/>
-        </w:rPr>
-        <w:t>( 3</w:t>
-      </w:r>
-      <w:proofErr w:type="gramEnd"/>
-      <w:r>
-        <w:rPr>
-          <w:b/>
-          <w:bCs/>
+          <w:rFonts w:ascii="Times New Roman" w:hAnsi="Times New Roman" w:cs="Times New Roman"/>
+          <w:b/>
+          <w:bCs/>
+          <w:sz w:val="28"/>
+          <w:szCs w:val="28"/>
+        </w:rPr>
+        <w:t xml:space="preserve"> </w:t>
+      </w:r>
+      <w:r>
+        <w:rPr>
+          <w:rFonts w:ascii="Times New Roman" w:hAnsi="Times New Roman" w:cs="Times New Roman"/>
+          <w:b/>
+          <w:bCs/>
+          <w:sz w:val="28"/>
+          <w:szCs w:val="28"/>
+        </w:rPr>
+        <w:t>Tick (</w:t>
+      </w:r>
+      <w:r>
+        <w:rPr>
+          <w:rFonts w:ascii="Segoe UI Symbol" w:hAnsi="Segoe UI Symbol" w:cs="Segoe UI Symbol"/>
+          <w:b/>
+          <w:bCs/>
+          <w:sz w:val="28"/>
+          <w:szCs w:val="28"/>
+        </w:rPr>
+        <w:t>✓</w:t>
+      </w:r>
+      <w:r>
+        <w:rPr>
+          <w:rFonts w:ascii="Times New Roman" w:hAnsi="Times New Roman" w:cs="Times New Roman"/>
+          <w:b/>
+          <w:bCs/>
+          <w:sz w:val="28"/>
+          <w:szCs w:val="28"/>
+        </w:rPr>
+        <w:t>) the correct answer.</w:t>
+      </w:r>
+      <w:r>
+        <w:rPr>
+          <w:rFonts w:ascii="Times New Roman" w:hAnsi="Times New Roman" w:cs="Times New Roman"/>
+          <w:b/>
+          <w:bCs/>
+          <w:sz w:val="28"/>
+          <w:szCs w:val="28"/>
+        </w:rPr>
+        <w:tab/>
+      </w:r>
+      <w:r>
+        <w:rPr>
+          <w:rFonts w:ascii="Times New Roman" w:hAnsi="Times New Roman" w:cs="Times New Roman"/>
+          <w:b/>
+          <w:bCs/>
+          <w:sz w:val="28"/>
+          <w:szCs w:val="28"/>
+        </w:rPr>
+        <w:tab/>
+      </w:r>
+      <w:r>
+        <w:rPr>
+          <w:rFonts w:ascii="Times New Roman" w:hAnsi="Times New Roman" w:cs="Times New Roman"/>
+          <w:b/>
+          <w:bCs/>
+          <w:sz w:val="28"/>
+          <w:szCs w:val="28"/>
+        </w:rPr>
+        <w:tab/>
+      </w:r>
+      <w:r>
+        <w:rPr>
+          <w:rFonts w:ascii="Times New Roman" w:hAnsi="Times New Roman" w:cs="Times New Roman"/>
+          <w:b/>
+          <w:bCs/>
+          <w:sz w:val="28"/>
+          <w:szCs w:val="28"/>
+        </w:rPr>
+        <w:tab/>
+      </w:r>
+      <w:r>
+        <w:rPr>
+          <w:rFonts w:ascii="Times New Roman" w:hAnsi="Times New Roman" w:cs="Times New Roman"/>
+          <w:b/>
+          <w:bCs/>
+          <w:sz w:val="28"/>
+          <w:szCs w:val="28"/>
+        </w:rPr>
+        <w:tab/>
+      </w:r>
+      <w:r>
+        <w:rPr>
+          <w:rFonts w:ascii="Times New Roman" w:hAnsi="Times New Roman" w:cs="Times New Roman"/>
+          <w:b/>
+          <w:bCs/>
+          <w:sz w:val="28"/>
+          <w:szCs w:val="28"/>
+        </w:rPr>
+        <w:tab/>
+      </w:r>
+      <w:r>
+        <w:rPr>
+          <w:rFonts w:ascii="Times New Roman" w:hAnsi="Times New Roman" w:cs="Times New Roman"/>
+          <w:b/>
+          <w:bCs/>
+          <w:sz w:val="28"/>
+          <w:szCs w:val="28"/>
+        </w:rPr>
+        <w:tab/>
+      </w:r>
+      <w:r>
+        <w:rPr>
+          <w:rFonts w:ascii="Times New Roman" w:hAnsi="Times New Roman" w:cs="Times New Roman"/>
+          <w:b/>
+          <w:bCs/>
+          <w:sz w:val="28"/>
+          <w:szCs w:val="28"/>
+        </w:rPr>
+        <w:tab/>
+      </w:r>
+      <w:r>
+        <w:rPr>
+          <w:rFonts w:ascii="Times New Roman" w:hAnsi="Times New Roman" w:cs="Times New Roman"/>
+          <w:b/>
+          <w:bCs/>
+          <w:sz w:val="28"/>
+          <w:szCs w:val="28"/>
+        </w:rPr>
+        <w:t xml:space="preserve"> (3</w:t>
+      </w:r>
+      <w:r>
+        <w:rPr>
+          <w:rFonts w:ascii="Times New Roman" w:hAnsi="Times New Roman" w:cs="Times New Roman"/>
+          <w:b/>
+          <w:bCs/>
+          <w:sz w:val="28"/>
+          <w:szCs w:val="28"/>
         </w:rPr>
         <w:t>×1=3)</w:t>
       </w:r>
@@ -54,257 +1178,577 @@
     <w:p>
       <w:pPr>
         <w:ind w:left="288"/>
+        <w:rPr>
+          <w:rFonts w:ascii="Times New Roman" w:hAnsi="Times New Roman" w:cs="Times New Roman"/>
+          <w:sz w:val="28"/>
+          <w:szCs w:val="28"/>
+        </w:rPr>
       </w:pPr>
-      <w:proofErr w:type="spellStart"/>
-      <w:proofErr w:type="gramStart"/>
-      <w:r>
+      <w:r>
+        <w:rPr>
+          <w:rFonts w:ascii="Times New Roman" w:hAnsi="Times New Roman" w:cs="Times New Roman"/>
+          <w:sz w:val="28"/>
+          <w:szCs w:val="28"/>
+        </w:rPr>
         <w:t>a.</w:t>
       </w:r>
       <w:r>
-        <w:t>What</w:t>
-      </w:r>
-      <w:proofErr w:type="spellEnd"/>
-      <w:proofErr w:type="gramEnd"/>
-      <w:r>
-        <w:t xml:space="preserve"> is slow moving air?</w:t>
+        <w:rPr>
+          <w:rFonts w:ascii="Times New Roman" w:hAnsi="Times New Roman" w:cs="Times New Roman"/>
+          <w:sz w:val="28"/>
+          <w:szCs w:val="28"/>
+        </w:rPr>
+        <w:t xml:space="preserve"> </w:t>
+      </w:r>
+      <w:r>
+        <w:rPr>
+          <w:rFonts w:ascii="Times New Roman" w:hAnsi="Times New Roman" w:cs="Times New Roman"/>
+          <w:sz w:val="28"/>
+          <w:szCs w:val="28"/>
+        </w:rPr>
+        <w:t>What is slow moving air?</w:t>
       </w:r>
     </w:p>
     <w:p>
       <w:pPr>
         <w:ind w:left="288"/>
+        <w:rPr>
+          <w:rFonts w:ascii="Times New Roman" w:hAnsi="Times New Roman" w:cs="Times New Roman"/>
+          <w:sz w:val="28"/>
+          <w:szCs w:val="28"/>
+        </w:rPr>
       </w:pPr>
       <w:proofErr w:type="spellStart"/>
       <w:r>
-        <w:t>i.</w:t>
-      </w:r>
-      <w:r>
-        <w:t>Wind</w:t>
+        <w:rPr>
+          <w:rFonts w:ascii="Times New Roman" w:hAnsi="Times New Roman" w:cs="Times New Roman"/>
+          <w:sz w:val="28"/>
+          <w:szCs w:val="28"/>
+        </w:rPr>
+        <w:t>i</w:t>
       </w:r>
       <w:proofErr w:type="spellEnd"/>
       <w:r>
-        <w:t xml:space="preserve">.        </w:t>
-      </w:r>
-      <w:r>
+        <w:rPr>
+          <w:rFonts w:ascii="Times New Roman" w:hAnsi="Times New Roman" w:cs="Times New Roman"/>
+          <w:sz w:val="28"/>
+          <w:szCs w:val="28"/>
+        </w:rPr>
+        <w:t>.</w:t>
+      </w:r>
+      <w:r>
+        <w:rPr>
+          <w:rFonts w:ascii="Times New Roman" w:hAnsi="Times New Roman" w:cs="Times New Roman"/>
+          <w:sz w:val="28"/>
+          <w:szCs w:val="28"/>
+        </w:rPr>
+        <w:t xml:space="preserve"> </w:t>
+      </w:r>
+      <w:r>
+        <w:rPr>
+          <w:rFonts w:ascii="Times New Roman" w:hAnsi="Times New Roman" w:cs="Times New Roman"/>
+          <w:sz w:val="28"/>
+          <w:szCs w:val="28"/>
+        </w:rPr>
+        <w:t xml:space="preserve">Wind.        </w:t>
+      </w:r>
+      <w:r>
+        <w:rPr>
+          <w:rFonts w:ascii="Times New Roman" w:hAnsi="Times New Roman" w:cs="Times New Roman"/>
+          <w:sz w:val="28"/>
+          <w:szCs w:val="28"/>
+        </w:rPr>
         <w:t xml:space="preserve">                  </w:t>
       </w:r>
       <w:r>
-        <w:t xml:space="preserve">        </w:t>
-      </w:r>
-      <w:r>
+        <w:rPr>
+          <w:rFonts w:ascii="Times New Roman" w:hAnsi="Times New Roman" w:cs="Times New Roman"/>
+          <w:sz w:val="28"/>
+          <w:szCs w:val="28"/>
+        </w:rPr>
+        <w:t xml:space="preserve">   </w:t>
+      </w:r>
+      <w:r>
+        <w:rPr>
+          <w:rFonts w:ascii="Times New Roman" w:hAnsi="Times New Roman" w:cs="Times New Roman"/>
+          <w:sz w:val="28"/>
+          <w:szCs w:val="28"/>
+        </w:rPr>
+        <w:tab/>
+      </w:r>
+      <w:r>
+        <w:rPr>
+          <w:rFonts w:ascii="Times New Roman" w:hAnsi="Times New Roman" w:cs="Times New Roman"/>
+          <w:sz w:val="28"/>
+          <w:szCs w:val="28"/>
+        </w:rPr>
+        <w:t xml:space="preserve">     </w:t>
+      </w:r>
+      <w:r>
+        <w:rPr>
+          <w:rFonts w:ascii="Times New Roman" w:hAnsi="Times New Roman" w:cs="Times New Roman"/>
+          <w:sz w:val="28"/>
+          <w:szCs w:val="28"/>
+        </w:rPr>
         <w:t>ii.</w:t>
       </w:r>
       <w:r>
+        <w:rPr>
+          <w:rFonts w:ascii="Times New Roman" w:hAnsi="Times New Roman" w:cs="Times New Roman"/>
+          <w:sz w:val="28"/>
+          <w:szCs w:val="28"/>
+        </w:rPr>
         <w:t xml:space="preserve"> Breeze.       </w:t>
       </w:r>
       <w:r>
+        <w:rPr>
+          <w:rFonts w:ascii="Times New Roman" w:hAnsi="Times New Roman" w:cs="Times New Roman"/>
+          <w:sz w:val="28"/>
+          <w:szCs w:val="28"/>
+        </w:rPr>
         <w:t xml:space="preserve">                     </w:t>
       </w:r>
       <w:r>
-        <w:t xml:space="preserve">       </w:t>
-      </w:r>
-      <w:proofErr w:type="spellStart"/>
-      <w:r>
+        <w:rPr>
+          <w:rFonts w:ascii="Times New Roman" w:hAnsi="Times New Roman" w:cs="Times New Roman"/>
+          <w:sz w:val="28"/>
+          <w:szCs w:val="28"/>
+        </w:rPr>
+        <w:t xml:space="preserve">    </w:t>
+      </w:r>
+      <w:r>
+        <w:rPr>
+          <w:rFonts w:ascii="Times New Roman" w:hAnsi="Times New Roman" w:cs="Times New Roman"/>
+          <w:sz w:val="28"/>
+          <w:szCs w:val="28"/>
+        </w:rPr>
+        <w:tab/>
+      </w:r>
+      <w:r>
+        <w:rPr>
+          <w:rFonts w:ascii="Times New Roman" w:hAnsi="Times New Roman" w:cs="Times New Roman"/>
+          <w:sz w:val="28"/>
+          <w:szCs w:val="28"/>
+        </w:rPr>
+        <w:t xml:space="preserve">   </w:t>
+      </w:r>
+      <w:r>
+        <w:rPr>
+          <w:rFonts w:ascii="Times New Roman" w:hAnsi="Times New Roman" w:cs="Times New Roman"/>
+          <w:sz w:val="28"/>
+          <w:szCs w:val="28"/>
+        </w:rPr>
         <w:t>iii.</w:t>
       </w:r>
       <w:r>
+        <w:rPr>
+          <w:rFonts w:ascii="Times New Roman" w:hAnsi="Times New Roman" w:cs="Times New Roman"/>
+          <w:sz w:val="28"/>
+          <w:szCs w:val="28"/>
+        </w:rPr>
+        <w:t xml:space="preserve"> </w:t>
+      </w:r>
+      <w:r>
+        <w:rPr>
+          <w:rFonts w:ascii="Times New Roman" w:hAnsi="Times New Roman" w:cs="Times New Roman"/>
+          <w:sz w:val="28"/>
+          <w:szCs w:val="28"/>
+        </w:rPr>
         <w:t>Storm</w:t>
       </w:r>
-      <w:proofErr w:type="spellEnd"/>
     </w:p>
     <w:p>
       <w:pPr>
         <w:ind w:left="288"/>
+        <w:rPr>
+          <w:rFonts w:ascii="Times New Roman" w:hAnsi="Times New Roman" w:cs="Times New Roman"/>
+          <w:sz w:val="28"/>
+          <w:szCs w:val="28"/>
+        </w:rPr>
       </w:pPr>
-      <w:proofErr w:type="spellStart"/>
-      <w:proofErr w:type="gramStart"/>
-      <w:r>
+      <w:r>
+        <w:rPr>
+          <w:rFonts w:ascii="Times New Roman" w:hAnsi="Times New Roman" w:cs="Times New Roman"/>
+          <w:sz w:val="28"/>
+          <w:szCs w:val="28"/>
+        </w:rPr>
         <w:t>b.</w:t>
       </w:r>
       <w:r>
-        <w:t>Which</w:t>
-      </w:r>
-      <w:proofErr w:type="spellEnd"/>
-      <w:proofErr w:type="gramEnd"/>
-      <w:r>
-        <w:t xml:space="preserve"> machine works with the help of the moving water?</w:t>
+        <w:rPr>
+          <w:rFonts w:ascii="Times New Roman" w:hAnsi="Times New Roman" w:cs="Times New Roman"/>
+          <w:sz w:val="28"/>
+          <w:szCs w:val="28"/>
+        </w:rPr>
+        <w:t xml:space="preserve"> </w:t>
+      </w:r>
+      <w:r>
+        <w:rPr>
+          <w:rFonts w:ascii="Times New Roman" w:hAnsi="Times New Roman" w:cs="Times New Roman"/>
+          <w:sz w:val="28"/>
+          <w:szCs w:val="28"/>
+        </w:rPr>
+        <w:t>Which machine works with the help of the moving water?</w:t>
       </w:r>
     </w:p>
     <w:p>
       <w:pPr>
         <w:ind w:left="288"/>
+        <w:rPr>
+          <w:rFonts w:ascii="Times New Roman" w:hAnsi="Times New Roman" w:cs="Times New Roman"/>
+          <w:sz w:val="28"/>
+          <w:szCs w:val="28"/>
+        </w:rPr>
       </w:pPr>
       <w:proofErr w:type="spellStart"/>
       <w:r>
-        <w:t>i.</w:t>
-      </w:r>
-      <w:r>
-        <w:t>Aeroplane</w:t>
+        <w:rPr>
+          <w:rFonts w:ascii="Times New Roman" w:hAnsi="Times New Roman" w:cs="Times New Roman"/>
+          <w:sz w:val="28"/>
+          <w:szCs w:val="28"/>
+        </w:rPr>
+        <w:t>i</w:t>
       </w:r>
       <w:proofErr w:type="spellEnd"/>
       <w:r>
-        <w:t xml:space="preserve">.      </w:t>
-      </w:r>
-      <w:r>
-        <w:t xml:space="preserve">              </w:t>
-      </w:r>
-      <w:r>
+        <w:rPr>
+          <w:rFonts w:ascii="Times New Roman" w:hAnsi="Times New Roman" w:cs="Times New Roman"/>
+          <w:sz w:val="28"/>
+          <w:szCs w:val="28"/>
+        </w:rPr>
+        <w:t>.</w:t>
+      </w:r>
+      <w:r>
+        <w:rPr>
+          <w:rFonts w:ascii="Times New Roman" w:hAnsi="Times New Roman" w:cs="Times New Roman"/>
+          <w:sz w:val="28"/>
+          <w:szCs w:val="28"/>
+        </w:rPr>
+        <w:t xml:space="preserve"> </w:t>
+      </w:r>
+      <w:r>
+        <w:rPr>
+          <w:rFonts w:ascii="Times New Roman" w:hAnsi="Times New Roman" w:cs="Times New Roman"/>
+          <w:sz w:val="28"/>
+          <w:szCs w:val="28"/>
+        </w:rPr>
+        <w:t xml:space="preserve">Aeroplane.      </w:t>
+      </w:r>
+      <w:r>
+        <w:rPr>
+          <w:rFonts w:ascii="Times New Roman" w:hAnsi="Times New Roman" w:cs="Times New Roman"/>
+          <w:sz w:val="28"/>
+          <w:szCs w:val="28"/>
+        </w:rPr>
+        <w:t xml:space="preserve">            </w:t>
+      </w:r>
+      <w:r>
+        <w:rPr>
+          <w:rFonts w:ascii="Times New Roman" w:hAnsi="Times New Roman" w:cs="Times New Roman"/>
+          <w:sz w:val="28"/>
+          <w:szCs w:val="28"/>
+        </w:rPr>
+        <w:tab/>
+      </w:r>
+      <w:r>
+        <w:rPr>
+          <w:rFonts w:ascii="Times New Roman" w:hAnsi="Times New Roman" w:cs="Times New Roman"/>
+          <w:sz w:val="28"/>
+          <w:szCs w:val="28"/>
+        </w:rPr>
+        <w:t xml:space="preserve">  </w:t>
+      </w:r>
+      <w:r>
+        <w:rPr>
+          <w:rFonts w:ascii="Times New Roman" w:hAnsi="Times New Roman" w:cs="Times New Roman"/>
+          <w:sz w:val="28"/>
+          <w:szCs w:val="28"/>
+        </w:rPr>
+        <w:t xml:space="preserve">   </w:t>
+      </w:r>
+      <w:r>
+        <w:rPr>
+          <w:rFonts w:ascii="Times New Roman" w:hAnsi="Times New Roman" w:cs="Times New Roman"/>
+          <w:sz w:val="28"/>
+          <w:szCs w:val="28"/>
+        </w:rPr>
+        <w:t>ii.</w:t>
+      </w:r>
+      <w:r>
+        <w:rPr>
+          <w:rFonts w:ascii="Times New Roman" w:hAnsi="Times New Roman" w:cs="Times New Roman"/>
+          <w:sz w:val="28"/>
+          <w:szCs w:val="28"/>
+        </w:rPr>
+        <w:t xml:space="preserve"> Rocket.   </w:t>
+      </w:r>
+      <w:r>
+        <w:rPr>
+          <w:rFonts w:ascii="Times New Roman" w:hAnsi="Times New Roman" w:cs="Times New Roman"/>
+          <w:sz w:val="28"/>
+          <w:szCs w:val="28"/>
+        </w:rPr>
+        <w:t xml:space="preserve">                        </w:t>
+      </w:r>
+      <w:r>
+        <w:rPr>
+          <w:rFonts w:ascii="Times New Roman" w:hAnsi="Times New Roman" w:cs="Times New Roman"/>
+          <w:sz w:val="28"/>
+          <w:szCs w:val="28"/>
+        </w:rPr>
         <w:t xml:space="preserve">     </w:t>
       </w:r>
       <w:r>
-        <w:t>ii.</w:t>
-      </w:r>
-      <w:r>
-        <w:t xml:space="preserve"> Rocket.   </w:t>
-      </w:r>
-      <w:r>
-        <w:t xml:space="preserve">                        </w:t>
-      </w:r>
-      <w:r>
-        <w:t xml:space="preserve">       </w:t>
-      </w:r>
-      <w:r>
+        <w:rPr>
+          <w:rFonts w:ascii="Times New Roman" w:hAnsi="Times New Roman" w:cs="Times New Roman"/>
+          <w:sz w:val="28"/>
+          <w:szCs w:val="28"/>
+        </w:rPr>
+        <w:tab/>
+      </w:r>
+      <w:r>
+        <w:rPr>
+          <w:rFonts w:ascii="Times New Roman" w:hAnsi="Times New Roman" w:cs="Times New Roman"/>
+          <w:sz w:val="28"/>
+          <w:szCs w:val="28"/>
+        </w:rPr>
+        <w:t xml:space="preserve">  </w:t>
+      </w:r>
+      <w:r>
+        <w:rPr>
+          <w:rFonts w:ascii="Times New Roman" w:hAnsi="Times New Roman" w:cs="Times New Roman"/>
+          <w:sz w:val="28"/>
+          <w:szCs w:val="28"/>
+        </w:rPr>
         <w:t xml:space="preserve"> iii.</w:t>
       </w:r>
       <w:r>
+        <w:rPr>
+          <w:rFonts w:ascii="Times New Roman" w:hAnsi="Times New Roman" w:cs="Times New Roman"/>
+          <w:sz w:val="28"/>
+          <w:szCs w:val="28"/>
+        </w:rPr>
         <w:t xml:space="preserve"> Turbine </w:t>
       </w:r>
     </w:p>
     <w:p>
       <w:pPr>
         <w:ind w:left="288"/>
+        <w:rPr>
+          <w:rFonts w:ascii="Times New Roman" w:hAnsi="Times New Roman" w:cs="Times New Roman"/>
+          <w:sz w:val="28"/>
+          <w:szCs w:val="28"/>
+        </w:rPr>
       </w:pPr>
-      <w:proofErr w:type="spellStart"/>
-      <w:r>
+      <w:r>
+        <w:rPr>
+          <w:rFonts w:ascii="Times New Roman" w:hAnsi="Times New Roman" w:cs="Times New Roman"/>
+          <w:sz w:val="28"/>
+          <w:szCs w:val="28"/>
+        </w:rPr>
         <w:t>c.</w:t>
       </w:r>
       <w:r>
-        <w:t>Which</w:t>
-      </w:r>
-      <w:proofErr w:type="spellEnd"/>
-      <w:r>
-        <w:t xml:space="preserve"> one is sinking object?</w:t>
+        <w:rPr>
+          <w:rFonts w:ascii="Times New Roman" w:hAnsi="Times New Roman" w:cs="Times New Roman"/>
+          <w:sz w:val="28"/>
+          <w:szCs w:val="28"/>
+        </w:rPr>
+        <w:t xml:space="preserve"> </w:t>
+      </w:r>
+      <w:r>
+        <w:rPr>
+          <w:rFonts w:ascii="Times New Roman" w:hAnsi="Times New Roman" w:cs="Times New Roman"/>
+          <w:sz w:val="28"/>
+          <w:szCs w:val="28"/>
+        </w:rPr>
+        <w:t>Which one is sinking object?</w:t>
       </w:r>
     </w:p>
     <w:p>
       <w:pPr>
         <w:ind w:left="288"/>
+        <w:rPr>
+          <w:rFonts w:ascii="Times New Roman" w:hAnsi="Times New Roman" w:cs="Times New Roman"/>
+          <w:sz w:val="28"/>
+          <w:szCs w:val="28"/>
+        </w:rPr>
       </w:pPr>
       <w:proofErr w:type="spellStart"/>
       <w:r>
+        <w:rPr>
+          <w:rFonts w:ascii="Times New Roman" w:hAnsi="Times New Roman" w:cs="Times New Roman"/>
+          <w:sz w:val="28"/>
+          <w:szCs w:val="28"/>
+        </w:rPr>
+        <w:t>i</w:t>
+      </w:r>
+      <w:proofErr w:type="spellEnd"/>
+      <w:r>
+        <w:rPr>
+          <w:rFonts w:ascii="Times New Roman" w:hAnsi="Times New Roman" w:cs="Times New Roman"/>
+          <w:sz w:val="28"/>
+          <w:szCs w:val="28"/>
+        </w:rPr>
+        <w:t>.</w:t>
+      </w:r>
+      <w:r>
+        <w:rPr>
+          <w:rFonts w:ascii="Times New Roman" w:hAnsi="Times New Roman" w:cs="Times New Roman"/>
+          <w:sz w:val="28"/>
+          <w:szCs w:val="28"/>
+        </w:rPr>
+        <w:t xml:space="preserve"> </w:t>
+      </w:r>
+      <w:r>
+        <w:rPr>
+          <w:rFonts w:ascii="Times New Roman" w:hAnsi="Times New Roman" w:cs="Times New Roman"/>
+          <w:sz w:val="28"/>
+          <w:szCs w:val="28"/>
+        </w:rPr>
+        <w:t xml:space="preserve">Metal coin.         </w:t>
+      </w:r>
+      <w:r>
+        <w:rPr>
+          <w:rFonts w:ascii="Times New Roman" w:hAnsi="Times New Roman" w:cs="Times New Roman"/>
+          <w:sz w:val="28"/>
+          <w:szCs w:val="28"/>
+        </w:rPr>
+        <w:t xml:space="preserve">             </w:t>
+      </w:r>
+      <w:r>
+        <w:rPr>
+          <w:rFonts w:ascii="Times New Roman" w:hAnsi="Times New Roman" w:cs="Times New Roman"/>
+          <w:sz w:val="28"/>
+          <w:szCs w:val="28"/>
+        </w:rPr>
+        <w:t xml:space="preserve"> </w:t>
+      </w:r>
+      <w:r>
+        <w:rPr>
+          <w:rFonts w:ascii="Times New Roman" w:hAnsi="Times New Roman" w:cs="Times New Roman"/>
+          <w:sz w:val="28"/>
+          <w:szCs w:val="28"/>
+        </w:rPr>
+        <w:tab/>
+        <w:t xml:space="preserve">    </w:t>
+      </w:r>
+      <w:r>
+        <w:rPr>
+          <w:rFonts w:ascii="Times New Roman" w:hAnsi="Times New Roman" w:cs="Times New Roman"/>
+          <w:sz w:val="28"/>
+          <w:szCs w:val="28"/>
+        </w:rPr>
+        <w:t xml:space="preserve"> </w:t>
+      </w:r>
+      <w:r>
+        <w:rPr>
+          <w:rFonts w:ascii="Times New Roman" w:hAnsi="Times New Roman" w:cs="Times New Roman"/>
+          <w:sz w:val="28"/>
+          <w:szCs w:val="28"/>
+        </w:rPr>
+        <w:t>i</w:t>
+      </w:r>
+      <w:r>
+        <w:rPr>
+          <w:rFonts w:ascii="Times New Roman" w:hAnsi="Times New Roman" w:cs="Times New Roman"/>
+          <w:sz w:val="28"/>
+          <w:szCs w:val="28"/>
+        </w:rPr>
         <w:t>i.</w:t>
       </w:r>
       <w:r>
-        <w:t>Metal</w:t>
-      </w:r>
-      <w:proofErr w:type="spellEnd"/>
-      <w:r>
-        <w:t xml:space="preserve"> coin.         </w:t>
-      </w:r>
-      <w:r>
-        <w:t xml:space="preserve">             </w:t>
-      </w:r>
-      <w:r>
+        <w:rPr>
+          <w:rFonts w:ascii="Times New Roman" w:hAnsi="Times New Roman" w:cs="Times New Roman"/>
+          <w:sz w:val="28"/>
+          <w:szCs w:val="28"/>
+        </w:rPr>
+        <w:t xml:space="preserve"> Leaf.     </w:t>
+      </w:r>
+      <w:r>
+        <w:rPr>
+          <w:rFonts w:ascii="Times New Roman" w:hAnsi="Times New Roman" w:cs="Times New Roman"/>
+          <w:sz w:val="28"/>
+          <w:szCs w:val="28"/>
+        </w:rPr>
+        <w:t xml:space="preserve">                           </w:t>
+      </w:r>
+      <w:r>
+        <w:rPr>
+          <w:rFonts w:ascii="Times New Roman" w:hAnsi="Times New Roman" w:cs="Times New Roman"/>
+          <w:sz w:val="28"/>
+          <w:szCs w:val="28"/>
+        </w:rPr>
+        <w:t xml:space="preserve">  </w:t>
+      </w:r>
+      <w:r>
+        <w:rPr>
+          <w:rFonts w:ascii="Times New Roman" w:hAnsi="Times New Roman" w:cs="Times New Roman"/>
+          <w:sz w:val="28"/>
+          <w:szCs w:val="28"/>
+        </w:rPr>
+        <w:tab/>
+      </w:r>
+      <w:r>
+        <w:rPr>
+          <w:rFonts w:ascii="Times New Roman" w:hAnsi="Times New Roman" w:cs="Times New Roman"/>
+          <w:sz w:val="28"/>
+          <w:szCs w:val="28"/>
+        </w:rPr>
         <w:t xml:space="preserve">   </w:t>
       </w:r>
-      <w:proofErr w:type="spellStart"/>
-      <w:r>
-        <w:t>Ii</w:t>
-      </w:r>
-      <w:proofErr w:type="spellEnd"/>
-      <w:r>
-        <w:t>.</w:t>
-      </w:r>
-      <w:r>
-        <w:t xml:space="preserve"> Leaf.     </w:t>
-      </w:r>
-      <w:r>
-        <w:t xml:space="preserve">                           </w:t>
-      </w:r>
-      <w:r>
-        <w:t xml:space="preserve">       </w:t>
-      </w:r>
-      <w:proofErr w:type="spellStart"/>
-      <w:r>
+      <w:r>
+        <w:rPr>
+          <w:rFonts w:ascii="Times New Roman" w:hAnsi="Times New Roman" w:cs="Times New Roman"/>
+          <w:sz w:val="28"/>
+          <w:szCs w:val="28"/>
+        </w:rPr>
         <w:t>iii.</w:t>
       </w:r>
       <w:r>
-        <w:t>Paper</w:t>
-      </w:r>
-      <w:proofErr w:type="spellEnd"/>
-      <w:r>
-        <w:t xml:space="preserve"> boat</w:t>
+        <w:rPr>
+          <w:rFonts w:ascii="Times New Roman" w:hAnsi="Times New Roman" w:cs="Times New Roman"/>
+          <w:sz w:val="28"/>
+          <w:szCs w:val="28"/>
+        </w:rPr>
+        <w:t xml:space="preserve"> </w:t>
+      </w:r>
+      <w:r>
+        <w:rPr>
+          <w:rFonts w:ascii="Times New Roman" w:hAnsi="Times New Roman" w:cs="Times New Roman"/>
+          <w:sz w:val="28"/>
+          <w:szCs w:val="28"/>
+        </w:rPr>
+        <w:t>Paper boat</w:t>
       </w:r>
     </w:p>
     <w:p>
       <w:pPr>
         <w:rPr>
-          <w:b/>
-          <w:bCs/>
+          <w:rFonts w:ascii="Times New Roman" w:hAnsi="Times New Roman" w:cs="Times New Roman"/>
+          <w:b/>
+          <w:bCs/>
+          <w:sz w:val="28"/>
+          <w:szCs w:val="28"/>
         </w:rPr>
       </w:pPr>
       <w:r>
         <w:rPr>
-          <w:b/>
-          <w:bCs/>
-        </w:rPr>
-        <w:t>2.</w:t>
-      </w:r>
-      <w:r>
-        <w:rPr>
-          <w:b/>
-          <w:bCs/>
-        </w:rPr>
-        <w:t xml:space="preserve">Write “T” for true and “F” for false </w:t>
-      </w:r>
-      <w:proofErr w:type="gramStart"/>
-      <w:r>
-        <w:rPr>
-          <w:b/>
-          <w:bCs/>
-        </w:rPr>
-        <w:t>statement.</w:t>
-      </w:r>
-      <w:r>
-        <w:rPr>
-          <w:b/>
-          <w:bCs/>
-        </w:rPr>
-        <w:t>(</w:t>
-      </w:r>
-      <w:proofErr w:type="gramEnd"/>
-      <w:r>
-        <w:rPr>
-          <w:b/>
-          <w:bCs/>
-        </w:rPr>
-        <w:t xml:space="preserve"> 3</w:t>
-      </w:r>
-      <w:r>
-        <w:rPr>
-          <w:b/>
-          <w:bCs/>
-        </w:rPr>
-        <w:t>×1=3)</w:t>
-      </w:r>
-    </w:p>
-    <w:p>
-      <w:pPr>
-        <w:ind w:left="288"/>
-      </w:pPr>
-      <w:r>
-        <w:rPr>
+          <w:rFonts w:ascii="Times New Roman" w:hAnsi="Times New Roman" w:cs="Times New Roman"/>
           <w:noProof/>
+          <w:sz w:val="28"/>
+          <w:szCs w:val="28"/>
         </w:rPr>
         <mc:AlternateContent>
           <mc:Choice Requires="wps">
             <w:drawing>
-              <wp:anchor distT="0" distB="0" distL="114300" distR="114300" simplePos="0" relativeHeight="251721216" behindDoc="0" locked="0" layoutInCell="1" allowOverlap="1" wp14:anchorId="4AFD9340" wp14:editId="54E87D3E">
+              <wp:anchor distT="0" distB="0" distL="114300" distR="114300" simplePos="0" relativeHeight="251721216" behindDoc="0" locked="0" layoutInCell="1" allowOverlap="1" wp14:anchorId="4AFD9340" wp14:editId="0CA057C5">
                 <wp:simplePos x="0" y="0"/>
                 <wp:positionH relativeFrom="column">
-                  <wp:posOffset>3377565</wp:posOffset>
+                  <wp:posOffset>4034790</wp:posOffset>
                 </wp:positionH>
                 <wp:positionV relativeFrom="paragraph">
-                  <wp:posOffset>4606</wp:posOffset>
+                  <wp:posOffset>342900</wp:posOffset>
                 </wp:positionV>
                 <wp:extent cx="402609" cy="252484"/>
                 <wp:effectExtent l="0" t="0" r="16510" b="14605"/>
@@ -360,121 +1804,176 @@
           </mc:Choice>
           <mc:Fallback>
             <w:pict>
-              <v:shapetype w14:anchorId="1B460FA0" id="_x0000_t109" coordsize="21600,21600" o:spt="109" path="m,l,21600r21600,l21600,xe">
+              <v:shapetype w14:anchorId="78A7A8A3" id="_x0000_t109" coordsize="21600,21600" o:spt="109" path="m,l,21600r21600,l21600,xe">
                 <v:stroke joinstyle="miter"/>
                 <v:path gradientshapeok="t" o:connecttype="rect"/>
               </v:shapetype>
-              <v:shape id="Flowchart: Process 15" o:spid="_x0000_s1026" type="#_x0000_t109" style="position:absolute;margin-left:265.95pt;margin-top:.35pt;width:31.7pt;height:19.9pt;z-index:251721216;visibility:visible;mso-wrap-style:square;mso-wrap-distance-left:9pt;mso-wrap-distance-top:0;mso-wrap-distance-right:9pt;mso-wrap-distance-bottom:0;mso-position-horizontal:absolute;mso-position-horizontal-relative:text;mso-position-vertical:absolute;mso-position-vertical-relative:text;v-text-anchor:middle" o:gfxdata="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" filled="f" strokecolor="black [3213]" strokeweight="1pt"/>
+              <v:shape id="Flowchart: Process 15" o:spid="_x0000_s1026" type="#_x0000_t109" style="position:absolute;margin-left:317.7pt;margin-top:27pt;width:31.7pt;height:19.9pt;z-index:251721216;visibility:visible;mso-wrap-style:square;mso-wrap-distance-left:9pt;mso-wrap-distance-top:0;mso-wrap-distance-right:9pt;mso-wrap-distance-bottom:0;mso-position-horizontal:absolute;mso-position-horizontal-relative:text;mso-position-vertical:absolute;mso-position-vertical-relative:text;v-text-anchor:middle" o:gfxdata="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" filled="f" strokecolor="black [3213]" strokeweight="1pt"/>
             </w:pict>
           </mc:Fallback>
         </mc:AlternateContent>
       </w:r>
       <w:r>
         <w:rPr>
-          <w:noProof/>
-        </w:rPr>
-        <mc:AlternateContent>
-          <mc:Choice Requires="wps">
-            <w:drawing>
-              <wp:anchor distT="0" distB="0" distL="114300" distR="114300" simplePos="0" relativeHeight="251727360" behindDoc="0" locked="0" layoutInCell="1" allowOverlap="1" wp14:anchorId="450A371D" wp14:editId="4112A0C0">
-                <wp:simplePos x="0" y="0"/>
-                <wp:positionH relativeFrom="column">
-                  <wp:posOffset>2014798</wp:posOffset>
-                </wp:positionH>
-                <wp:positionV relativeFrom="paragraph">
-                  <wp:posOffset>279570</wp:posOffset>
-                </wp:positionV>
-                <wp:extent cx="402609" cy="252484"/>
-                <wp:effectExtent l="0" t="0" r="16510" b="14605"/>
-                <wp:wrapNone/>
-                <wp:docPr id="17" name="Flowchart: Process 17"/>
-                <wp:cNvGraphicFramePr/>
-                <a:graphic xmlns:a="http://schemas.openxmlformats.org/drawingml/2006/main">
-                  <a:graphicData uri="http://schemas.microsoft.com/office/word/2010/wordprocessingShape">
-                    <wps:wsp>
-                      <wps:cNvSpPr/>
-                      <wps:spPr>
-                        <a:xfrm>
-                          <a:off x="0" y="0"/>
-                          <a:ext cx="402609" cy="252484"/>
-                        </a:xfrm>
-                        <a:prstGeom prst="flowChartProcess">
-                          <a:avLst/>
-                        </a:prstGeom>
-                        <a:noFill/>
-                        <a:ln>
-                          <a:solidFill>
-                            <a:schemeClr val="tx1"/>
-                          </a:solidFill>
-                        </a:ln>
-                      </wps:spPr>
-                      <wps:style>
-                        <a:lnRef idx="2">
-                          <a:schemeClr val="accent1">
-                            <a:shade val="50000"/>
-                          </a:schemeClr>
-                        </a:lnRef>
-                        <a:fillRef idx="1">
-                          <a:schemeClr val="accent1"/>
-                        </a:fillRef>
-                        <a:effectRef idx="0">
-                          <a:schemeClr val="accent1"/>
-                        </a:effectRef>
-                        <a:fontRef idx="minor">
-                          <a:schemeClr val="lt1"/>
-                        </a:fontRef>
-                      </wps:style>
-                      <wps:bodyPr rot="0" spcFirstLastPara="0" vertOverflow="overflow" horzOverflow="overflow" vert="horz" wrap="square" lIns="91440" tIns="45720" rIns="91440" bIns="45720" numCol="1" spcCol="0" rtlCol="0" fromWordArt="0" anchor="ctr" anchorCtr="0" forceAA="0" compatLnSpc="1">
-                        <a:prstTxWarp prst="textNoShape">
-                          <a:avLst/>
-                        </a:prstTxWarp>
-                        <a:noAutofit/>
-                      </wps:bodyPr>
-                    </wps:wsp>
-                  </a:graphicData>
-                </a:graphic>
-              </wp:anchor>
-            </w:drawing>
-          </mc:Choice>
-          <mc:Fallback>
-            <w:pict>
-              <v:shape w14:anchorId="513236A4" id="Flowchart: Process 17" o:spid="_x0000_s1026" type="#_x0000_t109" style="position:absolute;margin-left:158.65pt;margin-top:22pt;width:31.7pt;height:19.9pt;z-index:251727360;visibility:visible;mso-wrap-style:square;mso-wrap-distance-left:9pt;mso-wrap-distance-top:0;mso-wrap-distance-right:9pt;mso-wrap-distance-bottom:0;mso-position-horizontal:absolute;mso-position-horizontal-relative:text;mso-position-vertical:absolute;mso-position-vertical-relative:text;v-text-anchor:middle" o:gfxdata="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" filled="f" strokecolor="black [3213]" strokeweight="1pt"/>
-            </w:pict>
-          </mc:Fallback>
-        </mc:AlternateContent>
-      </w:r>
-      <w:proofErr w:type="spellStart"/>
-      <w:proofErr w:type="gramStart"/>
-      <w:r>
-        <w:t>a.</w:t>
-      </w:r>
-      <w:r>
-        <w:t>Always</w:t>
-      </w:r>
-      <w:proofErr w:type="spellEnd"/>
-      <w:proofErr w:type="gramEnd"/>
-      <w:r>
-        <w:t xml:space="preserve"> cross the road through the zebra crossing.</w:t>
+          <w:rFonts w:ascii="Times New Roman" w:hAnsi="Times New Roman" w:cs="Times New Roman"/>
+          <w:b/>
+          <w:bCs/>
+          <w:sz w:val="28"/>
+          <w:szCs w:val="28"/>
+        </w:rPr>
+        <w:t>2.</w:t>
+      </w:r>
+      <w:r>
+        <w:rPr>
+          <w:rFonts w:ascii="Times New Roman" w:hAnsi="Times New Roman" w:cs="Times New Roman"/>
+          <w:b/>
+          <w:bCs/>
+          <w:sz w:val="28"/>
+          <w:szCs w:val="28"/>
+        </w:rPr>
+        <w:t xml:space="preserve"> </w:t>
+      </w:r>
+      <w:r>
+        <w:rPr>
+          <w:rFonts w:ascii="Times New Roman" w:hAnsi="Times New Roman" w:cs="Times New Roman"/>
+          <w:b/>
+          <w:bCs/>
+          <w:sz w:val="28"/>
+          <w:szCs w:val="28"/>
+        </w:rPr>
+        <w:t>Write “T” for true and “F” for false statement.</w:t>
+      </w:r>
+      <w:r>
+        <w:rPr>
+          <w:rFonts w:ascii="Times New Roman" w:hAnsi="Times New Roman" w:cs="Times New Roman"/>
+          <w:b/>
+          <w:bCs/>
+          <w:sz w:val="28"/>
+          <w:szCs w:val="28"/>
+        </w:rPr>
+        <w:tab/>
+      </w:r>
+      <w:r>
+        <w:rPr>
+          <w:rFonts w:ascii="Times New Roman" w:hAnsi="Times New Roman" w:cs="Times New Roman"/>
+          <w:b/>
+          <w:bCs/>
+          <w:sz w:val="28"/>
+          <w:szCs w:val="28"/>
+        </w:rPr>
+        <w:tab/>
+      </w:r>
+      <w:r>
+        <w:rPr>
+          <w:rFonts w:ascii="Times New Roman" w:hAnsi="Times New Roman" w:cs="Times New Roman"/>
+          <w:b/>
+          <w:bCs/>
+          <w:sz w:val="28"/>
+          <w:szCs w:val="28"/>
+        </w:rPr>
+        <w:tab/>
+      </w:r>
+      <w:r>
+        <w:rPr>
+          <w:rFonts w:ascii="Times New Roman" w:hAnsi="Times New Roman" w:cs="Times New Roman"/>
+          <w:b/>
+          <w:bCs/>
+          <w:sz w:val="28"/>
+          <w:szCs w:val="28"/>
+        </w:rPr>
+        <w:tab/>
+      </w:r>
+      <w:r>
+        <w:rPr>
+          <w:rFonts w:ascii="Times New Roman" w:hAnsi="Times New Roman" w:cs="Times New Roman"/>
+          <w:b/>
+          <w:bCs/>
+          <w:sz w:val="28"/>
+          <w:szCs w:val="28"/>
+        </w:rPr>
+        <w:tab/>
+      </w:r>
+      <w:r>
+        <w:rPr>
+          <w:rFonts w:ascii="Times New Roman" w:hAnsi="Times New Roman" w:cs="Times New Roman"/>
+          <w:b/>
+          <w:bCs/>
+          <w:sz w:val="28"/>
+          <w:szCs w:val="28"/>
+        </w:rPr>
+        <w:t>(3</w:t>
+      </w:r>
+      <w:r>
+        <w:rPr>
+          <w:rFonts w:ascii="Times New Roman" w:hAnsi="Times New Roman" w:cs="Times New Roman"/>
+          <w:b/>
+          <w:bCs/>
+          <w:sz w:val="28"/>
+          <w:szCs w:val="28"/>
+        </w:rPr>
+        <w:t>×1=3)</w:t>
       </w:r>
     </w:p>
     <w:p>
       <w:pPr>
         <w:ind w:left="288"/>
+        <w:rPr>
+          <w:rFonts w:ascii="Times New Roman" w:hAnsi="Times New Roman" w:cs="Times New Roman"/>
+          <w:sz w:val="28"/>
+          <w:szCs w:val="28"/>
+        </w:rPr>
       </w:pPr>
       <w:r>
         <w:rPr>
+          <w:rFonts w:ascii="Times New Roman" w:hAnsi="Times New Roman" w:cs="Times New Roman"/>
+          <w:sz w:val="28"/>
+          <w:szCs w:val="28"/>
+        </w:rPr>
+        <w:t>a.</w:t>
+      </w:r>
+      <w:r>
+        <w:rPr>
+          <w:rFonts w:ascii="Times New Roman" w:hAnsi="Times New Roman" w:cs="Times New Roman"/>
+          <w:sz w:val="28"/>
+          <w:szCs w:val="28"/>
+        </w:rPr>
+        <w:t xml:space="preserve"> </w:t>
+      </w:r>
+      <w:r>
+        <w:rPr>
+          <w:rFonts w:ascii="Times New Roman" w:hAnsi="Times New Roman" w:cs="Times New Roman"/>
+          <w:sz w:val="28"/>
+          <w:szCs w:val="28"/>
+        </w:rPr>
+        <w:t>Always cross the road through the zebra crossing.</w:t>
+      </w:r>
+    </w:p>
+    <w:p>
+      <w:pPr>
+        <w:ind w:left="288"/>
+        <w:rPr>
+          <w:rFonts w:ascii="Times New Roman" w:hAnsi="Times New Roman" w:cs="Times New Roman"/>
+          <w:sz w:val="28"/>
+          <w:szCs w:val="28"/>
+        </w:rPr>
+      </w:pPr>
+      <w:r>
+        <w:rPr>
+          <w:rFonts w:ascii="Times New Roman" w:hAnsi="Times New Roman" w:cs="Times New Roman"/>
           <w:noProof/>
+          <w:sz w:val="28"/>
+          <w:szCs w:val="28"/>
         </w:rPr>
         <mc:AlternateContent>
           <mc:Choice Requires="wps">
             <w:drawing>
-              <wp:anchor distT="0" distB="0" distL="114300" distR="114300" simplePos="0" relativeHeight="251724288" behindDoc="0" locked="0" layoutInCell="1" allowOverlap="1" wp14:anchorId="227ED595" wp14:editId="66CBF3BF">
+              <wp:anchor distT="0" distB="0" distL="114300" distR="114300" simplePos="0" relativeHeight="251724288" behindDoc="0" locked="0" layoutInCell="1" allowOverlap="1" wp14:anchorId="227ED595" wp14:editId="6AD39CF8">
                 <wp:simplePos x="0" y="0"/>
                 <wp:positionH relativeFrom="column">
-                  <wp:posOffset>1822602</wp:posOffset>
+                  <wp:posOffset>2260600</wp:posOffset>
                 </wp:positionH>
                 <wp:positionV relativeFrom="paragraph">
-                  <wp:posOffset>262587</wp:posOffset>
+                  <wp:posOffset>309880</wp:posOffset>
                 </wp:positionV>
                 <wp:extent cx="402609" cy="252484"/>
                 <wp:effectExtent l="0" t="0" r="16510" b="14605"/>
@@ -530,127 +2029,177 @@
           </mc:Choice>
           <mc:Fallback>
             <w:pict>
-              <v:shape w14:anchorId="6F6A920F" id="Flowchart: Process 16" o:spid="_x0000_s1026" type="#_x0000_t109" style="position:absolute;margin-left:143.5pt;margin-top:20.7pt;width:31.7pt;height:19.9pt;z-index:251724288;visibility:visible;mso-wrap-style:square;mso-wrap-distance-left:9pt;mso-wrap-distance-top:0;mso-wrap-distance-right:9pt;mso-wrap-distance-bottom:0;mso-position-horizontal:absolute;mso-position-horizontal-relative:text;mso-position-vertical:absolute;mso-position-vertical-relative:text;v-text-anchor:middle" o:gfxdata="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" filled="f" strokecolor="black [3213]" strokeweight="1pt"/>
+              <v:shape w14:anchorId="4F2BE698" id="Flowchart: Process 16" o:spid="_x0000_s1026" type="#_x0000_t109" style="position:absolute;margin-left:178pt;margin-top:24.4pt;width:31.7pt;height:19.9pt;z-index:251724288;visibility:visible;mso-wrap-style:square;mso-wrap-distance-left:9pt;mso-wrap-distance-top:0;mso-wrap-distance-right:9pt;mso-wrap-distance-bottom:0;mso-position-horizontal:absolute;mso-position-horizontal-relative:text;mso-position-vertical:absolute;mso-position-vertical-relative:text;v-text-anchor:middle" o:gfxdata="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" filled="f" strokecolor="black [3213]" strokeweight="1pt"/>
             </w:pict>
           </mc:Fallback>
         </mc:AlternateContent>
       </w:r>
-      <w:proofErr w:type="spellStart"/>
-      <w:proofErr w:type="gramStart"/>
-      <w:r>
+      <w:r>
+        <w:rPr>
+          <w:rFonts w:ascii="Times New Roman" w:hAnsi="Times New Roman" w:cs="Times New Roman"/>
+          <w:noProof/>
+          <w:sz w:val="28"/>
+          <w:szCs w:val="28"/>
+        </w:rPr>
+        <mc:AlternateContent>
+          <mc:Choice Requires="wps">
+            <w:drawing>
+              <wp:anchor distT="0" distB="0" distL="114300" distR="114300" simplePos="0" relativeHeight="251727360" behindDoc="0" locked="0" layoutInCell="1" allowOverlap="1" wp14:anchorId="450A371D" wp14:editId="271B7959">
+                <wp:simplePos x="0" y="0"/>
+                <wp:positionH relativeFrom="column">
+                  <wp:posOffset>2428875</wp:posOffset>
+                </wp:positionH>
+                <wp:positionV relativeFrom="paragraph">
+                  <wp:posOffset>12700</wp:posOffset>
+                </wp:positionV>
+                <wp:extent cx="402590" cy="252095"/>
+                <wp:effectExtent l="0" t="0" r="16510" b="14605"/>
+                <wp:wrapNone/>
+                <wp:docPr id="17" name="Flowchart: Process 17"/>
+                <wp:cNvGraphicFramePr/>
+                <a:graphic xmlns:a="http://schemas.openxmlformats.org/drawingml/2006/main">
+                  <a:graphicData uri="http://schemas.microsoft.com/office/word/2010/wordprocessingShape">
+                    <wps:wsp>
+                      <wps:cNvSpPr/>
+                      <wps:spPr>
+                        <a:xfrm>
+                          <a:off x="0" y="0"/>
+                          <a:ext cx="402590" cy="252095"/>
+                        </a:xfrm>
+                        <a:prstGeom prst="flowChartProcess">
+                          <a:avLst/>
+                        </a:prstGeom>
+                        <a:noFill/>
+                        <a:ln>
+                          <a:solidFill>
+                            <a:schemeClr val="tx1"/>
+                          </a:solidFill>
+                        </a:ln>
+                      </wps:spPr>
+                      <wps:style>
+                        <a:lnRef idx="2">
+                          <a:schemeClr val="accent1">
+                            <a:shade val="50000"/>
+                          </a:schemeClr>
+                        </a:lnRef>
+                        <a:fillRef idx="1">
+                          <a:schemeClr val="accent1"/>
+                        </a:fillRef>
+                        <a:effectRef idx="0">
+                          <a:schemeClr val="accent1"/>
+                        </a:effectRef>
+                        <a:fontRef idx="minor">
+                          <a:schemeClr val="lt1"/>
+                        </a:fontRef>
+                      </wps:style>
+                      <wps:bodyPr rot="0" spcFirstLastPara="0" vertOverflow="overflow" horzOverflow="overflow" vert="horz" wrap="square" lIns="91440" tIns="45720" rIns="91440" bIns="45720" numCol="1" spcCol="0" rtlCol="0" fromWordArt="0" anchor="ctr" anchorCtr="0" forceAA="0" compatLnSpc="1">
+                        <a:prstTxWarp prst="textNoShape">
+                          <a:avLst/>
+                        </a:prstTxWarp>
+                        <a:noAutofit/>
+                      </wps:bodyPr>
+                    </wps:wsp>
+                  </a:graphicData>
+                </a:graphic>
+              </wp:anchor>
+            </w:drawing>
+          </mc:Choice>
+          <mc:Fallback>
+            <w:pict>
+              <v:shape w14:anchorId="0FCD4330" id="Flowchart: Process 17" o:spid="_x0000_s1026" type="#_x0000_t109" style="position:absolute;margin-left:191.25pt;margin-top:1pt;width:31.7pt;height:19.85pt;z-index:251727360;visibility:visible;mso-wrap-style:square;mso-wrap-distance-left:9pt;mso-wrap-distance-top:0;mso-wrap-distance-right:9pt;mso-wrap-distance-bottom:0;mso-position-horizontal:absolute;mso-position-horizontal-relative:text;mso-position-vertical:absolute;mso-position-vertical-relative:text;v-text-anchor:middle" o:gfxdata="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" filled="f" strokecolor="black [3213]" strokeweight="1pt"/>
+            </w:pict>
+          </mc:Fallback>
+        </mc:AlternateContent>
+      </w:r>
+      <w:r>
+        <w:rPr>
+          <w:rFonts w:ascii="Times New Roman" w:hAnsi="Times New Roman" w:cs="Times New Roman"/>
+          <w:sz w:val="28"/>
+          <w:szCs w:val="28"/>
+        </w:rPr>
         <w:t>b.</w:t>
       </w:r>
       <w:r>
-        <w:t>Snowfall</w:t>
-      </w:r>
-      <w:proofErr w:type="spellEnd"/>
-      <w:proofErr w:type="gramEnd"/>
-      <w:r>
-        <w:t xml:space="preserve"> occurs in summer.</w:t>
+        <w:rPr>
+          <w:rFonts w:ascii="Times New Roman" w:hAnsi="Times New Roman" w:cs="Times New Roman"/>
+          <w:sz w:val="28"/>
+          <w:szCs w:val="28"/>
+        </w:rPr>
+        <w:t xml:space="preserve"> </w:t>
+      </w:r>
+      <w:r>
+        <w:rPr>
+          <w:rFonts w:ascii="Times New Roman" w:hAnsi="Times New Roman" w:cs="Times New Roman"/>
+          <w:sz w:val="28"/>
+          <w:szCs w:val="28"/>
+        </w:rPr>
+        <w:t>Snowfall occurs in summer.</w:t>
       </w:r>
     </w:p>
     <w:p>
       <w:pPr>
         <w:ind w:left="288"/>
+        <w:rPr>
+          <w:rFonts w:ascii="Times New Roman" w:hAnsi="Times New Roman" w:cs="Times New Roman"/>
+          <w:sz w:val="28"/>
+          <w:szCs w:val="28"/>
+        </w:rPr>
       </w:pPr>
-      <w:proofErr w:type="spellStart"/>
-      <w:r>
+      <w:r>
+        <w:rPr>
+          <w:rFonts w:ascii="Times New Roman" w:hAnsi="Times New Roman" w:cs="Times New Roman"/>
+          <w:sz w:val="28"/>
+          <w:szCs w:val="28"/>
+        </w:rPr>
         <w:t>c.</w:t>
       </w:r>
       <w:r>
-        <w:t>Sugar</w:t>
-      </w:r>
-      <w:proofErr w:type="spellEnd"/>
-      <w:r>
-        <w:t xml:space="preserve"> is soluble in water.</w:t>
+        <w:rPr>
+          <w:rFonts w:ascii="Times New Roman" w:hAnsi="Times New Roman" w:cs="Times New Roman"/>
+          <w:sz w:val="28"/>
+          <w:szCs w:val="28"/>
+        </w:rPr>
+        <w:t xml:space="preserve"> </w:t>
+      </w:r>
+      <w:r>
+        <w:rPr>
+          <w:rFonts w:ascii="Times New Roman" w:hAnsi="Times New Roman" w:cs="Times New Roman"/>
+          <w:sz w:val="28"/>
+          <w:szCs w:val="28"/>
+        </w:rPr>
+        <w:t>Sugar is soluble in water.</w:t>
       </w:r>
     </w:p>
     <w:p>
       <w:pPr>
         <w:rPr>
-          <w:b/>
-          <w:bCs/>
+          <w:rFonts w:ascii="Times New Roman" w:hAnsi="Times New Roman" w:cs="Times New Roman"/>
+          <w:b/>
+          <w:bCs/>
+          <w:sz w:val="28"/>
+          <w:szCs w:val="28"/>
         </w:rPr>
       </w:pPr>
       <w:r>
         <w:rPr>
+          <w:rFonts w:ascii="Times New Roman" w:hAnsi="Times New Roman" w:cs="Times New Roman"/>
           <w:b/>
           <w:bCs/>
           <w:noProof/>
+          <w:sz w:val="28"/>
+          <w:szCs w:val="28"/>
         </w:rPr>
         <w:drawing>
-          <wp:anchor distT="0" distB="0" distL="114300" distR="114300" simplePos="0" relativeHeight="251593216" behindDoc="0" locked="0" layoutInCell="1" allowOverlap="1" wp14:anchorId="340165FA" wp14:editId="77C44074">
+          <wp:anchor distT="0" distB="0" distL="114300" distR="114300" simplePos="0" relativeHeight="251605504" behindDoc="0" locked="0" layoutInCell="1" allowOverlap="1" wp14:anchorId="5EB1126E" wp14:editId="3F6DB327">
             <wp:simplePos x="0" y="0"/>
             <wp:positionH relativeFrom="column">
-              <wp:posOffset>3179825</wp:posOffset>
+              <wp:posOffset>1933575</wp:posOffset>
             </wp:positionH>
             <wp:positionV relativeFrom="paragraph">
-              <wp:posOffset>234126</wp:posOffset>
+              <wp:posOffset>257175</wp:posOffset>
             </wp:positionV>
-            <wp:extent cx="941696" cy="941696"/>
-            <wp:effectExtent l="0" t="0" r="0" b="0"/>
-            <wp:wrapNone/>
-            <wp:docPr id="398149438" name="Picture 1"/>
-            <wp:cNvGraphicFramePr>
-              <a:graphicFrameLocks xmlns:a="http://schemas.openxmlformats.org/drawingml/2006/main" noChangeAspect="1"/>
-            </wp:cNvGraphicFramePr>
-            <a:graphic xmlns:a="http://schemas.openxmlformats.org/drawingml/2006/main">
-              <a:graphicData uri="http://schemas.openxmlformats.org/drawingml/2006/picture">
-                <pic:pic xmlns:pic="http://schemas.openxmlformats.org/drawingml/2006/picture">
-                  <pic:nvPicPr>
-                    <pic:cNvPr id="398149438" name="Picture 398149438"/>
-                    <pic:cNvPicPr/>
-                  </pic:nvPicPr>
-                  <pic:blipFill>
-                    <a:blip r:embed="rId4" cstate="print">
-                      <a:extLst>
-                        <a:ext uri="{28A0092B-C50C-407E-A947-70E740481C1C}">
-                          <a14:useLocalDpi xmlns:a14="http://schemas.microsoft.com/office/drawing/2010/main" val="0"/>
-                        </a:ext>
-                      </a:extLst>
-                    </a:blip>
-                    <a:stretch>
-                      <a:fillRect/>
-                    </a:stretch>
-                  </pic:blipFill>
-                  <pic:spPr>
-                    <a:xfrm>
-                      <a:off x="0" y="0"/>
-                      <a:ext cx="941696" cy="941696"/>
-                    </a:xfrm>
-                    <a:prstGeom prst="rect">
-                      <a:avLst/>
-                    </a:prstGeom>
-                  </pic:spPr>
-                </pic:pic>
-              </a:graphicData>
-            </a:graphic>
-            <wp14:sizeRelH relativeFrom="margin">
-              <wp14:pctWidth>0</wp14:pctWidth>
-            </wp14:sizeRelH>
-            <wp14:sizeRelV relativeFrom="margin">
-              <wp14:pctHeight>0</wp14:pctHeight>
-            </wp14:sizeRelV>
-          </wp:anchor>
-        </w:drawing>
-      </w:r>
-      <w:r>
-        <w:rPr>
-          <w:b/>
-          <w:bCs/>
-          <w:noProof/>
-        </w:rPr>
-        <w:drawing>
-          <wp:anchor distT="0" distB="0" distL="114300" distR="114300" simplePos="0" relativeHeight="251605504" behindDoc="0" locked="0" layoutInCell="1" allowOverlap="1" wp14:anchorId="5EB1126E" wp14:editId="3C60193A">
-            <wp:simplePos x="0" y="0"/>
-            <wp:positionH relativeFrom="column">
-              <wp:posOffset>1637731</wp:posOffset>
-            </wp:positionH>
-            <wp:positionV relativeFrom="paragraph">
-              <wp:posOffset>234211</wp:posOffset>
-            </wp:positionV>
-            <wp:extent cx="900753" cy="900753"/>
-            <wp:effectExtent l="0" t="0" r="0" b="0"/>
+            <wp:extent cx="970280" cy="970280"/>
+            <wp:effectExtent l="0" t="0" r="1270" b="1270"/>
             <wp:wrapNone/>
             <wp:docPr id="869038470" name="Picture 4"/>
             <wp:cNvGraphicFramePr>
@@ -661,82 +2210,6 @@
                 <pic:pic xmlns:pic="http://schemas.openxmlformats.org/drawingml/2006/picture">
                   <pic:nvPicPr>
                     <pic:cNvPr id="869038470" name="Picture 869038470"/>
-                    <pic:cNvPicPr/>
-                  </pic:nvPicPr>
-                  <pic:blipFill>
-                    <a:blip r:embed="rId5" cstate="print">
-                      <a:extLst>
-                        <a:ext uri="{28A0092B-C50C-407E-A947-70E740481C1C}">
-                          <a14:useLocalDpi xmlns:a14="http://schemas.microsoft.com/office/drawing/2010/main" val="0"/>
-                        </a:ext>
-                      </a:extLst>
-                    </a:blip>
-                    <a:stretch>
-                      <a:fillRect/>
-                    </a:stretch>
-                  </pic:blipFill>
-                  <pic:spPr>
-                    <a:xfrm>
-                      <a:off x="0" y="0"/>
-                      <a:ext cx="904242" cy="904242"/>
-                    </a:xfrm>
-                    <a:prstGeom prst="rect">
-                      <a:avLst/>
-                    </a:prstGeom>
-                  </pic:spPr>
-                </pic:pic>
-              </a:graphicData>
-            </a:graphic>
-            <wp14:sizeRelH relativeFrom="margin">
-              <wp14:pctWidth>0</wp14:pctWidth>
-            </wp14:sizeRelH>
-            <wp14:sizeRelV relativeFrom="margin">
-              <wp14:pctHeight>0</wp14:pctHeight>
-            </wp14:sizeRelV>
-          </wp:anchor>
-        </w:drawing>
-      </w:r>
-      <w:r>
-        <w:rPr>
-          <w:b/>
-          <w:bCs/>
-        </w:rPr>
-        <w:t>3.</w:t>
-      </w:r>
-      <w:r>
-        <w:rPr>
-          <w:b/>
-          <w:bCs/>
-        </w:rPr>
-        <w:t>Identify the picture. (4×1=4)</w:t>
-      </w:r>
-    </w:p>
-    <w:p>
-      <w:r>
-        <w:rPr>
-          <w:noProof/>
-        </w:rPr>
-        <w:drawing>
-          <wp:anchor distT="0" distB="0" distL="114300" distR="114300" simplePos="0" relativeHeight="251600384" behindDoc="0" locked="0" layoutInCell="1" allowOverlap="1" wp14:anchorId="40F89E02" wp14:editId="21179D8C">
-            <wp:simplePos x="0" y="0"/>
-            <wp:positionH relativeFrom="column">
-              <wp:posOffset>4721225</wp:posOffset>
-            </wp:positionH>
-            <wp:positionV relativeFrom="paragraph">
-              <wp:posOffset>4445</wp:posOffset>
-            </wp:positionV>
-            <wp:extent cx="1104900" cy="815340"/>
-            <wp:effectExtent l="0" t="0" r="0" b="3810"/>
-            <wp:wrapNone/>
-            <wp:docPr id="1648856466" name="Picture 3"/>
-            <wp:cNvGraphicFramePr>
-              <a:graphicFrameLocks xmlns:a="http://schemas.openxmlformats.org/drawingml/2006/main" noChangeAspect="1"/>
-            </wp:cNvGraphicFramePr>
-            <a:graphic xmlns:a="http://schemas.openxmlformats.org/drawingml/2006/main">
-              <a:graphicData uri="http://schemas.openxmlformats.org/drawingml/2006/picture">
-                <pic:pic xmlns:pic="http://schemas.openxmlformats.org/drawingml/2006/picture">
-                  <pic:nvPicPr>
-                    <pic:cNvPr id="1648856466" name="Picture 1648856466"/>
                     <pic:cNvPicPr/>
                   </pic:nvPicPr>
                   <pic:blipFill>
@@ -754,7 +2227,7 @@
                   <pic:spPr>
                     <a:xfrm>
                       <a:off x="0" y="0"/>
-                      <a:ext cx="1104900" cy="815340"/>
+                      <a:ext cx="970280" cy="970280"/>
                     </a:xfrm>
                     <a:prstGeom prst="rect">
                       <a:avLst/>
@@ -774,21 +2247,26 @@
       </w:r>
       <w:r>
         <w:rPr>
+          <w:rFonts w:ascii="Times New Roman" w:hAnsi="Times New Roman" w:cs="Times New Roman"/>
+          <w:b/>
+          <w:bCs/>
           <w:noProof/>
+          <w:sz w:val="28"/>
+          <w:szCs w:val="28"/>
         </w:rPr>
         <w:drawing>
-          <wp:anchor distT="0" distB="0" distL="114300" distR="114300" simplePos="0" relativeHeight="251597312" behindDoc="0" locked="0" layoutInCell="1" allowOverlap="1" wp14:anchorId="5A9EEFEA" wp14:editId="6D2B4D71">
+          <wp:anchor distT="0" distB="0" distL="114300" distR="114300" simplePos="0" relativeHeight="251593216" behindDoc="0" locked="0" layoutInCell="1" allowOverlap="1" wp14:anchorId="340165FA" wp14:editId="5B25B012">
             <wp:simplePos x="0" y="0"/>
-            <wp:positionH relativeFrom="margin">
-              <wp:posOffset>184245</wp:posOffset>
+            <wp:positionH relativeFrom="column">
+              <wp:posOffset>3543300</wp:posOffset>
             </wp:positionH>
             <wp:positionV relativeFrom="paragraph">
-              <wp:posOffset>5298</wp:posOffset>
+              <wp:posOffset>217805</wp:posOffset>
             </wp:positionV>
-            <wp:extent cx="852985" cy="712746"/>
-            <wp:effectExtent l="0" t="0" r="4445" b="0"/>
+            <wp:extent cx="1009650" cy="1009650"/>
+            <wp:effectExtent l="0" t="0" r="0" b="0"/>
             <wp:wrapNone/>
-            <wp:docPr id="54714725" name="Picture 2"/>
+            <wp:docPr id="398149438" name="Picture 1"/>
             <wp:cNvGraphicFramePr>
               <a:graphicFrameLocks xmlns:a="http://schemas.openxmlformats.org/drawingml/2006/main" noChangeAspect="1"/>
             </wp:cNvGraphicFramePr>
@@ -796,7 +2274,7 @@
               <a:graphicData uri="http://schemas.openxmlformats.org/drawingml/2006/picture">
                 <pic:pic xmlns:pic="http://schemas.openxmlformats.org/drawingml/2006/picture">
                   <pic:nvPicPr>
-                    <pic:cNvPr id="54714725" name="Picture 54714725"/>
+                    <pic:cNvPr id="398149438" name="Picture 398149438"/>
                     <pic:cNvPicPr/>
                   </pic:nvPicPr>
                   <pic:blipFill>
@@ -814,7 +2292,7 @@
                   <pic:spPr>
                     <a:xfrm>
                       <a:off x="0" y="0"/>
-                      <a:ext cx="852985" cy="712746"/>
+                      <a:ext cx="1009650" cy="1009650"/>
                     </a:xfrm>
                     <a:prstGeom prst="rect">
                       <a:avLst/>
@@ -832,23 +2310,316 @@
           </wp:anchor>
         </w:drawing>
       </w:r>
+      <w:r>
+        <w:rPr>
+          <w:rFonts w:ascii="Times New Roman" w:hAnsi="Times New Roman" w:cs="Times New Roman"/>
+          <w:noProof/>
+          <w:sz w:val="28"/>
+          <w:szCs w:val="28"/>
+        </w:rPr>
+        <w:drawing>
+          <wp:anchor distT="0" distB="0" distL="114300" distR="114300" simplePos="0" relativeHeight="251600384" behindDoc="0" locked="0" layoutInCell="1" allowOverlap="1" wp14:anchorId="40F89E02" wp14:editId="24C2CB28">
+            <wp:simplePos x="0" y="0"/>
+            <wp:positionH relativeFrom="column">
+              <wp:posOffset>5229225</wp:posOffset>
+            </wp:positionH>
+            <wp:positionV relativeFrom="paragraph">
+              <wp:posOffset>293370</wp:posOffset>
+            </wp:positionV>
+            <wp:extent cx="1238250" cy="913743"/>
+            <wp:effectExtent l="0" t="0" r="0" b="1270"/>
+            <wp:wrapNone/>
+            <wp:docPr id="1648856466" name="Picture 3"/>
+            <wp:cNvGraphicFramePr>
+              <a:graphicFrameLocks xmlns:a="http://schemas.openxmlformats.org/drawingml/2006/main" noChangeAspect="1"/>
+            </wp:cNvGraphicFramePr>
+            <a:graphic xmlns:a="http://schemas.openxmlformats.org/drawingml/2006/main">
+              <a:graphicData uri="http://schemas.openxmlformats.org/drawingml/2006/picture">
+                <pic:pic xmlns:pic="http://schemas.openxmlformats.org/drawingml/2006/picture">
+                  <pic:nvPicPr>
+                    <pic:cNvPr id="1648856466" name="Picture 1648856466"/>
+                    <pic:cNvPicPr/>
+                  </pic:nvPicPr>
+                  <pic:blipFill>
+                    <a:blip r:embed="rId8" cstate="print">
+                      <a:extLst>
+                        <a:ext uri="{28A0092B-C50C-407E-A947-70E740481C1C}">
+                          <a14:useLocalDpi xmlns:a14="http://schemas.microsoft.com/office/drawing/2010/main" val="0"/>
+                        </a:ext>
+                      </a:extLst>
+                    </a:blip>
+                    <a:stretch>
+                      <a:fillRect/>
+                    </a:stretch>
+                  </pic:blipFill>
+                  <pic:spPr>
+                    <a:xfrm>
+                      <a:off x="0" y="0"/>
+                      <a:ext cx="1238250" cy="913743"/>
+                    </a:xfrm>
+                    <a:prstGeom prst="rect">
+                      <a:avLst/>
+                    </a:prstGeom>
+                  </pic:spPr>
+                </pic:pic>
+              </a:graphicData>
+            </a:graphic>
+            <wp14:sizeRelH relativeFrom="margin">
+              <wp14:pctWidth>0</wp14:pctWidth>
+            </wp14:sizeRelH>
+            <wp14:sizeRelV relativeFrom="margin">
+              <wp14:pctHeight>0</wp14:pctHeight>
+            </wp14:sizeRelV>
+          </wp:anchor>
+        </w:drawing>
+      </w:r>
+      <w:r>
+        <w:rPr>
+          <w:rFonts w:ascii="Times New Roman" w:hAnsi="Times New Roman" w:cs="Times New Roman"/>
+          <w:noProof/>
+          <w:sz w:val="28"/>
+          <w:szCs w:val="28"/>
+        </w:rPr>
+        <w:drawing>
+          <wp:anchor distT="0" distB="0" distL="114300" distR="114300" simplePos="0" relativeHeight="251597312" behindDoc="0" locked="0" layoutInCell="1" allowOverlap="1" wp14:anchorId="5A9EEFEA" wp14:editId="145234B5">
+            <wp:simplePos x="0" y="0"/>
+            <wp:positionH relativeFrom="margin">
+              <wp:posOffset>180975</wp:posOffset>
+            </wp:positionH>
+            <wp:positionV relativeFrom="paragraph">
+              <wp:posOffset>341629</wp:posOffset>
+            </wp:positionV>
+            <wp:extent cx="952207" cy="795655"/>
+            <wp:effectExtent l="0" t="0" r="635" b="4445"/>
+            <wp:wrapNone/>
+            <wp:docPr id="54714725" name="Picture 2"/>
+            <wp:cNvGraphicFramePr>
+              <a:graphicFrameLocks xmlns:a="http://schemas.openxmlformats.org/drawingml/2006/main" noChangeAspect="1"/>
+            </wp:cNvGraphicFramePr>
+            <a:graphic xmlns:a="http://schemas.openxmlformats.org/drawingml/2006/main">
+              <a:graphicData uri="http://schemas.openxmlformats.org/drawingml/2006/picture">
+                <pic:pic xmlns:pic="http://schemas.openxmlformats.org/drawingml/2006/picture">
+                  <pic:nvPicPr>
+                    <pic:cNvPr id="54714725" name="Picture 54714725"/>
+                    <pic:cNvPicPr/>
+                  </pic:nvPicPr>
+                  <pic:blipFill>
+                    <a:blip r:embed="rId9" cstate="print">
+                      <a:extLst>
+                        <a:ext uri="{28A0092B-C50C-407E-A947-70E740481C1C}">
+                          <a14:useLocalDpi xmlns:a14="http://schemas.microsoft.com/office/drawing/2010/main" val="0"/>
+                        </a:ext>
+                      </a:extLst>
+                    </a:blip>
+                    <a:stretch>
+                      <a:fillRect/>
+                    </a:stretch>
+                  </pic:blipFill>
+                  <pic:spPr>
+                    <a:xfrm>
+                      <a:off x="0" y="0"/>
+                      <a:ext cx="953058" cy="796366"/>
+                    </a:xfrm>
+                    <a:prstGeom prst="rect">
+                      <a:avLst/>
+                    </a:prstGeom>
+                  </pic:spPr>
+                </pic:pic>
+              </a:graphicData>
+            </a:graphic>
+            <wp14:sizeRelH relativeFrom="margin">
+              <wp14:pctWidth>0</wp14:pctWidth>
+            </wp14:sizeRelH>
+            <wp14:sizeRelV relativeFrom="margin">
+              <wp14:pctHeight>0</wp14:pctHeight>
+            </wp14:sizeRelV>
+          </wp:anchor>
+        </w:drawing>
+      </w:r>
+      <w:r>
+        <w:rPr>
+          <w:rFonts w:ascii="Times New Roman" w:hAnsi="Times New Roman" w:cs="Times New Roman"/>
+          <w:b/>
+          <w:bCs/>
+          <w:sz w:val="28"/>
+          <w:szCs w:val="28"/>
+        </w:rPr>
+        <w:t>3.</w:t>
+      </w:r>
+      <w:r>
+        <w:rPr>
+          <w:rFonts w:ascii="Times New Roman" w:hAnsi="Times New Roman" w:cs="Times New Roman"/>
+          <w:b/>
+          <w:bCs/>
+          <w:sz w:val="28"/>
+          <w:szCs w:val="28"/>
+        </w:rPr>
+        <w:t xml:space="preserve"> </w:t>
+      </w:r>
+      <w:r>
+        <w:rPr>
+          <w:rFonts w:ascii="Times New Roman" w:hAnsi="Times New Roman" w:cs="Times New Roman"/>
+          <w:b/>
+          <w:bCs/>
+          <w:sz w:val="28"/>
+          <w:szCs w:val="28"/>
+        </w:rPr>
+        <w:t xml:space="preserve">Identify the picture. </w:t>
+      </w:r>
+      <w:r>
+        <w:rPr>
+          <w:rFonts w:ascii="Times New Roman" w:hAnsi="Times New Roman" w:cs="Times New Roman"/>
+          <w:b/>
+          <w:bCs/>
+          <w:sz w:val="28"/>
+          <w:szCs w:val="28"/>
+        </w:rPr>
+        <w:tab/>
+      </w:r>
+      <w:r>
+        <w:rPr>
+          <w:rFonts w:ascii="Times New Roman" w:hAnsi="Times New Roman" w:cs="Times New Roman"/>
+          <w:b/>
+          <w:bCs/>
+          <w:sz w:val="28"/>
+          <w:szCs w:val="28"/>
+        </w:rPr>
+        <w:tab/>
+      </w:r>
+      <w:r>
+        <w:rPr>
+          <w:rFonts w:ascii="Times New Roman" w:hAnsi="Times New Roman" w:cs="Times New Roman"/>
+          <w:b/>
+          <w:bCs/>
+          <w:sz w:val="28"/>
+          <w:szCs w:val="28"/>
+        </w:rPr>
+        <w:tab/>
+      </w:r>
+      <w:r>
+        <w:rPr>
+          <w:rFonts w:ascii="Times New Roman" w:hAnsi="Times New Roman" w:cs="Times New Roman"/>
+          <w:b/>
+          <w:bCs/>
+          <w:sz w:val="28"/>
+          <w:szCs w:val="28"/>
+        </w:rPr>
+        <w:tab/>
+      </w:r>
+      <w:r>
+        <w:rPr>
+          <w:rFonts w:ascii="Times New Roman" w:hAnsi="Times New Roman" w:cs="Times New Roman"/>
+          <w:b/>
+          <w:bCs/>
+          <w:sz w:val="28"/>
+          <w:szCs w:val="28"/>
+        </w:rPr>
+        <w:tab/>
+      </w:r>
+      <w:r>
+        <w:rPr>
+          <w:rFonts w:ascii="Times New Roman" w:hAnsi="Times New Roman" w:cs="Times New Roman"/>
+          <w:b/>
+          <w:bCs/>
+          <w:sz w:val="28"/>
+          <w:szCs w:val="28"/>
+        </w:rPr>
+        <w:tab/>
+      </w:r>
+      <w:r>
+        <w:rPr>
+          <w:rFonts w:ascii="Times New Roman" w:hAnsi="Times New Roman" w:cs="Times New Roman"/>
+          <w:b/>
+          <w:bCs/>
+          <w:sz w:val="28"/>
+          <w:szCs w:val="28"/>
+        </w:rPr>
+        <w:tab/>
+      </w:r>
+      <w:r>
+        <w:rPr>
+          <w:rFonts w:ascii="Times New Roman" w:hAnsi="Times New Roman" w:cs="Times New Roman"/>
+          <w:b/>
+          <w:bCs/>
+          <w:sz w:val="28"/>
+          <w:szCs w:val="28"/>
+        </w:rPr>
+        <w:tab/>
+      </w:r>
+      <w:r>
+        <w:rPr>
+          <w:rFonts w:ascii="Times New Roman" w:hAnsi="Times New Roman" w:cs="Times New Roman"/>
+          <w:b/>
+          <w:bCs/>
+          <w:sz w:val="28"/>
+          <w:szCs w:val="28"/>
+        </w:rPr>
+        <w:tab/>
+      </w:r>
+      <w:r>
+        <w:rPr>
+          <w:rFonts w:ascii="Times New Roman" w:hAnsi="Times New Roman" w:cs="Times New Roman"/>
+          <w:b/>
+          <w:bCs/>
+          <w:sz w:val="28"/>
+          <w:szCs w:val="28"/>
+        </w:rPr>
+        <w:tab/>
+      </w:r>
+      <w:r>
+        <w:rPr>
+          <w:rFonts w:ascii="Times New Roman" w:hAnsi="Times New Roman" w:cs="Times New Roman"/>
+          <w:b/>
+          <w:bCs/>
+          <w:sz w:val="28"/>
+          <w:szCs w:val="28"/>
+        </w:rPr>
+        <w:t>(4×1=4)</w:t>
+      </w:r>
     </w:p>
-    <w:p/>
     <w:p>
-      <w:r>
-        <w:rPr>
+      <w:pPr>
+        <w:rPr>
+          <w:rFonts w:ascii="Times New Roman" w:hAnsi="Times New Roman" w:cs="Times New Roman"/>
+          <w:sz w:val="28"/>
+          <w:szCs w:val="28"/>
+        </w:rPr>
+      </w:pPr>
+    </w:p>
+    <w:p>
+      <w:pPr>
+        <w:rPr>
+          <w:rFonts w:ascii="Times New Roman" w:hAnsi="Times New Roman" w:cs="Times New Roman"/>
+          <w:sz w:val="28"/>
+          <w:szCs w:val="28"/>
+        </w:rPr>
+      </w:pPr>
+    </w:p>
+    <w:p>
+      <w:pPr>
+        <w:rPr>
+          <w:rFonts w:ascii="Times New Roman" w:hAnsi="Times New Roman" w:cs="Times New Roman"/>
+          <w:sz w:val="28"/>
+          <w:szCs w:val="28"/>
+        </w:rPr>
+      </w:pPr>
+      <w:r>
+        <w:rPr>
+          <w:rFonts w:ascii="Times New Roman" w:hAnsi="Times New Roman" w:cs="Times New Roman"/>
           <w:noProof/>
+          <w:sz w:val="28"/>
+          <w:szCs w:val="28"/>
         </w:rPr>
         <mc:AlternateContent>
           <mc:Choice Requires="wps">
             <w:drawing>
-              <wp:anchor distT="0" distB="0" distL="114300" distR="114300" simplePos="0" relativeHeight="251708928" behindDoc="0" locked="0" layoutInCell="1" allowOverlap="1" wp14:anchorId="523C6E4F" wp14:editId="691775ED">
+              <wp:anchor distT="0" distB="0" distL="114300" distR="114300" simplePos="0" relativeHeight="251708928" behindDoc="0" locked="0" layoutInCell="1" allowOverlap="1" wp14:anchorId="523C6E4F" wp14:editId="45BF24FC">
                 <wp:simplePos x="0" y="0"/>
                 <wp:positionH relativeFrom="column">
-                  <wp:posOffset>1653388</wp:posOffset>
+                  <wp:posOffset>1927860</wp:posOffset>
                 </wp:positionH>
                 <wp:positionV relativeFrom="paragraph">
-                  <wp:posOffset>247214</wp:posOffset>
+                  <wp:posOffset>299720</wp:posOffset>
                 </wp:positionV>
                 <wp:extent cx="1003111" cy="348017"/>
                 <wp:effectExtent l="0" t="0" r="26035" b="13970"/>
@@ -904,25 +2675,28 @@
           </mc:Choice>
           <mc:Fallback>
             <w:pict>
-              <v:rect w14:anchorId="26FD1291" id="Rectangle 12" o:spid="_x0000_s1026" style="position:absolute;margin-left:130.2pt;margin-top:19.45pt;width:79pt;height:27.4pt;z-index:251708928;visibility:visible;mso-wrap-style:square;mso-wrap-distance-left:9pt;mso-wrap-distance-top:0;mso-wrap-distance-right:9pt;mso-wrap-distance-bottom:0;mso-position-horizontal:absolute;mso-position-horizontal-relative:text;mso-position-vertical:absolute;mso-position-vertical-relative:text;v-text-anchor:middle" o:gfxdata="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" filled="f" strokecolor="black [3213]" strokeweight="1pt"/>
+              <v:rect w14:anchorId="4F283C32" id="Rectangle 12" o:spid="_x0000_s1026" style="position:absolute;margin-left:151.8pt;margin-top:23.6pt;width:79pt;height:27.4pt;z-index:251708928;visibility:visible;mso-wrap-style:square;mso-wrap-distance-left:9pt;mso-wrap-distance-top:0;mso-wrap-distance-right:9pt;mso-wrap-distance-bottom:0;mso-position-horizontal:absolute;mso-position-horizontal-relative:text;mso-position-vertical:absolute;mso-position-vertical-relative:text;v-text-anchor:middle" o:gfxdata="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" filled="f" strokecolor="black [3213]" strokeweight="1pt"/>
             </w:pict>
           </mc:Fallback>
         </mc:AlternateContent>
       </w:r>
       <w:r>
         <w:rPr>
+          <w:rFonts w:ascii="Times New Roman" w:hAnsi="Times New Roman" w:cs="Times New Roman"/>
           <w:noProof/>
+          <w:sz w:val="28"/>
+          <w:szCs w:val="28"/>
         </w:rPr>
         <mc:AlternateContent>
           <mc:Choice Requires="wps">
             <w:drawing>
-              <wp:anchor distT="0" distB="0" distL="114300" distR="114300" simplePos="0" relativeHeight="251714048" behindDoc="0" locked="0" layoutInCell="1" allowOverlap="1" wp14:anchorId="6F709C61" wp14:editId="7554BA4A">
+              <wp:anchor distT="0" distB="0" distL="114300" distR="114300" simplePos="0" relativeHeight="251714048" behindDoc="0" locked="0" layoutInCell="1" allowOverlap="1" wp14:anchorId="6F709C61" wp14:editId="1F6DA42E">
                 <wp:simplePos x="0" y="0"/>
                 <wp:positionH relativeFrom="column">
-                  <wp:posOffset>3249911</wp:posOffset>
+                  <wp:posOffset>3575685</wp:posOffset>
                 </wp:positionH>
                 <wp:positionV relativeFrom="paragraph">
-                  <wp:posOffset>274244</wp:posOffset>
+                  <wp:posOffset>316865</wp:posOffset>
                 </wp:positionV>
                 <wp:extent cx="1003111" cy="348017"/>
                 <wp:effectExtent l="0" t="0" r="26035" b="13970"/>
@@ -978,25 +2752,28 @@
           </mc:Choice>
           <mc:Fallback>
             <w:pict>
-              <v:rect w14:anchorId="4C9BFF21" id="Rectangle 13" o:spid="_x0000_s1026" style="position:absolute;margin-left:255.9pt;margin-top:21.6pt;width:79pt;height:27.4pt;z-index:251714048;visibility:visible;mso-wrap-style:square;mso-wrap-distance-left:9pt;mso-wrap-distance-top:0;mso-wrap-distance-right:9pt;mso-wrap-distance-bottom:0;mso-position-horizontal:absolute;mso-position-horizontal-relative:text;mso-position-vertical:absolute;mso-position-vertical-relative:text;v-text-anchor:middle" o:gfxdata="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" filled="f" strokecolor="black [3213]" strokeweight="1pt"/>
+              <v:rect w14:anchorId="1EB05448" id="Rectangle 13" o:spid="_x0000_s1026" style="position:absolute;margin-left:281.55pt;margin-top:24.95pt;width:79pt;height:27.4pt;z-index:251714048;visibility:visible;mso-wrap-style:square;mso-wrap-distance-left:9pt;mso-wrap-distance-top:0;mso-wrap-distance-right:9pt;mso-wrap-distance-bottom:0;mso-position-horizontal:absolute;mso-position-horizontal-relative:text;mso-position-vertical:absolute;mso-position-vertical-relative:text;v-text-anchor:middle" o:gfxdata="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" filled="f" strokecolor="black [3213]" strokeweight="1pt"/>
             </w:pict>
           </mc:Fallback>
         </mc:AlternateContent>
       </w:r>
       <w:r>
         <w:rPr>
+          <w:rFonts w:ascii="Times New Roman" w:hAnsi="Times New Roman" w:cs="Times New Roman"/>
           <w:noProof/>
+          <w:sz w:val="28"/>
+          <w:szCs w:val="28"/>
         </w:rPr>
         <mc:AlternateContent>
           <mc:Choice Requires="wps">
             <w:drawing>
-              <wp:anchor distT="0" distB="0" distL="114300" distR="114300" simplePos="0" relativeHeight="251717120" behindDoc="0" locked="0" layoutInCell="1" allowOverlap="1" wp14:anchorId="374008F2" wp14:editId="2B513A07">
+              <wp:anchor distT="0" distB="0" distL="114300" distR="114300" simplePos="0" relativeHeight="251717120" behindDoc="0" locked="0" layoutInCell="1" allowOverlap="1" wp14:anchorId="374008F2" wp14:editId="359433A7">
                 <wp:simplePos x="0" y="0"/>
                 <wp:positionH relativeFrom="margin">
-                  <wp:align>right</wp:align>
+                  <wp:posOffset>5398135</wp:posOffset>
                 </wp:positionH>
                 <wp:positionV relativeFrom="paragraph">
-                  <wp:posOffset>274614</wp:posOffset>
+                  <wp:posOffset>274320</wp:posOffset>
                 </wp:positionV>
                 <wp:extent cx="1003111" cy="348017"/>
                 <wp:effectExtent l="0" t="0" r="26035" b="13970"/>
@@ -1052,7 +2829,7 @@
           </mc:Choice>
           <mc:Fallback>
             <w:pict>
-              <v:rect w14:anchorId="7762BA47" id="Rectangle 14" o:spid="_x0000_s1026" style="position:absolute;margin-left:27.8pt;margin-top:21.6pt;width:79pt;height:27.4pt;z-index:251717120;visibility:visible;mso-wrap-style:square;mso-wrap-distance-left:9pt;mso-wrap-distance-top:0;mso-wrap-distance-right:9pt;mso-wrap-distance-bottom:0;mso-position-horizontal:right;mso-position-horizontal-relative:margin;mso-position-vertical:absolute;mso-position-vertical-relative:text;v-text-anchor:middle" o:gfxdata="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" filled="f" strokecolor="black [3213]" strokeweight="1pt">
+              <v:rect w14:anchorId="4A939C35" id="Rectangle 14" o:spid="_x0000_s1026" style="position:absolute;margin-left:425.05pt;margin-top:21.6pt;width:79pt;height:27.4pt;z-index:251717120;visibility:visible;mso-wrap-style:square;mso-wrap-distance-left:9pt;mso-wrap-distance-top:0;mso-wrap-distance-right:9pt;mso-wrap-distance-bottom:0;mso-position-horizontal:absolute;mso-position-horizontal-relative:margin;mso-position-vertical:absolute;mso-position-vertical-relative:text;v-text-anchor:middle" o:gfxdata="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" filled="f" strokecolor="black [3213]" strokeweight="1pt">
                 <w10:wrap anchorx="margin"/>
               </v:rect>
             </w:pict>
@@ -1061,7 +2838,10 @@
       </w:r>
       <w:r>
         <w:rPr>
+          <w:rFonts w:ascii="Times New Roman" w:hAnsi="Times New Roman" w:cs="Times New Roman"/>
           <w:noProof/>
+          <w:sz w:val="28"/>
+          <w:szCs w:val="28"/>
         </w:rPr>
         <mc:AlternateContent>
           <mc:Choice Requires="wps">
@@ -1134,145 +2914,212 @@
         </mc:AlternateContent>
       </w:r>
     </w:p>
-    <w:p/>
-    <w:p/>
-    <w:p/>
     <w:p>
       <w:pPr>
         <w:rPr>
-          <w:b/>
-          <w:bCs/>
+          <w:rFonts w:ascii="Times New Roman" w:hAnsi="Times New Roman" w:cs="Times New Roman"/>
+          <w:sz w:val="28"/>
+          <w:szCs w:val="28"/>
         </w:rPr>
       </w:pPr>
-      <w:r>
-        <w:rPr>
-          <w:b/>
-          <w:bCs/>
+    </w:p>
+    <w:p>
+      <w:pPr>
+        <w:rPr>
+          <w:rFonts w:ascii="Times New Roman" w:hAnsi="Times New Roman" w:cs="Times New Roman"/>
+          <w:b/>
+          <w:bCs/>
+          <w:sz w:val="28"/>
+          <w:szCs w:val="28"/>
+        </w:rPr>
+      </w:pPr>
+      <w:r>
+        <w:rPr>
+          <w:rFonts w:ascii="Times New Roman" w:hAnsi="Times New Roman" w:cs="Times New Roman"/>
+          <w:b/>
+          <w:bCs/>
+          <w:sz w:val="28"/>
+          <w:szCs w:val="28"/>
         </w:rPr>
         <w:t>4.</w:t>
       </w:r>
       <w:r>
         <w:rPr>
-          <w:b/>
-          <w:bCs/>
-        </w:rPr>
-        <w:t xml:space="preserve">Match the </w:t>
-      </w:r>
-      <w:proofErr w:type="gramStart"/>
-      <w:r>
-        <w:rPr>
-          <w:b/>
-          <w:bCs/>
-        </w:rPr>
-        <w:t>following</w:t>
-      </w:r>
-      <w:r>
-        <w:rPr>
-          <w:b/>
-          <w:bCs/>
-        </w:rPr>
-        <w:t>.(</w:t>
-      </w:r>
-      <w:proofErr w:type="gramEnd"/>
-      <w:r>
-        <w:rPr>
-          <w:b/>
-          <w:bCs/>
-        </w:rPr>
-        <w:t>4×1=4)</w:t>
+          <w:rFonts w:ascii="Times New Roman" w:hAnsi="Times New Roman" w:cs="Times New Roman"/>
+          <w:b/>
+          <w:bCs/>
+          <w:sz w:val="28"/>
+          <w:szCs w:val="28"/>
+        </w:rPr>
+        <w:t xml:space="preserve"> </w:t>
+      </w:r>
+      <w:r>
+        <w:rPr>
+          <w:rFonts w:ascii="Times New Roman" w:hAnsi="Times New Roman" w:cs="Times New Roman"/>
+          <w:b/>
+          <w:bCs/>
+          <w:sz w:val="28"/>
+          <w:szCs w:val="28"/>
+        </w:rPr>
+        <w:t>Match the following</w:t>
+      </w:r>
+      <w:r>
+        <w:rPr>
+          <w:rFonts w:ascii="Times New Roman" w:hAnsi="Times New Roman" w:cs="Times New Roman"/>
+          <w:b/>
+          <w:bCs/>
+          <w:sz w:val="28"/>
+          <w:szCs w:val="28"/>
+        </w:rPr>
+        <w:t>.</w:t>
+      </w:r>
+      <w:r>
+        <w:rPr>
+          <w:rFonts w:ascii="Times New Roman" w:hAnsi="Times New Roman" w:cs="Times New Roman"/>
+          <w:b/>
+          <w:bCs/>
+          <w:sz w:val="28"/>
+          <w:szCs w:val="28"/>
+        </w:rPr>
+        <w:t xml:space="preserve"> </w:t>
+      </w:r>
+      <w:r>
+        <w:rPr>
+          <w:rFonts w:ascii="Times New Roman" w:hAnsi="Times New Roman" w:cs="Times New Roman"/>
+          <w:b/>
+          <w:bCs/>
+          <w:sz w:val="28"/>
+          <w:szCs w:val="28"/>
+        </w:rPr>
+        <w:tab/>
+      </w:r>
+      <w:r>
+        <w:rPr>
+          <w:rFonts w:ascii="Times New Roman" w:hAnsi="Times New Roman" w:cs="Times New Roman"/>
+          <w:b/>
+          <w:bCs/>
+          <w:sz w:val="28"/>
+          <w:szCs w:val="28"/>
+        </w:rPr>
+        <w:tab/>
+      </w:r>
+      <w:r>
+        <w:rPr>
+          <w:rFonts w:ascii="Times New Roman" w:hAnsi="Times New Roman" w:cs="Times New Roman"/>
+          <w:b/>
+          <w:bCs/>
+          <w:sz w:val="28"/>
+          <w:szCs w:val="28"/>
+        </w:rPr>
+        <w:tab/>
+      </w:r>
+      <w:r>
+        <w:rPr>
+          <w:rFonts w:ascii="Times New Roman" w:hAnsi="Times New Roman" w:cs="Times New Roman"/>
+          <w:b/>
+          <w:bCs/>
+          <w:sz w:val="28"/>
+          <w:szCs w:val="28"/>
+        </w:rPr>
+        <w:tab/>
+      </w:r>
+      <w:r>
+        <w:rPr>
+          <w:rFonts w:ascii="Times New Roman" w:hAnsi="Times New Roman" w:cs="Times New Roman"/>
+          <w:b/>
+          <w:bCs/>
+          <w:sz w:val="28"/>
+          <w:szCs w:val="28"/>
+        </w:rPr>
+        <w:tab/>
+      </w:r>
+      <w:r>
+        <w:rPr>
+          <w:rFonts w:ascii="Times New Roman" w:hAnsi="Times New Roman" w:cs="Times New Roman"/>
+          <w:b/>
+          <w:bCs/>
+          <w:sz w:val="28"/>
+          <w:szCs w:val="28"/>
+        </w:rPr>
+        <w:tab/>
+      </w:r>
+      <w:r>
+        <w:rPr>
+          <w:rFonts w:ascii="Times New Roman" w:hAnsi="Times New Roman" w:cs="Times New Roman"/>
+          <w:b/>
+          <w:bCs/>
+          <w:sz w:val="28"/>
+          <w:szCs w:val="28"/>
+        </w:rPr>
+        <w:tab/>
+      </w:r>
+      <w:r>
+        <w:rPr>
+          <w:rFonts w:ascii="Times New Roman" w:hAnsi="Times New Roman" w:cs="Times New Roman"/>
+          <w:b/>
+          <w:bCs/>
+          <w:sz w:val="28"/>
+          <w:szCs w:val="28"/>
+        </w:rPr>
+        <w:tab/>
+      </w:r>
+      <w:r>
+        <w:rPr>
+          <w:rFonts w:ascii="Times New Roman" w:hAnsi="Times New Roman" w:cs="Times New Roman"/>
+          <w:b/>
+          <w:bCs/>
+          <w:sz w:val="28"/>
+          <w:szCs w:val="28"/>
+        </w:rPr>
+        <w:tab/>
+      </w:r>
+      <w:r>
+        <w:rPr>
+          <w:rFonts w:ascii="Times New Roman" w:hAnsi="Times New Roman" w:cs="Times New Roman"/>
+          <w:b/>
+          <w:bCs/>
+          <w:sz w:val="28"/>
+          <w:szCs w:val="28"/>
+        </w:rPr>
+        <w:tab/>
+      </w:r>
+      <w:r>
+        <w:rPr>
+          <w:rFonts w:ascii="Times New Roman" w:hAnsi="Times New Roman" w:cs="Times New Roman"/>
+          <w:b/>
+          <w:bCs/>
+          <w:sz w:val="28"/>
+          <w:szCs w:val="28"/>
+        </w:rPr>
+        <w:t>(4×1=4)</w:t>
       </w:r>
     </w:p>
     <w:p>
       <w:pPr>
         <w:ind w:left="288"/>
+        <w:rPr>
+          <w:rFonts w:ascii="Times New Roman" w:hAnsi="Times New Roman" w:cs="Times New Roman"/>
+          <w:sz w:val="28"/>
+          <w:szCs w:val="28"/>
+        </w:rPr>
       </w:pPr>
       <w:r>
         <w:rPr>
+          <w:rFonts w:ascii="Times New Roman" w:hAnsi="Times New Roman" w:cs="Times New Roman"/>
           <w:noProof/>
+          <w:sz w:val="28"/>
+          <w:szCs w:val="28"/>
         </w:rPr>
         <mc:AlternateContent>
           <mc:Choice Requires="wps">
             <w:drawing>
-              <wp:anchor distT="0" distB="0" distL="114300" distR="114300" simplePos="0" relativeHeight="251612672" behindDoc="0" locked="0" layoutInCell="1" allowOverlap="1" wp14:anchorId="3A19989F" wp14:editId="0BAABBE3">
+              <wp:anchor distT="0" distB="0" distL="114300" distR="114300" simplePos="0" relativeHeight="251660800" behindDoc="0" locked="0" layoutInCell="1" allowOverlap="1" wp14:anchorId="663B3D46" wp14:editId="7776768E">
                 <wp:simplePos x="0" y="0"/>
                 <wp:positionH relativeFrom="column">
-                  <wp:posOffset>913235</wp:posOffset>
+                  <wp:posOffset>2544708</wp:posOffset>
                 </wp:positionH>
                 <wp:positionV relativeFrom="paragraph">
-                  <wp:posOffset>80806</wp:posOffset>
-                </wp:positionV>
-                <wp:extent cx="46893" cy="46892"/>
-                <wp:effectExtent l="0" t="0" r="10795" b="10795"/>
-                <wp:wrapNone/>
-                <wp:docPr id="1" name="Flowchart: Connector 1"/>
-                <wp:cNvGraphicFramePr/>
-                <a:graphic xmlns:a="http://schemas.openxmlformats.org/drawingml/2006/main">
-                  <a:graphicData uri="http://schemas.microsoft.com/office/word/2010/wordprocessingShape">
-                    <wps:wsp>
-                      <wps:cNvSpPr/>
-                      <wps:spPr>
-                        <a:xfrm>
-                          <a:off x="0" y="0"/>
-                          <a:ext cx="46893" cy="46892"/>
-                        </a:xfrm>
-                        <a:prstGeom prst="flowChartConnector">
-                          <a:avLst/>
-                        </a:prstGeom>
-                      </wps:spPr>
-                      <wps:style>
-                        <a:lnRef idx="2">
-                          <a:schemeClr val="dk1">
-                            <a:shade val="50000"/>
-                          </a:schemeClr>
-                        </a:lnRef>
-                        <a:fillRef idx="1">
-                          <a:schemeClr val="dk1"/>
-                        </a:fillRef>
-                        <a:effectRef idx="0">
-                          <a:schemeClr val="dk1"/>
-                        </a:effectRef>
-                        <a:fontRef idx="minor">
-                          <a:schemeClr val="lt1"/>
-                        </a:fontRef>
-                      </wps:style>
-                      <wps:bodyPr rot="0" spcFirstLastPara="0" vertOverflow="overflow" horzOverflow="overflow" vert="horz" wrap="square" lIns="91440" tIns="45720" rIns="91440" bIns="45720" numCol="1" spcCol="0" rtlCol="0" fromWordArt="0" anchor="ctr" anchorCtr="0" forceAA="0" compatLnSpc="1">
-                        <a:prstTxWarp prst="textNoShape">
-                          <a:avLst/>
-                        </a:prstTxWarp>
-                        <a:noAutofit/>
-                      </wps:bodyPr>
-                    </wps:wsp>
-                  </a:graphicData>
-                </a:graphic>
-              </wp:anchor>
-            </w:drawing>
-          </mc:Choice>
-          <mc:Fallback>
-            <w:pict>
-              <v:shapetype w14:anchorId="4E90FB60" id="_x0000_t120" coordsize="21600,21600" o:spt="120" path="m10800,qx,10800,10800,21600,21600,10800,10800,xe">
-                <v:path gradientshapeok="t" o:connecttype="custom" o:connectlocs="10800,0;3163,3163;0,10800;3163,18437;10800,21600;18437,18437;21600,10800;18437,3163" textboxrect="3163,3163,18437,18437"/>
-              </v:shapetype>
-              <v:shape id="Flowchart: Connector 1" o:spid="_x0000_s1026" type="#_x0000_t120" style="position:absolute;margin-left:71.9pt;margin-top:6.35pt;width:3.7pt;height:3.7pt;z-index:251612672;visibility:visible;mso-wrap-style:square;mso-wrap-distance-left:9pt;mso-wrap-distance-top:0;mso-wrap-distance-right:9pt;mso-wrap-distance-bottom:0;mso-position-horizontal:absolute;mso-position-horizontal-relative:text;mso-position-vertical:absolute;mso-position-vertical-relative:text;v-text-anchor:middle" o:gfxdata="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" fillcolor="black [3200]" strokecolor="black [1600]" strokeweight="1pt">
-                <v:stroke joinstyle="miter"/>
-              </v:shape>
-            </w:pict>
-          </mc:Fallback>
-        </mc:AlternateContent>
-      </w:r>
-      <w:r>
-        <w:rPr>
-          <w:noProof/>
-        </w:rPr>
-        <mc:AlternateContent>
-          <mc:Choice Requires="wps">
-            <w:drawing>
-              <wp:anchor distT="0" distB="0" distL="114300" distR="114300" simplePos="0" relativeHeight="251660800" behindDoc="0" locked="0" layoutInCell="1" allowOverlap="1" wp14:anchorId="663B3D46" wp14:editId="7EB103F8">
-                <wp:simplePos x="0" y="0"/>
-                <wp:positionH relativeFrom="column">
-                  <wp:posOffset>2165162</wp:posOffset>
-                </wp:positionH>
-                <wp:positionV relativeFrom="paragraph">
-                  <wp:posOffset>106456</wp:posOffset>
+                  <wp:posOffset>114118</wp:posOffset>
                 </wp:positionV>
                 <wp:extent cx="46893" cy="46892"/>
                 <wp:effectExtent l="0" t="0" r="10795" b="10795"/>
@@ -1322,48 +3169,251 @@
           </mc:Choice>
           <mc:Fallback>
             <w:pict>
-              <v:shape w14:anchorId="1949588D" id="Flowchart: Connector 5" o:spid="_x0000_s1026" type="#_x0000_t120" style="position:absolute;margin-left:170.5pt;margin-top:8.4pt;width:3.7pt;height:3.7pt;z-index:251660800;visibility:visible;mso-wrap-style:square;mso-wrap-distance-left:9pt;mso-wrap-distance-top:0;mso-wrap-distance-right:9pt;mso-wrap-distance-bottom:0;mso-position-horizontal:absolute;mso-position-horizontal-relative:text;mso-position-vertical:absolute;mso-position-vertical-relative:text;v-text-anchor:middle" o:gfxdata="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" fillcolor="black [3200]" strokecolor="black [1600]" strokeweight="1pt">
+              <v:shapetype w14:anchorId="723FFC5C" id="_x0000_t120" coordsize="21600,21600" o:spt="120" path="m10800,qx,10800,10800,21600,21600,10800,10800,xe">
+                <v:path gradientshapeok="t" o:connecttype="custom" o:connectlocs="10800,0;3163,3163;0,10800;3163,18437;10800,21600;18437,18437;21600,10800;18437,3163" textboxrect="3163,3163,18437,18437"/>
+              </v:shapetype>
+              <v:shape id="Flowchart: Connector 5" o:spid="_x0000_s1026" type="#_x0000_t120" style="position:absolute;margin-left:200.35pt;margin-top:9pt;width:3.7pt;height:3.7pt;z-index:251660800;visibility:visible;mso-wrap-style:square;mso-wrap-distance-left:9pt;mso-wrap-distance-top:0;mso-wrap-distance-right:9pt;mso-wrap-distance-bottom:0;mso-position-horizontal:absolute;mso-position-horizontal-relative:text;mso-position-vertical:absolute;mso-position-vertical-relative:text;v-text-anchor:middle" o:gfxdata="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" fillcolor="black [3200]" strokecolor="black [1600]" strokeweight="1pt">
                 <v:stroke joinstyle="miter"/>
               </v:shape>
             </w:pict>
           </mc:Fallback>
         </mc:AlternateContent>
       </w:r>
-      <w:proofErr w:type="spellStart"/>
-      <w:proofErr w:type="gramStart"/>
-      <w:r>
+      <w:r>
+        <w:rPr>
+          <w:rFonts w:ascii="Times New Roman" w:hAnsi="Times New Roman" w:cs="Times New Roman"/>
+          <w:noProof/>
+          <w:sz w:val="28"/>
+          <w:szCs w:val="28"/>
+        </w:rPr>
+        <mc:AlternateContent>
+          <mc:Choice Requires="wps">
+            <w:drawing>
+              <wp:anchor distT="0" distB="0" distL="114300" distR="114300" simplePos="0" relativeHeight="251733504" behindDoc="0" locked="0" layoutInCell="1" allowOverlap="1" wp14:anchorId="45373A19" wp14:editId="3AF07245">
+                <wp:simplePos x="0" y="0"/>
+                <wp:positionH relativeFrom="column">
+                  <wp:posOffset>1204572</wp:posOffset>
+                </wp:positionH>
+                <wp:positionV relativeFrom="paragraph">
+                  <wp:posOffset>69188</wp:posOffset>
+                </wp:positionV>
+                <wp:extent cx="45719" cy="45719"/>
+                <wp:effectExtent l="0" t="0" r="12065" b="12065"/>
+                <wp:wrapNone/>
+                <wp:docPr id="289578252" name="Flowchart: Connector 289578252"/>
+                <wp:cNvGraphicFramePr/>
+                <a:graphic xmlns:a="http://schemas.openxmlformats.org/drawingml/2006/main">
+                  <a:graphicData uri="http://schemas.microsoft.com/office/word/2010/wordprocessingShape">
+                    <wps:wsp>
+                      <wps:cNvSpPr/>
+                      <wps:spPr>
+                        <a:xfrm>
+                          <a:off x="0" y="0"/>
+                          <a:ext cx="45719" cy="45719"/>
+                        </a:xfrm>
+                        <a:prstGeom prst="flowChartConnector">
+                          <a:avLst/>
+                        </a:prstGeom>
+                      </wps:spPr>
+                      <wps:style>
+                        <a:lnRef idx="2">
+                          <a:schemeClr val="dk1">
+                            <a:shade val="50000"/>
+                          </a:schemeClr>
+                        </a:lnRef>
+                        <a:fillRef idx="1">
+                          <a:schemeClr val="dk1"/>
+                        </a:fillRef>
+                        <a:effectRef idx="0">
+                          <a:schemeClr val="dk1"/>
+                        </a:effectRef>
+                        <a:fontRef idx="minor">
+                          <a:schemeClr val="lt1"/>
+                        </a:fontRef>
+                      </wps:style>
+                      <wps:bodyPr rot="0" spcFirstLastPara="0" vertOverflow="overflow" horzOverflow="overflow" vert="horz" wrap="square" lIns="91440" tIns="45720" rIns="91440" bIns="45720" numCol="1" spcCol="0" rtlCol="0" fromWordArt="0" anchor="ctr" anchorCtr="0" forceAA="0" compatLnSpc="1">
+                        <a:prstTxWarp prst="textNoShape">
+                          <a:avLst/>
+                        </a:prstTxWarp>
+                        <a:noAutofit/>
+                      </wps:bodyPr>
+                    </wps:wsp>
+                  </a:graphicData>
+                </a:graphic>
+                <wp14:sizeRelH relativeFrom="margin">
+                  <wp14:pctWidth>0</wp14:pctWidth>
+                </wp14:sizeRelH>
+                <wp14:sizeRelV relativeFrom="margin">
+                  <wp14:pctHeight>0</wp14:pctHeight>
+                </wp14:sizeRelV>
+              </wp:anchor>
+            </w:drawing>
+          </mc:Choice>
+          <mc:Fallback>
+            <w:pict>
+              <v:shape w14:anchorId="0395DF06" id="Flowchart: Connector 289578252" o:spid="_x0000_s1026" type="#_x0000_t120" style="position:absolute;margin-left:94.85pt;margin-top:5.45pt;width:3.6pt;height:3.6pt;z-index:251733504;visibility:visible;mso-wrap-style:square;mso-width-percent:0;mso-height-percent:0;mso-wrap-distance-left:9pt;mso-wrap-distance-top:0;mso-wrap-distance-right:9pt;mso-wrap-distance-bottom:0;mso-position-horizontal:absolute;mso-position-horizontal-relative:text;mso-position-vertical:absolute;mso-position-vertical-relative:text;mso-width-percent:0;mso-height-percent:0;mso-width-relative:margin;mso-height-relative:margin;v-text-anchor:middle" o:gfxdata="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" fillcolor="black [3200]" strokecolor="black [1600]" strokeweight="1pt">
+                <v:stroke joinstyle="miter"/>
+              </v:shape>
+            </w:pict>
+          </mc:Fallback>
+        </mc:AlternateContent>
+      </w:r>
+      <w:r>
+        <w:rPr>
+          <w:rFonts w:ascii="Times New Roman" w:hAnsi="Times New Roman" w:cs="Times New Roman"/>
+          <w:sz w:val="28"/>
+          <w:szCs w:val="28"/>
+        </w:rPr>
         <w:t>a.</w:t>
       </w:r>
       <w:r>
+        <w:rPr>
+          <w:rFonts w:ascii="Times New Roman" w:hAnsi="Times New Roman" w:cs="Times New Roman"/>
+          <w:sz w:val="28"/>
+          <w:szCs w:val="28"/>
+        </w:rPr>
+        <w:t xml:space="preserve"> </w:t>
+      </w:r>
+      <w:r>
+        <w:rPr>
+          <w:rFonts w:ascii="Times New Roman" w:hAnsi="Times New Roman" w:cs="Times New Roman"/>
+          <w:sz w:val="28"/>
+          <w:szCs w:val="28"/>
+        </w:rPr>
         <w:t>Accident</w:t>
       </w:r>
-      <w:proofErr w:type="spellEnd"/>
-      <w:proofErr w:type="gramEnd"/>
-      <w:r>
-        <w:t xml:space="preserve">                                   </w:t>
-      </w:r>
-      <w:r>
+      <w:r>
+        <w:rPr>
+          <w:rFonts w:ascii="Times New Roman" w:hAnsi="Times New Roman" w:cs="Times New Roman"/>
+          <w:sz w:val="28"/>
+          <w:szCs w:val="28"/>
+        </w:rPr>
+        <w:t xml:space="preserve">                         </w:t>
+      </w:r>
+      <w:r>
+        <w:rPr>
+          <w:rFonts w:ascii="Times New Roman" w:hAnsi="Times New Roman" w:cs="Times New Roman"/>
+          <w:sz w:val="28"/>
+          <w:szCs w:val="28"/>
+        </w:rPr>
+        <w:t xml:space="preserve"> </w:t>
+      </w:r>
+      <w:r>
+        <w:rPr>
+          <w:rFonts w:ascii="Times New Roman" w:hAnsi="Times New Roman" w:cs="Times New Roman"/>
+          <w:sz w:val="28"/>
+          <w:szCs w:val="28"/>
+        </w:rPr>
+        <w:t xml:space="preserve">          </w:t>
+      </w:r>
+      <w:r>
+        <w:rPr>
+          <w:rFonts w:ascii="Times New Roman" w:hAnsi="Times New Roman" w:cs="Times New Roman"/>
+          <w:sz w:val="28"/>
+          <w:szCs w:val="28"/>
+        </w:rPr>
         <w:t xml:space="preserve">              Twice a day</w:t>
       </w:r>
     </w:p>
     <w:p>
       <w:pPr>
         <w:ind w:left="288"/>
+        <w:rPr>
+          <w:rFonts w:ascii="Times New Roman" w:hAnsi="Times New Roman" w:cs="Times New Roman"/>
+          <w:sz w:val="28"/>
+          <w:szCs w:val="28"/>
+        </w:rPr>
       </w:pPr>
       <w:r>
         <w:rPr>
+          <w:rFonts w:ascii="Times New Roman" w:hAnsi="Times New Roman" w:cs="Times New Roman"/>
           <w:noProof/>
+          <w:sz w:val="28"/>
+          <w:szCs w:val="28"/>
         </w:rPr>
         <mc:AlternateContent>
           <mc:Choice Requires="wps">
             <w:drawing>
-              <wp:anchor distT="0" distB="0" distL="114300" distR="114300" simplePos="0" relativeHeight="251628032" behindDoc="0" locked="0" layoutInCell="1" allowOverlap="1" wp14:anchorId="6E9F4695" wp14:editId="06088076">
+              <wp:anchor distT="0" distB="0" distL="114300" distR="114300" simplePos="0" relativeHeight="251676160" behindDoc="0" locked="0" layoutInCell="1" allowOverlap="1" wp14:anchorId="43800A10" wp14:editId="27A96FEA">
                 <wp:simplePos x="0" y="0"/>
                 <wp:positionH relativeFrom="column">
-                  <wp:posOffset>911490</wp:posOffset>
+                  <wp:posOffset>2558189</wp:posOffset>
                 </wp:positionH>
                 <wp:positionV relativeFrom="paragraph">
-                  <wp:posOffset>72873</wp:posOffset>
+                  <wp:posOffset>86360</wp:posOffset>
+                </wp:positionV>
+                <wp:extent cx="46893" cy="46892"/>
+                <wp:effectExtent l="0" t="0" r="10795" b="10795"/>
+                <wp:wrapNone/>
+                <wp:docPr id="6" name="Flowchart: Connector 6"/>
+                <wp:cNvGraphicFramePr/>
+                <a:graphic xmlns:a="http://schemas.openxmlformats.org/drawingml/2006/main">
+                  <a:graphicData uri="http://schemas.microsoft.com/office/word/2010/wordprocessingShape">
+                    <wps:wsp>
+                      <wps:cNvSpPr/>
+                      <wps:spPr>
+                        <a:xfrm>
+                          <a:off x="0" y="0"/>
+                          <a:ext cx="46893" cy="46892"/>
+                        </a:xfrm>
+                        <a:prstGeom prst="flowChartConnector">
+                          <a:avLst/>
+                        </a:prstGeom>
+                      </wps:spPr>
+                      <wps:style>
+                        <a:lnRef idx="2">
+                          <a:schemeClr val="dk1">
+                            <a:shade val="50000"/>
+                          </a:schemeClr>
+                        </a:lnRef>
+                        <a:fillRef idx="1">
+                          <a:schemeClr val="dk1"/>
+                        </a:fillRef>
+                        <a:effectRef idx="0">
+                          <a:schemeClr val="dk1"/>
+                        </a:effectRef>
+                        <a:fontRef idx="minor">
+                          <a:schemeClr val="lt1"/>
+                        </a:fontRef>
+                      </wps:style>
+                      <wps:bodyPr rot="0" spcFirstLastPara="0" vertOverflow="overflow" horzOverflow="overflow" vert="horz" wrap="square" lIns="91440" tIns="45720" rIns="91440" bIns="45720" numCol="1" spcCol="0" rtlCol="0" fromWordArt="0" anchor="ctr" anchorCtr="0" forceAA="0" compatLnSpc="1">
+                        <a:prstTxWarp prst="textNoShape">
+                          <a:avLst/>
+                        </a:prstTxWarp>
+                        <a:noAutofit/>
+                      </wps:bodyPr>
+                    </wps:wsp>
+                  </a:graphicData>
+                </a:graphic>
+              </wp:anchor>
+            </w:drawing>
+          </mc:Choice>
+          <mc:Fallback>
+            <w:pict>
+              <v:shape w14:anchorId="2BD4585E" id="Flowchart: Connector 6" o:spid="_x0000_s1026" type="#_x0000_t120" style="position:absolute;margin-left:201.45pt;margin-top:6.8pt;width:3.7pt;height:3.7pt;z-index:251676160;visibility:visible;mso-wrap-style:square;mso-wrap-distance-left:9pt;mso-wrap-distance-top:0;mso-wrap-distance-right:9pt;mso-wrap-distance-bottom:0;mso-position-horizontal:absolute;mso-position-horizontal-relative:text;mso-position-vertical:absolute;mso-position-vertical-relative:text;v-text-anchor:middle" o:gfxdata="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" fillcolor="black [3200]" strokecolor="black [1600]" strokeweight="1pt">
+                <v:stroke joinstyle="miter"/>
+              </v:shape>
+            </w:pict>
+          </mc:Fallback>
+        </mc:AlternateContent>
+      </w:r>
+      <w:r>
+        <w:rPr>
+          <w:rFonts w:ascii="Times New Roman" w:hAnsi="Times New Roman" w:cs="Times New Roman"/>
+          <w:noProof/>
+          <w:sz w:val="28"/>
+          <w:szCs w:val="28"/>
+        </w:rPr>
+        <mc:AlternateContent>
+          <mc:Choice Requires="wps">
+            <w:drawing>
+              <wp:anchor distT="0" distB="0" distL="114300" distR="114300" simplePos="0" relativeHeight="251628032" behindDoc="0" locked="0" layoutInCell="1" allowOverlap="1" wp14:anchorId="6E9F4695" wp14:editId="751C41FC">
+                <wp:simplePos x="0" y="0"/>
+                <wp:positionH relativeFrom="column">
+                  <wp:posOffset>1203960</wp:posOffset>
+                </wp:positionH>
+                <wp:positionV relativeFrom="paragraph">
+                  <wp:posOffset>109220</wp:posOffset>
                 </wp:positionV>
                 <wp:extent cx="46893" cy="46892"/>
                 <wp:effectExtent l="0" t="0" r="10795" b="10795"/>
@@ -1413,7 +3463,7 @@
           </mc:Choice>
           <mc:Fallback>
             <w:pict>
-              <v:shape w14:anchorId="3441446F" id="Flowchart: Connector 2" o:spid="_x0000_s1026" type="#_x0000_t120" style="position:absolute;margin-left:71.75pt;margin-top:5.75pt;width:3.7pt;height:3.7pt;z-index:251628032;visibility:visible;mso-wrap-style:square;mso-wrap-distance-left:9pt;mso-wrap-distance-top:0;mso-wrap-distance-right:9pt;mso-wrap-distance-bottom:0;mso-position-horizontal:absolute;mso-position-horizontal-relative:text;mso-position-vertical:absolute;mso-position-vertical-relative:text;v-text-anchor:middle" o:gfxdata="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" fillcolor="black [3200]" strokecolor="black [1600]" strokeweight="1pt">
+              <v:shape w14:anchorId="352D82CB" id="Flowchart: Connector 2" o:spid="_x0000_s1026" type="#_x0000_t120" style="position:absolute;margin-left:94.8pt;margin-top:8.6pt;width:3.7pt;height:3.7pt;z-index:251628032;visibility:visible;mso-wrap-style:square;mso-wrap-distance-left:9pt;mso-wrap-distance-top:0;mso-wrap-distance-right:9pt;mso-wrap-distance-bottom:0;mso-position-horizontal:absolute;mso-position-horizontal-relative:text;mso-position-vertical:absolute;mso-position-vertical-relative:text;v-text-anchor:middle" o:gfxdata="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" fillcolor="black [3200]" strokecolor="black [1600]" strokeweight="1pt">
                 <v:stroke joinstyle="miter"/>
               </v:shape>
             </w:pict>
@@ -1422,23 +3472,76 @@
       </w:r>
       <w:r>
         <w:rPr>
+          <w:rFonts w:ascii="Times New Roman" w:hAnsi="Times New Roman" w:cs="Times New Roman"/>
+          <w:sz w:val="28"/>
+          <w:szCs w:val="28"/>
+        </w:rPr>
+        <w:t>b.</w:t>
+      </w:r>
+      <w:r>
+        <w:rPr>
+          <w:rFonts w:ascii="Times New Roman" w:hAnsi="Times New Roman" w:cs="Times New Roman"/>
+          <w:sz w:val="28"/>
+          <w:szCs w:val="28"/>
+        </w:rPr>
+        <w:t xml:space="preserve"> </w:t>
+      </w:r>
+      <w:r>
+        <w:rPr>
+          <w:rFonts w:ascii="Times New Roman" w:hAnsi="Times New Roman" w:cs="Times New Roman"/>
+          <w:sz w:val="28"/>
+          <w:szCs w:val="28"/>
+        </w:rPr>
+        <w:t>Brush</w:t>
+      </w:r>
+      <w:r>
+        <w:rPr>
+          <w:rFonts w:ascii="Times New Roman" w:hAnsi="Times New Roman" w:cs="Times New Roman"/>
+          <w:sz w:val="28"/>
+          <w:szCs w:val="28"/>
+        </w:rPr>
+        <w:t xml:space="preserve">                                                   </w:t>
+      </w:r>
+      <w:r>
+        <w:rPr>
+          <w:rFonts w:ascii="Times New Roman" w:hAnsi="Times New Roman" w:cs="Times New Roman"/>
+          <w:sz w:val="28"/>
+          <w:szCs w:val="28"/>
+        </w:rPr>
+        <w:t xml:space="preserve">   Desert animal</w:t>
+      </w:r>
+    </w:p>
+    <w:p>
+      <w:pPr>
+        <w:ind w:left="288"/>
+        <w:rPr>
+          <w:rFonts w:ascii="Times New Roman" w:hAnsi="Times New Roman" w:cs="Times New Roman"/>
+          <w:sz w:val="28"/>
+          <w:szCs w:val="28"/>
+        </w:rPr>
+      </w:pPr>
+      <w:r>
+        <w:rPr>
+          <w:rFonts w:ascii="Times New Roman" w:hAnsi="Times New Roman" w:cs="Times New Roman"/>
           <w:noProof/>
+          <w:sz w:val="28"/>
+          <w:szCs w:val="28"/>
         </w:rPr>
         <mc:AlternateContent>
           <mc:Choice Requires="wps">
             <w:drawing>
-              <wp:anchor distT="0" distB="0" distL="114300" distR="114300" simplePos="0" relativeHeight="251676160" behindDoc="0" locked="0" layoutInCell="1" allowOverlap="1" wp14:anchorId="43800A10" wp14:editId="7DBE752F">
+              <wp:anchor distT="0" distB="0" distL="114300" distR="114300" simplePos="0" relativeHeight="251689472" behindDoc="0" locked="0" layoutInCell="1" allowOverlap="1" wp14:anchorId="41F826D9" wp14:editId="339E00B0">
                 <wp:simplePos x="0" y="0"/>
                 <wp:positionH relativeFrom="column">
-                  <wp:posOffset>2168281</wp:posOffset>
+                  <wp:posOffset>2559685</wp:posOffset>
                 </wp:positionH>
                 <wp:positionV relativeFrom="paragraph">
-                  <wp:posOffset>86827</wp:posOffset>
+                  <wp:posOffset>115570</wp:posOffset>
                 </wp:positionV>
                 <wp:extent cx="46893" cy="46892"/>
                 <wp:effectExtent l="0" t="0" r="10795" b="10795"/>
                 <wp:wrapNone/>
-                <wp:docPr id="6" name="Flowchart: Connector 6"/>
+                <wp:docPr id="7" name="Flowchart: Connector 7"/>
                 <wp:cNvGraphicFramePr/>
                 <a:graphic xmlns:a="http://schemas.openxmlformats.org/drawingml/2006/main">
                   <a:graphicData uri="http://schemas.microsoft.com/office/word/2010/wordprocessingShape">
@@ -1478,50 +3581,35 @@
                     </wps:wsp>
                   </a:graphicData>
                 </a:graphic>
+                <wp14:sizeRelH relativeFrom="margin">
+                  <wp14:pctWidth>0</wp14:pctWidth>
+                </wp14:sizeRelH>
               </wp:anchor>
             </w:drawing>
           </mc:Choice>
           <mc:Fallback>
             <w:pict>
-              <v:shape w14:anchorId="17FCA7F6" id="Flowchart: Connector 6" o:spid="_x0000_s1026" type="#_x0000_t120" style="position:absolute;margin-left:170.75pt;margin-top:6.85pt;width:3.7pt;height:3.7pt;z-index:251676160;visibility:visible;mso-wrap-style:square;mso-wrap-distance-left:9pt;mso-wrap-distance-top:0;mso-wrap-distance-right:9pt;mso-wrap-distance-bottom:0;mso-position-horizontal:absolute;mso-position-horizontal-relative:text;mso-position-vertical:absolute;mso-position-vertical-relative:text;v-text-anchor:middle" o:gfxdata="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" fillcolor="black [3200]" strokecolor="black [1600]" strokeweight="1pt">
+              <v:shape w14:anchorId="3925C777" id="Flowchart: Connector 7" o:spid="_x0000_s1026" type="#_x0000_t120" style="position:absolute;margin-left:201.55pt;margin-top:9.1pt;width:3.7pt;height:3.7pt;z-index:251689472;visibility:visible;mso-wrap-style:square;mso-width-percent:0;mso-wrap-distance-left:9pt;mso-wrap-distance-top:0;mso-wrap-distance-right:9pt;mso-wrap-distance-bottom:0;mso-position-horizontal:absolute;mso-position-horizontal-relative:text;mso-position-vertical:absolute;mso-position-vertical-relative:text;mso-width-percent:0;mso-width-relative:margin;v-text-anchor:middle" o:gfxdata="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" fillcolor="black [3200]" strokecolor="black [1600]" strokeweight="1pt">
                 <v:stroke joinstyle="miter"/>
               </v:shape>
             </w:pict>
           </mc:Fallback>
         </mc:AlternateContent>
       </w:r>
-      <w:proofErr w:type="spellStart"/>
-      <w:proofErr w:type="gramStart"/>
-      <w:r>
-        <w:t>b.</w:t>
-      </w:r>
-      <w:r>
-        <w:t>Brush</w:t>
-      </w:r>
-      <w:proofErr w:type="spellEnd"/>
-      <w:proofErr w:type="gramEnd"/>
-      <w:r>
-        <w:t xml:space="preserve">                                                   </w:t>
-      </w:r>
-      <w:r>
-        <w:t xml:space="preserve">   Desert animal</w:t>
-      </w:r>
-    </w:p>
-    <w:p>
-      <w:pPr>
-        <w:ind w:left="288"/>
-      </w:pPr>
-      <w:r>
-        <w:rPr>
+      <w:r>
+        <w:rPr>
+          <w:rFonts w:ascii="Times New Roman" w:hAnsi="Times New Roman" w:cs="Times New Roman"/>
           <w:noProof/>
+          <w:sz w:val="28"/>
+          <w:szCs w:val="28"/>
         </w:rPr>
         <mc:AlternateContent>
           <mc:Choice Requires="wps">
             <w:drawing>
-              <wp:anchor distT="0" distB="0" distL="114300" distR="114300" simplePos="0" relativeHeight="251642368" behindDoc="0" locked="0" layoutInCell="1" allowOverlap="1" wp14:anchorId="76827A66" wp14:editId="496E5539">
+              <wp:anchor distT="0" distB="0" distL="114300" distR="114300" simplePos="0" relativeHeight="251642368" behindDoc="0" locked="0" layoutInCell="1" allowOverlap="1" wp14:anchorId="76827A66" wp14:editId="199534D6">
                 <wp:simplePos x="0" y="0"/>
                 <wp:positionH relativeFrom="column">
-                  <wp:posOffset>914353</wp:posOffset>
+                  <wp:posOffset>1199515</wp:posOffset>
                 </wp:positionH>
                 <wp:positionV relativeFrom="paragraph">
                   <wp:posOffset>114935</wp:posOffset>
@@ -1574,7 +3662,7 @@
           </mc:Choice>
           <mc:Fallback>
             <w:pict>
-              <v:shape w14:anchorId="1D2412C1" id="Flowchart: Connector 3" o:spid="_x0000_s1026" type="#_x0000_t120" style="position:absolute;margin-left:1in;margin-top:9.05pt;width:3.7pt;height:3.7pt;z-index:251642368;visibility:visible;mso-wrap-style:square;mso-wrap-distance-left:9pt;mso-wrap-distance-top:0;mso-wrap-distance-right:9pt;mso-wrap-distance-bottom:0;mso-position-horizontal:absolute;mso-position-horizontal-relative:text;mso-position-vertical:absolute;mso-position-vertical-relative:text;v-text-anchor:middle" o:gfxdata="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" fillcolor="black [3200]" strokecolor="black [1600]" strokeweight="1pt">
+              <v:shape w14:anchorId="2BB9526A" id="Flowchart: Connector 3" o:spid="_x0000_s1026" type="#_x0000_t120" style="position:absolute;margin-left:94.45pt;margin-top:9.05pt;width:3.7pt;height:3.7pt;z-index:251642368;visibility:visible;mso-wrap-style:square;mso-wrap-distance-left:9pt;mso-wrap-distance-top:0;mso-wrap-distance-right:9pt;mso-wrap-distance-bottom:0;mso-position-horizontal:absolute;mso-position-horizontal-relative:text;mso-position-vertical:absolute;mso-position-vertical-relative:text;v-text-anchor:middle" o:gfxdata="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" fillcolor="black [3200]" strokecolor="black [1600]" strokeweight="1pt">
                 <v:stroke joinstyle="miter"/>
               </v:shape>
             </w:pict>
@@ -1583,23 +3671,76 @@
       </w:r>
       <w:r>
         <w:rPr>
+          <w:rFonts w:ascii="Times New Roman" w:hAnsi="Times New Roman" w:cs="Times New Roman"/>
+          <w:sz w:val="28"/>
+          <w:szCs w:val="28"/>
+        </w:rPr>
+        <w:t>c.</w:t>
+      </w:r>
+      <w:r>
+        <w:rPr>
+          <w:rFonts w:ascii="Times New Roman" w:hAnsi="Times New Roman" w:cs="Times New Roman"/>
+          <w:sz w:val="28"/>
+          <w:szCs w:val="28"/>
+        </w:rPr>
+        <w:t xml:space="preserve"> </w:t>
+      </w:r>
+      <w:r>
+        <w:rPr>
+          <w:rFonts w:ascii="Times New Roman" w:hAnsi="Times New Roman" w:cs="Times New Roman"/>
+          <w:sz w:val="28"/>
+          <w:szCs w:val="28"/>
+        </w:rPr>
+        <w:t>Sunflower</w:t>
+      </w:r>
+      <w:r>
+        <w:rPr>
+          <w:rFonts w:ascii="Times New Roman" w:hAnsi="Times New Roman" w:cs="Times New Roman"/>
+          <w:sz w:val="28"/>
+          <w:szCs w:val="28"/>
+        </w:rPr>
+        <w:t xml:space="preserve">                                            </w:t>
+      </w:r>
+      <w:r>
+        <w:rPr>
+          <w:rFonts w:ascii="Times New Roman" w:hAnsi="Times New Roman" w:cs="Times New Roman"/>
+          <w:sz w:val="28"/>
+          <w:szCs w:val="28"/>
+        </w:rPr>
+        <w:t xml:space="preserve">   Flowering plant </w:t>
+      </w:r>
+    </w:p>
+    <w:p>
+      <w:pPr>
+        <w:ind w:left="288"/>
+        <w:rPr>
+          <w:rFonts w:ascii="Times New Roman" w:hAnsi="Times New Roman" w:cs="Times New Roman"/>
+          <w:sz w:val="28"/>
+          <w:szCs w:val="28"/>
+        </w:rPr>
+      </w:pPr>
+      <w:r>
+        <w:rPr>
+          <w:rFonts w:ascii="Times New Roman" w:hAnsi="Times New Roman" w:cs="Times New Roman"/>
           <w:noProof/>
+          <w:sz w:val="28"/>
+          <w:szCs w:val="28"/>
         </w:rPr>
         <mc:AlternateContent>
           <mc:Choice Requires="wps">
             <w:drawing>
-              <wp:anchor distT="0" distB="0" distL="114300" distR="114300" simplePos="0" relativeHeight="251689472" behindDoc="0" locked="0" layoutInCell="1" allowOverlap="1" wp14:anchorId="41F826D9" wp14:editId="5EC2FE50">
+              <wp:anchor distT="0" distB="0" distL="114300" distR="114300" simplePos="0" relativeHeight="251699712" behindDoc="0" locked="0" layoutInCell="1" allowOverlap="1" wp14:anchorId="253B9D18" wp14:editId="6F0E022E">
                 <wp:simplePos x="0" y="0"/>
                 <wp:positionH relativeFrom="column">
-                  <wp:posOffset>2172035</wp:posOffset>
+                  <wp:posOffset>2556837</wp:posOffset>
                 </wp:positionH>
                 <wp:positionV relativeFrom="paragraph">
-                  <wp:posOffset>88565</wp:posOffset>
+                  <wp:posOffset>132080</wp:posOffset>
                 </wp:positionV>
                 <wp:extent cx="46893" cy="46892"/>
                 <wp:effectExtent l="0" t="0" r="10795" b="10795"/>
                 <wp:wrapNone/>
-                <wp:docPr id="7" name="Flowchart: Connector 7"/>
+                <wp:docPr id="8" name="Flowchart: Connector 8"/>
                 <wp:cNvGraphicFramePr/>
                 <a:graphic xmlns:a="http://schemas.openxmlformats.org/drawingml/2006/main">
                   <a:graphicData uri="http://schemas.microsoft.com/office/word/2010/wordprocessingShape">
@@ -1644,46 +3785,30 @@
           </mc:Choice>
           <mc:Fallback>
             <w:pict>
-              <v:shape w14:anchorId="7945E58E" id="Flowchart: Connector 7" o:spid="_x0000_s1026" type="#_x0000_t120" style="position:absolute;margin-left:171.05pt;margin-top:6.95pt;width:3.7pt;height:3.7pt;z-index:251689472;visibility:visible;mso-wrap-style:square;mso-wrap-distance-left:9pt;mso-wrap-distance-top:0;mso-wrap-distance-right:9pt;mso-wrap-distance-bottom:0;mso-position-horizontal:absolute;mso-position-horizontal-relative:text;mso-position-vertical:absolute;mso-position-vertical-relative:text;v-text-anchor:middle" o:gfxdata="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" fillcolor="black [3200]" strokecolor="black [1600]" strokeweight="1pt">
+              <v:shape w14:anchorId="0BD0359D" id="Flowchart: Connector 8" o:spid="_x0000_s1026" type="#_x0000_t120" style="position:absolute;margin-left:201.35pt;margin-top:10.4pt;width:3.7pt;height:3.7pt;z-index:251699712;visibility:visible;mso-wrap-style:square;mso-wrap-distance-left:9pt;mso-wrap-distance-top:0;mso-wrap-distance-right:9pt;mso-wrap-distance-bottom:0;mso-position-horizontal:absolute;mso-position-horizontal-relative:text;mso-position-vertical:absolute;mso-position-vertical-relative:text;v-text-anchor:middle" o:gfxdata="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" fillcolor="black [3200]" strokecolor="black [1600]" strokeweight="1pt">
                 <v:stroke joinstyle="miter"/>
               </v:shape>
             </w:pict>
           </mc:Fallback>
         </mc:AlternateContent>
       </w:r>
-      <w:proofErr w:type="spellStart"/>
-      <w:r>
-        <w:t>c.</w:t>
-      </w:r>
-      <w:r>
-        <w:t>Sunflower</w:t>
-      </w:r>
-      <w:proofErr w:type="spellEnd"/>
-      <w:r>
-        <w:t xml:space="preserve">                                            </w:t>
-      </w:r>
-      <w:r>
-        <w:t xml:space="preserve">   Flowering plant </w:t>
-      </w:r>
-    </w:p>
-    <w:p>
-      <w:pPr>
-        <w:ind w:left="288"/>
-      </w:pPr>
-      <w:r>
-        <w:rPr>
+      <w:r>
+        <w:rPr>
+          <w:rFonts w:ascii="Times New Roman" w:hAnsi="Times New Roman" w:cs="Times New Roman"/>
           <w:noProof/>
+          <w:sz w:val="28"/>
+          <w:szCs w:val="28"/>
         </w:rPr>
         <mc:AlternateContent>
           <mc:Choice Requires="wps">
             <w:drawing>
-              <wp:anchor distT="0" distB="0" distL="114300" distR="114300" simplePos="0" relativeHeight="251652608" behindDoc="0" locked="0" layoutInCell="1" allowOverlap="1" wp14:anchorId="334E5FB7" wp14:editId="6C0727EF">
+              <wp:anchor distT="0" distB="0" distL="114300" distR="114300" simplePos="0" relativeHeight="251652608" behindDoc="0" locked="0" layoutInCell="1" allowOverlap="1" wp14:anchorId="334E5FB7" wp14:editId="12278EF9">
                 <wp:simplePos x="0" y="0"/>
                 <wp:positionH relativeFrom="column">
-                  <wp:posOffset>935459</wp:posOffset>
+                  <wp:posOffset>1183005</wp:posOffset>
                 </wp:positionH>
                 <wp:positionV relativeFrom="paragraph">
-                  <wp:posOffset>95733</wp:posOffset>
+                  <wp:posOffset>95250</wp:posOffset>
                 </wp:positionV>
                 <wp:extent cx="46893" cy="46892"/>
                 <wp:effectExtent l="0" t="0" r="10795" b="10795"/>
@@ -1733,7 +3858,7 @@
           </mc:Choice>
           <mc:Fallback>
             <w:pict>
-              <v:shape w14:anchorId="7852D25D" id="Flowchart: Connector 4" o:spid="_x0000_s1026" type="#_x0000_t120" style="position:absolute;margin-left:73.65pt;margin-top:7.55pt;width:3.7pt;height:3.7pt;z-index:251652608;visibility:visible;mso-wrap-style:square;mso-wrap-distance-left:9pt;mso-wrap-distance-top:0;mso-wrap-distance-right:9pt;mso-wrap-distance-bottom:0;mso-position-horizontal:absolute;mso-position-horizontal-relative:text;mso-position-vertical:absolute;mso-position-vertical-relative:text;v-text-anchor:middle" o:gfxdata="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" fillcolor="black [3200]" strokecolor="black [1600]" strokeweight="1pt">
+              <v:shape w14:anchorId="4F7A63B8" id="Flowchart: Connector 4" o:spid="_x0000_s1026" type="#_x0000_t120" style="position:absolute;margin-left:93.15pt;margin-top:7.5pt;width:3.7pt;height:3.7pt;z-index:251652608;visibility:visible;mso-wrap-style:square;mso-wrap-distance-left:9pt;mso-wrap-distance-top:0;mso-wrap-distance-right:9pt;mso-wrap-distance-bottom:0;mso-position-horizontal:absolute;mso-position-horizontal-relative:text;mso-position-vertical:absolute;mso-position-vertical-relative:text;v-text-anchor:middle" o:gfxdata="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" fillcolor="black [3200]" strokecolor="black [1600]" strokeweight="1pt">
                 <v:stroke joinstyle="miter"/>
               </v:shape>
             </w:pict>
@@ -1742,200 +3867,193 @@
       </w:r>
       <w:r>
         <w:rPr>
-          <w:noProof/>
-        </w:rPr>
-        <mc:AlternateContent>
-          <mc:Choice Requires="wps">
-            <w:drawing>
-              <wp:anchor distT="0" distB="0" distL="114300" distR="114300" simplePos="0" relativeHeight="251699712" behindDoc="0" locked="0" layoutInCell="1" allowOverlap="1" wp14:anchorId="253B9D18" wp14:editId="4E1A48AA">
-                <wp:simplePos x="0" y="0"/>
-                <wp:positionH relativeFrom="column">
-                  <wp:posOffset>2178504</wp:posOffset>
-                </wp:positionH>
-                <wp:positionV relativeFrom="paragraph">
-                  <wp:posOffset>86319</wp:posOffset>
-                </wp:positionV>
-                <wp:extent cx="46893" cy="46892"/>
-                <wp:effectExtent l="0" t="0" r="10795" b="10795"/>
-                <wp:wrapNone/>
-                <wp:docPr id="8" name="Flowchart: Connector 8"/>
-                <wp:cNvGraphicFramePr/>
-                <a:graphic xmlns:a="http://schemas.openxmlformats.org/drawingml/2006/main">
-                  <a:graphicData uri="http://schemas.microsoft.com/office/word/2010/wordprocessingShape">
-                    <wps:wsp>
-                      <wps:cNvSpPr/>
-                      <wps:spPr>
-                        <a:xfrm>
-                          <a:off x="0" y="0"/>
-                          <a:ext cx="46893" cy="46892"/>
-                        </a:xfrm>
-                        <a:prstGeom prst="flowChartConnector">
-                          <a:avLst/>
-                        </a:prstGeom>
-                      </wps:spPr>
-                      <wps:style>
-                        <a:lnRef idx="2">
-                          <a:schemeClr val="dk1">
-                            <a:shade val="50000"/>
-                          </a:schemeClr>
-                        </a:lnRef>
-                        <a:fillRef idx="1">
-                          <a:schemeClr val="dk1"/>
-                        </a:fillRef>
-                        <a:effectRef idx="0">
-                          <a:schemeClr val="dk1"/>
-                        </a:effectRef>
-                        <a:fontRef idx="minor">
-                          <a:schemeClr val="lt1"/>
-                        </a:fontRef>
-                      </wps:style>
-                      <wps:bodyPr rot="0" spcFirstLastPara="0" vertOverflow="overflow" horzOverflow="overflow" vert="horz" wrap="square" lIns="91440" tIns="45720" rIns="91440" bIns="45720" numCol="1" spcCol="0" rtlCol="0" fromWordArt="0" anchor="ctr" anchorCtr="0" forceAA="0" compatLnSpc="1">
-                        <a:prstTxWarp prst="textNoShape">
-                          <a:avLst/>
-                        </a:prstTxWarp>
-                        <a:noAutofit/>
-                      </wps:bodyPr>
-                    </wps:wsp>
-                  </a:graphicData>
-                </a:graphic>
-              </wp:anchor>
-            </w:drawing>
-          </mc:Choice>
-          <mc:Fallback>
-            <w:pict>
-              <v:shape w14:anchorId="1151506A" id="Flowchart: Connector 8" o:spid="_x0000_s1026" type="#_x0000_t120" style="position:absolute;margin-left:171.55pt;margin-top:6.8pt;width:3.7pt;height:3.7pt;z-index:251699712;visibility:visible;mso-wrap-style:square;mso-wrap-distance-left:9pt;mso-wrap-distance-top:0;mso-wrap-distance-right:9pt;mso-wrap-distance-bottom:0;mso-position-horizontal:absolute;mso-position-horizontal-relative:text;mso-position-vertical:absolute;mso-position-vertical-relative:text;v-text-anchor:middle" o:gfxdata="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" fillcolor="black [3200]" strokecolor="black [1600]" strokeweight="1pt">
-                <v:stroke joinstyle="miter"/>
-              </v:shape>
-            </w:pict>
-          </mc:Fallback>
-        </mc:AlternateContent>
-      </w:r>
-      <w:proofErr w:type="spellStart"/>
-      <w:r>
+          <w:rFonts w:ascii="Times New Roman" w:hAnsi="Times New Roman" w:cs="Times New Roman"/>
+          <w:sz w:val="28"/>
+          <w:szCs w:val="28"/>
+        </w:rPr>
         <w:t>d.</w:t>
       </w:r>
       <w:r>
+        <w:rPr>
+          <w:rFonts w:ascii="Times New Roman" w:hAnsi="Times New Roman" w:cs="Times New Roman"/>
+          <w:sz w:val="28"/>
+          <w:szCs w:val="28"/>
+        </w:rPr>
+        <w:t xml:space="preserve"> </w:t>
+      </w:r>
+      <w:r>
+        <w:rPr>
+          <w:rFonts w:ascii="Times New Roman" w:hAnsi="Times New Roman" w:cs="Times New Roman"/>
+          <w:sz w:val="28"/>
+          <w:szCs w:val="28"/>
+        </w:rPr>
         <w:t>Camel</w:t>
       </w:r>
-      <w:proofErr w:type="spellEnd"/>
-      <w:r>
+      <w:r>
+        <w:rPr>
+          <w:rFonts w:ascii="Times New Roman" w:hAnsi="Times New Roman" w:cs="Times New Roman"/>
+          <w:sz w:val="28"/>
+          <w:szCs w:val="28"/>
+        </w:rPr>
         <w:t xml:space="preserve">                                                   </w:t>
       </w:r>
       <w:r>
+        <w:rPr>
+          <w:rFonts w:ascii="Times New Roman" w:hAnsi="Times New Roman" w:cs="Times New Roman"/>
+          <w:sz w:val="28"/>
+          <w:szCs w:val="28"/>
+        </w:rPr>
         <w:t xml:space="preserve">   First aid</w:t>
       </w:r>
     </w:p>
     <w:p>
       <w:pPr>
         <w:rPr>
-          <w:b/>
-          <w:bCs/>
+          <w:rFonts w:ascii="Times New Roman" w:hAnsi="Times New Roman" w:cs="Times New Roman"/>
+          <w:b/>
+          <w:bCs/>
+          <w:sz w:val="28"/>
+          <w:szCs w:val="28"/>
         </w:rPr>
       </w:pPr>
       <w:r>
         <w:rPr>
-          <w:noProof/>
-        </w:rPr>
-        <mc:AlternateContent>
-          <mc:Choice Requires="wps">
-            <w:drawing>
-              <wp:anchor distT="0" distB="0" distL="114300" distR="114300" simplePos="0" relativeHeight="251679744" behindDoc="0" locked="0" layoutInCell="1" allowOverlap="1" wp14:anchorId="1DC166F8" wp14:editId="1F9805E9">
-                <wp:simplePos x="0" y="0"/>
-                <wp:positionH relativeFrom="column">
-                  <wp:posOffset>0</wp:posOffset>
-                </wp:positionH>
-                <wp:positionV relativeFrom="paragraph">
-                  <wp:posOffset>0</wp:posOffset>
-                </wp:positionV>
-                <wp:extent cx="46893" cy="46892"/>
-                <wp:effectExtent l="0" t="0" r="10795" b="10795"/>
-                <wp:wrapNone/>
-                <wp:docPr id="9" name="Flowchart: Connector 9"/>
-                <wp:cNvGraphicFramePr/>
-                <a:graphic xmlns:a="http://schemas.openxmlformats.org/drawingml/2006/main">
-                  <a:graphicData uri="http://schemas.microsoft.com/office/word/2010/wordprocessingShape">
-                    <wps:wsp>
-                      <wps:cNvSpPr/>
-                      <wps:spPr>
-                        <a:xfrm>
-                          <a:off x="0" y="0"/>
-                          <a:ext cx="46893" cy="46892"/>
-                        </a:xfrm>
-                        <a:prstGeom prst="flowChartConnector">
-                          <a:avLst/>
-                        </a:prstGeom>
-                      </wps:spPr>
-                      <wps:style>
-                        <a:lnRef idx="2">
-                          <a:schemeClr val="dk1">
-                            <a:shade val="50000"/>
-                          </a:schemeClr>
-                        </a:lnRef>
-                        <a:fillRef idx="1">
-                          <a:schemeClr val="dk1"/>
-                        </a:fillRef>
-                        <a:effectRef idx="0">
-                          <a:schemeClr val="dk1"/>
-                        </a:effectRef>
-                        <a:fontRef idx="minor">
-                          <a:schemeClr val="lt1"/>
-                        </a:fontRef>
-                      </wps:style>
-                      <wps:bodyPr rot="0" spcFirstLastPara="0" vertOverflow="overflow" horzOverflow="overflow" vert="horz" wrap="square" lIns="91440" tIns="45720" rIns="91440" bIns="45720" numCol="1" spcCol="0" rtlCol="0" fromWordArt="0" anchor="ctr" anchorCtr="0" forceAA="0" compatLnSpc="1">
-                        <a:prstTxWarp prst="textNoShape">
-                          <a:avLst/>
-                        </a:prstTxWarp>
-                        <a:noAutofit/>
-                      </wps:bodyPr>
-                    </wps:wsp>
-                  </a:graphicData>
-                </a:graphic>
-              </wp:anchor>
-            </w:drawing>
-          </mc:Choice>
-          <mc:Fallback>
-            <w:pict>
-              <v:shape w14:anchorId="63440FD2" id="Flowchart: Connector 9" o:spid="_x0000_s1026" type="#_x0000_t120" style="position:absolute;margin-left:0;margin-top:0;width:3.7pt;height:3.7pt;z-index:251679744;visibility:visible;mso-wrap-style:square;mso-wrap-distance-left:9pt;mso-wrap-distance-top:0;mso-wrap-distance-right:9pt;mso-wrap-distance-bottom:0;mso-position-horizontal:absolute;mso-position-horizontal-relative:text;mso-position-vertical:absolute;mso-position-vertical-relative:text;v-text-anchor:middle" o:gfxdata="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" fillcolor="black [3200]" strokecolor="black [1600]" strokeweight="1pt">
-                <v:stroke joinstyle="miter"/>
-              </v:shape>
-            </w:pict>
-          </mc:Fallback>
-        </mc:AlternateContent>
-      </w:r>
-      <w:r>
-        <w:rPr>
-          <w:b/>
-          <w:bCs/>
-        </w:rPr>
+          <w:rFonts w:ascii="Times New Roman" w:hAnsi="Times New Roman" w:cs="Times New Roman"/>
+          <w:b/>
+          <w:bCs/>
+          <w:sz w:val="28"/>
+          <w:szCs w:val="28"/>
+        </w:rPr>
+        <w:lastRenderedPageBreak/>
         <w:t>5.</w:t>
       </w:r>
       <w:r>
         <w:rPr>
-          <w:b/>
-          <w:bCs/>
-        </w:rPr>
-        <w:t xml:space="preserve">Answer these </w:t>
-      </w:r>
-      <w:proofErr w:type="gramStart"/>
-      <w:r>
-        <w:rPr>
-          <w:b/>
-          <w:bCs/>
-        </w:rPr>
-        <w:t>questions.(</w:t>
-      </w:r>
-      <w:proofErr w:type="gramEnd"/>
-      <w:r>
-        <w:rPr>
-          <w:b/>
-          <w:bCs/>
-        </w:rPr>
-        <w:t>4×2=8</w:t>
-      </w:r>
-      <w:r>
-        <w:rPr>
-          <w:b/>
-          <w:bCs/>
+          <w:rFonts w:ascii="Times New Roman" w:hAnsi="Times New Roman" w:cs="Times New Roman"/>
+          <w:b/>
+          <w:bCs/>
+          <w:sz w:val="28"/>
+          <w:szCs w:val="28"/>
+        </w:rPr>
+        <w:t xml:space="preserve"> </w:t>
+      </w:r>
+      <w:r>
+        <w:rPr>
+          <w:rFonts w:ascii="Times New Roman" w:hAnsi="Times New Roman" w:cs="Times New Roman"/>
+          <w:b/>
+          <w:bCs/>
+          <w:sz w:val="28"/>
+          <w:szCs w:val="28"/>
+        </w:rPr>
+        <w:t>Answer these questions.</w:t>
+      </w:r>
+      <w:r>
+        <w:rPr>
+          <w:rFonts w:ascii="Times New Roman" w:hAnsi="Times New Roman" w:cs="Times New Roman"/>
+          <w:b/>
+          <w:bCs/>
+          <w:sz w:val="28"/>
+          <w:szCs w:val="28"/>
+        </w:rPr>
+        <w:tab/>
+      </w:r>
+      <w:r>
+        <w:rPr>
+          <w:rFonts w:ascii="Times New Roman" w:hAnsi="Times New Roman" w:cs="Times New Roman"/>
+          <w:b/>
+          <w:bCs/>
+          <w:sz w:val="28"/>
+          <w:szCs w:val="28"/>
+        </w:rPr>
+        <w:tab/>
+      </w:r>
+      <w:r>
+        <w:rPr>
+          <w:rFonts w:ascii="Times New Roman" w:hAnsi="Times New Roman" w:cs="Times New Roman"/>
+          <w:b/>
+          <w:bCs/>
+          <w:sz w:val="28"/>
+          <w:szCs w:val="28"/>
+        </w:rPr>
+        <w:tab/>
+      </w:r>
+      <w:r>
+        <w:rPr>
+          <w:rFonts w:ascii="Times New Roman" w:hAnsi="Times New Roman" w:cs="Times New Roman"/>
+          <w:b/>
+          <w:bCs/>
+          <w:sz w:val="28"/>
+          <w:szCs w:val="28"/>
+        </w:rPr>
+        <w:tab/>
+      </w:r>
+      <w:r>
+        <w:rPr>
+          <w:rFonts w:ascii="Times New Roman" w:hAnsi="Times New Roman" w:cs="Times New Roman"/>
+          <w:b/>
+          <w:bCs/>
+          <w:sz w:val="28"/>
+          <w:szCs w:val="28"/>
+        </w:rPr>
+        <w:tab/>
+      </w:r>
+      <w:r>
+        <w:rPr>
+          <w:rFonts w:ascii="Times New Roman" w:hAnsi="Times New Roman" w:cs="Times New Roman"/>
+          <w:b/>
+          <w:bCs/>
+          <w:sz w:val="28"/>
+          <w:szCs w:val="28"/>
+        </w:rPr>
+        <w:tab/>
+      </w:r>
+      <w:r>
+        <w:rPr>
+          <w:rFonts w:ascii="Times New Roman" w:hAnsi="Times New Roman" w:cs="Times New Roman"/>
+          <w:b/>
+          <w:bCs/>
+          <w:sz w:val="28"/>
+          <w:szCs w:val="28"/>
+        </w:rPr>
+        <w:tab/>
+      </w:r>
+      <w:r>
+        <w:rPr>
+          <w:rFonts w:ascii="Times New Roman" w:hAnsi="Times New Roman" w:cs="Times New Roman"/>
+          <w:b/>
+          <w:bCs/>
+          <w:sz w:val="28"/>
+          <w:szCs w:val="28"/>
+        </w:rPr>
+        <w:tab/>
+      </w:r>
+      <w:r>
+        <w:rPr>
+          <w:rFonts w:ascii="Times New Roman" w:hAnsi="Times New Roman" w:cs="Times New Roman"/>
+          <w:b/>
+          <w:bCs/>
+          <w:sz w:val="28"/>
+          <w:szCs w:val="28"/>
+        </w:rPr>
+        <w:tab/>
+      </w:r>
+      <w:r>
+        <w:rPr>
+          <w:rFonts w:ascii="Times New Roman" w:hAnsi="Times New Roman" w:cs="Times New Roman"/>
+          <w:b/>
+          <w:bCs/>
+          <w:sz w:val="28"/>
+          <w:szCs w:val="28"/>
+        </w:rPr>
+        <w:t>(4×2=8</w:t>
+      </w:r>
+      <w:r>
+        <w:rPr>
+          <w:rFonts w:ascii="Times New Roman" w:hAnsi="Times New Roman" w:cs="Times New Roman"/>
+          <w:b/>
+          <w:bCs/>
+          <w:sz w:val="28"/>
+          <w:szCs w:val="28"/>
         </w:rPr>
         <w:t>)</w:t>
       </w:r>
@@ -1944,139 +4062,462 @@
       <w:pPr>
         <w:spacing w:line="360" w:lineRule="auto"/>
         <w:ind w:left="288"/>
+        <w:rPr>
+          <w:rFonts w:ascii="Times New Roman" w:hAnsi="Times New Roman" w:cs="Times New Roman"/>
+          <w:sz w:val="28"/>
+          <w:szCs w:val="28"/>
+        </w:rPr>
       </w:pPr>
-      <w:proofErr w:type="spellStart"/>
-      <w:proofErr w:type="gramStart"/>
-      <w:r>
+      <w:r>
+        <w:rPr>
+          <w:rFonts w:ascii="Times New Roman" w:hAnsi="Times New Roman" w:cs="Times New Roman"/>
+          <w:sz w:val="28"/>
+          <w:szCs w:val="28"/>
+        </w:rPr>
         <w:t>a.</w:t>
       </w:r>
       <w:r>
-        <w:t>What</w:t>
-      </w:r>
-      <w:proofErr w:type="spellEnd"/>
-      <w:proofErr w:type="gramEnd"/>
-      <w:r>
-        <w:t xml:space="preserve"> are the sources of food?</w:t>
+        <w:rPr>
+          <w:rFonts w:ascii="Times New Roman" w:hAnsi="Times New Roman" w:cs="Times New Roman"/>
+          <w:sz w:val="28"/>
+          <w:szCs w:val="28"/>
+        </w:rPr>
+        <w:t xml:space="preserve"> </w:t>
+      </w:r>
+      <w:r>
+        <w:rPr>
+          <w:rFonts w:ascii="Times New Roman" w:hAnsi="Times New Roman" w:cs="Times New Roman"/>
+          <w:sz w:val="28"/>
+          <w:szCs w:val="28"/>
+        </w:rPr>
+        <w:t>What are the sources of food?</w:t>
+      </w:r>
+    </w:p>
+    <w:p>
+      <w:pPr>
+        <w:spacing w:line="360" w:lineRule="auto"/>
+        <w:ind w:left="576"/>
+        <w:rPr>
+          <w:rFonts w:ascii="Times New Roman" w:hAnsi="Times New Roman" w:cs="Times New Roman"/>
+          <w:sz w:val="28"/>
+          <w:szCs w:val="28"/>
+        </w:rPr>
+      </w:pPr>
+      <w:r>
+        <w:rPr>
+          <w:rFonts w:ascii="Times New Roman" w:hAnsi="Times New Roman" w:cs="Times New Roman"/>
+          <w:sz w:val="28"/>
+          <w:szCs w:val="28"/>
+        </w:rPr>
+        <w:t>_________________________________________________________________________</w:t>
+      </w:r>
+      <w:r>
+        <w:rPr>
+          <w:rFonts w:ascii="Times New Roman" w:hAnsi="Times New Roman" w:cs="Times New Roman"/>
+          <w:sz w:val="28"/>
+          <w:szCs w:val="28"/>
+        </w:rPr>
+        <w:t>____________________________</w:t>
+      </w:r>
+      <w:r>
+        <w:rPr>
+          <w:rFonts w:ascii="Times New Roman" w:hAnsi="Times New Roman" w:cs="Times New Roman"/>
+          <w:sz w:val="28"/>
+          <w:szCs w:val="28"/>
+        </w:rPr>
+        <w:t>__________________________________</w:t>
       </w:r>
     </w:p>
     <w:p>
       <w:pPr>
         <w:spacing w:line="360" w:lineRule="auto"/>
         <w:ind w:left="288"/>
+        <w:rPr>
+          <w:rFonts w:ascii="Times New Roman" w:hAnsi="Times New Roman" w:cs="Times New Roman"/>
+          <w:sz w:val="28"/>
+          <w:szCs w:val="28"/>
+        </w:rPr>
       </w:pPr>
       <w:r>
+        <w:rPr>
+          <w:rFonts w:ascii="Times New Roman" w:hAnsi="Times New Roman" w:cs="Times New Roman"/>
+          <w:sz w:val="28"/>
+          <w:szCs w:val="28"/>
+        </w:rPr>
+        <w:t>b.</w:t>
+      </w:r>
+      <w:r>
+        <w:rPr>
+          <w:rFonts w:ascii="Times New Roman" w:hAnsi="Times New Roman" w:cs="Times New Roman"/>
+          <w:sz w:val="28"/>
+          <w:szCs w:val="28"/>
+        </w:rPr>
+        <w:t xml:space="preserve"> </w:t>
+      </w:r>
+      <w:r>
+        <w:rPr>
+          <w:rFonts w:ascii="Times New Roman" w:hAnsi="Times New Roman" w:cs="Times New Roman"/>
+          <w:sz w:val="28"/>
+          <w:szCs w:val="28"/>
+        </w:rPr>
+        <w:t>What attracts mosquitoes and flies?</w:t>
+      </w:r>
+    </w:p>
+    <w:p>
+      <w:pPr>
+        <w:spacing w:line="360" w:lineRule="auto"/>
+        <w:ind w:left="576"/>
+        <w:rPr>
+          <w:rFonts w:ascii="Times New Roman" w:hAnsi="Times New Roman" w:cs="Times New Roman"/>
+          <w:sz w:val="28"/>
+          <w:szCs w:val="28"/>
+        </w:rPr>
+      </w:pPr>
+      <w:r>
+        <w:rPr>
+          <w:rFonts w:ascii="Times New Roman" w:hAnsi="Times New Roman" w:cs="Times New Roman"/>
+          <w:sz w:val="28"/>
+          <w:szCs w:val="28"/>
+        </w:rPr>
         <w:t>_________________________________________________________________________</w:t>
+      </w:r>
+      <w:r>
+        <w:rPr>
+          <w:rFonts w:ascii="Times New Roman" w:hAnsi="Times New Roman" w:cs="Times New Roman"/>
+          <w:sz w:val="28"/>
+          <w:szCs w:val="28"/>
+        </w:rPr>
+        <w:t>____________________________</w:t>
+      </w:r>
+      <w:r>
+        <w:rPr>
+          <w:rFonts w:ascii="Times New Roman" w:hAnsi="Times New Roman" w:cs="Times New Roman"/>
+          <w:sz w:val="28"/>
+          <w:szCs w:val="28"/>
+        </w:rPr>
+        <w:t>__________________________________</w:t>
+      </w:r>
+    </w:p>
+    <w:p>
+      <w:pPr>
+        <w:spacing w:line="360" w:lineRule="auto"/>
+        <w:ind w:left="270"/>
+        <w:rPr>
+          <w:rFonts w:ascii="Times New Roman" w:hAnsi="Times New Roman" w:cs="Times New Roman"/>
+          <w:sz w:val="28"/>
+          <w:szCs w:val="28"/>
+        </w:rPr>
+      </w:pPr>
+      <w:r>
+        <w:rPr>
+          <w:rFonts w:ascii="Times New Roman" w:hAnsi="Times New Roman" w:cs="Times New Roman"/>
+          <w:sz w:val="28"/>
+          <w:szCs w:val="28"/>
+        </w:rPr>
+        <w:t>c.</w:t>
+      </w:r>
+      <w:r>
+        <w:rPr>
+          <w:rFonts w:ascii="Times New Roman" w:hAnsi="Times New Roman" w:cs="Times New Roman"/>
+          <w:sz w:val="28"/>
+          <w:szCs w:val="28"/>
+        </w:rPr>
+        <w:t xml:space="preserve">  </w:t>
+      </w:r>
+      <w:r>
+        <w:rPr>
+          <w:rFonts w:ascii="Times New Roman" w:hAnsi="Times New Roman" w:cs="Times New Roman"/>
+          <w:sz w:val="28"/>
+          <w:szCs w:val="28"/>
+        </w:rPr>
+        <w:t>How do you know that air is moving?</w:t>
+      </w:r>
+    </w:p>
+    <w:p>
+      <w:pPr>
+        <w:spacing w:line="360" w:lineRule="auto"/>
+        <w:ind w:left="576"/>
+        <w:rPr>
+          <w:rFonts w:ascii="Times New Roman" w:hAnsi="Times New Roman" w:cs="Times New Roman"/>
+          <w:sz w:val="28"/>
+          <w:szCs w:val="28"/>
+        </w:rPr>
+      </w:pPr>
+      <w:r>
+        <w:rPr>
+          <w:rFonts w:ascii="Times New Roman" w:hAnsi="Times New Roman" w:cs="Times New Roman"/>
+          <w:sz w:val="28"/>
+          <w:szCs w:val="28"/>
+        </w:rPr>
+        <w:t>_________________________________________________________________________</w:t>
+      </w:r>
+      <w:r>
+        <w:rPr>
+          <w:rFonts w:ascii="Times New Roman" w:hAnsi="Times New Roman" w:cs="Times New Roman"/>
+          <w:sz w:val="28"/>
+          <w:szCs w:val="28"/>
+        </w:rPr>
+        <w:t>____________________________</w:t>
+      </w:r>
+      <w:r>
+        <w:rPr>
+          <w:rFonts w:ascii="Times New Roman" w:hAnsi="Times New Roman" w:cs="Times New Roman"/>
+          <w:sz w:val="28"/>
+          <w:szCs w:val="28"/>
+        </w:rPr>
+        <w:t>__________________________________</w:t>
       </w:r>
     </w:p>
     <w:p>
       <w:pPr>
         <w:spacing w:line="360" w:lineRule="auto"/>
         <w:ind w:left="288"/>
+        <w:rPr>
+          <w:rFonts w:ascii="Times New Roman" w:hAnsi="Times New Roman" w:cs="Times New Roman"/>
+          <w:sz w:val="28"/>
+          <w:szCs w:val="28"/>
+        </w:rPr>
       </w:pPr>
-      <w:proofErr w:type="spellStart"/>
-      <w:proofErr w:type="gramStart"/>
-      <w:r>
-        <w:t>b.</w:t>
-      </w:r>
-      <w:r>
-        <w:t>What</w:t>
-      </w:r>
-      <w:proofErr w:type="spellEnd"/>
-      <w:proofErr w:type="gramEnd"/>
-      <w:r>
-        <w:t xml:space="preserve"> attracts mosquitoes and flies?</w:t>
+      <w:r>
+        <w:rPr>
+          <w:rFonts w:ascii="Times New Roman" w:hAnsi="Times New Roman" w:cs="Times New Roman"/>
+          <w:sz w:val="28"/>
+          <w:szCs w:val="28"/>
+        </w:rPr>
+        <w:t>d.</w:t>
+      </w:r>
+      <w:r>
+        <w:rPr>
+          <w:rFonts w:ascii="Times New Roman" w:hAnsi="Times New Roman" w:cs="Times New Roman"/>
+          <w:sz w:val="28"/>
+          <w:szCs w:val="28"/>
+        </w:rPr>
+        <w:t xml:space="preserve">  </w:t>
+      </w:r>
+      <w:r>
+        <w:rPr>
+          <w:rFonts w:ascii="Times New Roman" w:hAnsi="Times New Roman" w:cs="Times New Roman"/>
+          <w:sz w:val="28"/>
+          <w:szCs w:val="28"/>
+        </w:rPr>
+        <w:t xml:space="preserve">Why should we not bite our </w:t>
+      </w:r>
+      <w:r>
+        <w:rPr>
+          <w:rFonts w:ascii="Times New Roman" w:hAnsi="Times New Roman" w:cs="Times New Roman"/>
+          <w:sz w:val="28"/>
+          <w:szCs w:val="28"/>
+        </w:rPr>
+        <w:t>nail?</w:t>
       </w:r>
     </w:p>
     <w:p>
       <w:pPr>
         <w:spacing w:line="360" w:lineRule="auto"/>
-        <w:ind w:left="288"/>
+        <w:ind w:left="576"/>
+        <w:rPr>
+          <w:rFonts w:ascii="Times New Roman" w:hAnsi="Times New Roman" w:cs="Times New Roman"/>
+          <w:sz w:val="28"/>
+          <w:szCs w:val="28"/>
+        </w:rPr>
       </w:pPr>
       <w:r>
+        <w:rPr>
+          <w:rFonts w:ascii="Times New Roman" w:hAnsi="Times New Roman" w:cs="Times New Roman"/>
+          <w:sz w:val="28"/>
+          <w:szCs w:val="28"/>
+        </w:rPr>
         <w:t>_________________________________________________________________________</w:t>
+      </w:r>
+      <w:r>
+        <w:rPr>
+          <w:rFonts w:ascii="Times New Roman" w:hAnsi="Times New Roman" w:cs="Times New Roman"/>
+          <w:sz w:val="28"/>
+          <w:szCs w:val="28"/>
+        </w:rPr>
+        <w:t>____________________________</w:t>
+      </w:r>
+      <w:r>
+        <w:rPr>
+          <w:rFonts w:ascii="Times New Roman" w:hAnsi="Times New Roman" w:cs="Times New Roman"/>
+          <w:sz w:val="28"/>
+          <w:szCs w:val="28"/>
+        </w:rPr>
+        <w:t>__________________________________</w:t>
       </w:r>
     </w:p>
     <w:p>
       <w:pPr>
-        <w:spacing w:line="360" w:lineRule="auto"/>
-        <w:ind w:left="288"/>
+        <w:rPr>
+          <w:rFonts w:ascii="Times New Roman" w:hAnsi="Times New Roman" w:cs="Times New Roman"/>
+          <w:b/>
+          <w:bCs/>
+          <w:sz w:val="28"/>
+          <w:szCs w:val="28"/>
+        </w:rPr>
       </w:pPr>
-      <w:proofErr w:type="spellStart"/>
-      <w:r>
-        <w:t>c.</w:t>
-      </w:r>
-      <w:r>
-        <w:t>How</w:t>
-      </w:r>
-      <w:proofErr w:type="spellEnd"/>
-      <w:r>
-        <w:t xml:space="preserve"> do you know that air is moving?</w:t>
+      <w:r>
+        <w:rPr>
+          <w:rFonts w:ascii="Times New Roman" w:hAnsi="Times New Roman" w:cs="Times New Roman"/>
+          <w:b/>
+          <w:bCs/>
+          <w:sz w:val="28"/>
+          <w:szCs w:val="28"/>
+        </w:rPr>
+        <w:t>6.</w:t>
+      </w:r>
+      <w:r>
+        <w:rPr>
+          <w:rFonts w:ascii="Times New Roman" w:hAnsi="Times New Roman" w:cs="Times New Roman"/>
+          <w:b/>
+          <w:bCs/>
+          <w:sz w:val="28"/>
+          <w:szCs w:val="28"/>
+        </w:rPr>
+        <w:t xml:space="preserve"> </w:t>
+      </w:r>
+      <w:r>
+        <w:rPr>
+          <w:rFonts w:ascii="Times New Roman" w:hAnsi="Times New Roman" w:cs="Times New Roman"/>
+          <w:b/>
+          <w:bCs/>
+          <w:sz w:val="28"/>
+          <w:szCs w:val="28"/>
+        </w:rPr>
+        <w:t xml:space="preserve">Draw a picture of a Lotus </w:t>
+      </w:r>
+      <w:r>
+        <w:rPr>
+          <w:rFonts w:ascii="Times New Roman" w:hAnsi="Times New Roman" w:cs="Times New Roman"/>
+          <w:b/>
+          <w:bCs/>
+          <w:sz w:val="28"/>
+          <w:szCs w:val="28"/>
+        </w:rPr>
+        <w:t>and colour it.</w:t>
+      </w:r>
+      <w:r>
+        <w:rPr>
+          <w:rFonts w:ascii="Times New Roman" w:hAnsi="Times New Roman" w:cs="Times New Roman"/>
+          <w:b/>
+          <w:bCs/>
+          <w:sz w:val="28"/>
+          <w:szCs w:val="28"/>
+        </w:rPr>
+        <w:tab/>
+      </w:r>
+      <w:r>
+        <w:rPr>
+          <w:rFonts w:ascii="Times New Roman" w:hAnsi="Times New Roman" w:cs="Times New Roman"/>
+          <w:b/>
+          <w:bCs/>
+          <w:sz w:val="28"/>
+          <w:szCs w:val="28"/>
+        </w:rPr>
+        <w:tab/>
+      </w:r>
+      <w:r>
+        <w:rPr>
+          <w:rFonts w:ascii="Times New Roman" w:hAnsi="Times New Roman" w:cs="Times New Roman"/>
+          <w:b/>
+          <w:bCs/>
+          <w:sz w:val="28"/>
+          <w:szCs w:val="28"/>
+        </w:rPr>
+        <w:tab/>
+      </w:r>
+      <w:r>
+        <w:rPr>
+          <w:rFonts w:ascii="Times New Roman" w:hAnsi="Times New Roman" w:cs="Times New Roman"/>
+          <w:b/>
+          <w:bCs/>
+          <w:sz w:val="28"/>
+          <w:szCs w:val="28"/>
+        </w:rPr>
+        <w:tab/>
+      </w:r>
+      <w:r>
+        <w:rPr>
+          <w:rFonts w:ascii="Times New Roman" w:hAnsi="Times New Roman" w:cs="Times New Roman"/>
+          <w:b/>
+          <w:bCs/>
+          <w:sz w:val="28"/>
+          <w:szCs w:val="28"/>
+        </w:rPr>
+        <w:tab/>
+      </w:r>
+      <w:r>
+        <w:rPr>
+          <w:rFonts w:ascii="Times New Roman" w:hAnsi="Times New Roman" w:cs="Times New Roman"/>
+          <w:b/>
+          <w:bCs/>
+          <w:sz w:val="28"/>
+          <w:szCs w:val="28"/>
+        </w:rPr>
+        <w:tab/>
+      </w:r>
+      <w:r>
+        <w:rPr>
+          <w:rFonts w:ascii="Times New Roman" w:hAnsi="Times New Roman" w:cs="Times New Roman"/>
+          <w:b/>
+          <w:bCs/>
+          <w:sz w:val="28"/>
+          <w:szCs w:val="28"/>
+        </w:rPr>
+        <w:tab/>
+      </w:r>
+      <w:r>
+        <w:rPr>
+          <w:rFonts w:ascii="Times New Roman" w:hAnsi="Times New Roman" w:cs="Times New Roman"/>
+          <w:b/>
+          <w:bCs/>
+          <w:sz w:val="28"/>
+          <w:szCs w:val="28"/>
+        </w:rPr>
+        <w:tab/>
+      </w:r>
+      <w:r>
+        <w:rPr>
+          <w:rFonts w:ascii="Times New Roman" w:hAnsi="Times New Roman" w:cs="Times New Roman"/>
+          <w:b/>
+          <w:bCs/>
+          <w:sz w:val="28"/>
+          <w:szCs w:val="28"/>
+        </w:rPr>
+        <w:t>(3)</w:t>
       </w:r>
     </w:p>
     <w:p>
       <w:pPr>
-        <w:spacing w:line="360" w:lineRule="auto"/>
-        <w:ind w:left="288"/>
+        <w:ind w:left="576"/>
+        <w:rPr>
+          <w:rFonts w:ascii="Times New Roman" w:hAnsi="Times New Roman" w:cs="Times New Roman"/>
+          <w:sz w:val="28"/>
+          <w:szCs w:val="28"/>
+        </w:rPr>
       </w:pPr>
       <w:r>
-        <w:t>_________________________________________________________________________</w:t>
-      </w:r>
-    </w:p>
-    <w:p>
-      <w:pPr>
-        <w:spacing w:line="360" w:lineRule="auto"/>
-        <w:ind w:left="288"/>
-      </w:pPr>
-      <w:proofErr w:type="spellStart"/>
-      <w:r>
-        <w:t>d.</w:t>
-      </w:r>
-      <w:r>
-        <w:t>Why</w:t>
-      </w:r>
-      <w:proofErr w:type="spellEnd"/>
-      <w:r>
-        <w:t xml:space="preserve"> should we not bite our </w:t>
-      </w:r>
-      <w:r>
-        <w:t>nail?</w:t>
-      </w:r>
-    </w:p>
-    <w:p>
-      <w:pPr>
-        <w:spacing w:line="360" w:lineRule="auto"/>
-        <w:ind w:left="288"/>
-      </w:pPr>
-      <w:r>
-        <w:t>_________________________________________________________________________</w:t>
-      </w:r>
-    </w:p>
-    <w:p>
-      <w:pPr>
-        <w:rPr>
-          <w:b/>
-          <w:bCs/>
-        </w:rPr>
-      </w:pPr>
-      <w:r>
-        <w:rPr>
+        <w:rPr>
+          <w:rFonts w:ascii="Times New Roman" w:hAnsi="Times New Roman" w:cs="Times New Roman"/>
           <w:b/>
           <w:bCs/>
           <w:noProof/>
+          <w:sz w:val="28"/>
+          <w:szCs w:val="28"/>
         </w:rPr>
         <mc:AlternateContent>
           <mc:Choice Requires="wps">
             <w:drawing>
-              <wp:anchor distT="0" distB="0" distL="114300" distR="114300" simplePos="0" relativeHeight="251680768" behindDoc="0" locked="0" layoutInCell="1" allowOverlap="1" wp14:anchorId="5E5BFD1E" wp14:editId="4474C790">
+              <wp:anchor distT="0" distB="0" distL="114300" distR="114300" simplePos="0" relativeHeight="251680768" behindDoc="0" locked="0" layoutInCell="1" allowOverlap="1" wp14:anchorId="5E5BFD1E" wp14:editId="543CB5E1">
                 <wp:simplePos x="0" y="0"/>
                 <wp:positionH relativeFrom="column">
-                  <wp:posOffset>197893</wp:posOffset>
+                  <wp:posOffset>285750</wp:posOffset>
                 </wp:positionH>
                 <wp:positionV relativeFrom="paragraph">
-                  <wp:posOffset>295275</wp:posOffset>
+                  <wp:posOffset>183515</wp:posOffset>
                 </wp:positionV>
-                <wp:extent cx="5506871" cy="2879678"/>
-                <wp:effectExtent l="0" t="0" r="17780" b="16510"/>
+                <wp:extent cx="5962650" cy="3733800"/>
+                <wp:effectExtent l="0" t="0" r="19050" b="19050"/>
                 <wp:wrapNone/>
                 <wp:docPr id="10" name="Rectangle 10"/>
                 <wp:cNvGraphicFramePr/>
@@ -2087,7 +4528,7 @@
                       <wps:spPr>
                         <a:xfrm>
                           <a:off x="0" y="0"/>
-                          <a:ext cx="5506871" cy="2879678"/>
+                          <a:ext cx="5962650" cy="3733800"/>
                         </a:xfrm>
                         <a:prstGeom prst="rect">
                           <a:avLst/>
@@ -2124,58 +4565,147 @@
                     </wps:wsp>
                   </a:graphicData>
                 </a:graphic>
+                <wp14:sizeRelH relativeFrom="margin">
+                  <wp14:pctWidth>0</wp14:pctWidth>
+                </wp14:sizeRelH>
+                <wp14:sizeRelV relativeFrom="margin">
+                  <wp14:pctHeight>0</wp14:pctHeight>
+                </wp14:sizeRelV>
               </wp:anchor>
             </w:drawing>
           </mc:Choice>
           <mc:Fallback>
             <w:pict>
-              <v:rect w14:anchorId="62440077" id="Rectangle 10" o:spid="_x0000_s1026" style="position:absolute;margin-left:15.6pt;margin-top:23.25pt;width:433.6pt;height:226.75pt;z-index:251680768;visibility:visible;mso-wrap-style:square;mso-wrap-distance-left:9pt;mso-wrap-distance-top:0;mso-wrap-distance-right:9pt;mso-wrap-distance-bottom:0;mso-position-horizontal:absolute;mso-position-horizontal-relative:text;mso-position-vertical:absolute;mso-position-vertical-relative:text;v-text-anchor:middle" o:gfxdata="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" filled="f" strokecolor="black [3213]" strokeweight="1pt"/>
+              <v:rect w14:anchorId="0E32BE7C" id="Rectangle 10" o:spid="_x0000_s1026" style="position:absolute;margin-left:22.5pt;margin-top:14.45pt;width:469.5pt;height:294pt;z-index:251680768;visibility:visible;mso-wrap-style:square;mso-width-percent:0;mso-height-percent:0;mso-wrap-distance-left:9pt;mso-wrap-distance-top:0;mso-wrap-distance-right:9pt;mso-wrap-distance-bottom:0;mso-position-horizontal:absolute;mso-position-horizontal-relative:text;mso-position-vertical:absolute;mso-position-vertical-relative:text;mso-width-percent:0;mso-height-percent:0;mso-width-relative:margin;mso-height-relative:margin;v-text-anchor:middle" o:gfxdata="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" filled="f" strokecolor="black [3213]" strokeweight="1pt"/>
             </w:pict>
           </mc:Fallback>
         </mc:AlternateContent>
       </w:r>
-      <w:r>
-        <w:rPr>
-          <w:b/>
-          <w:bCs/>
-        </w:rPr>
-        <w:t>6.</w:t>
-      </w:r>
-      <w:r>
-        <w:rPr>
-          <w:b/>
-          <w:bCs/>
-        </w:rPr>
-        <w:t xml:space="preserve">Draw a picture of a Lotus </w:t>
-      </w:r>
-      <w:r>
-        <w:rPr>
-          <w:b/>
-          <w:bCs/>
-        </w:rPr>
-        <w:t xml:space="preserve">and colour </w:t>
-      </w:r>
-      <w:proofErr w:type="gramStart"/>
-      <w:r>
-        <w:rPr>
-          <w:b/>
-          <w:bCs/>
-        </w:rPr>
-        <w:t>it.(</w:t>
-      </w:r>
-      <w:proofErr w:type="gramEnd"/>
-      <w:r>
-        <w:rPr>
-          <w:b/>
-          <w:bCs/>
-        </w:rPr>
-        <w:t>3)</w:t>
-      </w:r>
     </w:p>
-    <w:p/>
+    <w:p>
+      <w:pPr>
+        <w:rPr>
+          <w:rFonts w:ascii="Times New Roman" w:hAnsi="Times New Roman" w:cs="Times New Roman"/>
+          <w:sz w:val="28"/>
+          <w:szCs w:val="28"/>
+        </w:rPr>
+      </w:pPr>
+    </w:p>
+    <w:p>
+      <w:pPr>
+        <w:rPr>
+          <w:rFonts w:ascii="Times New Roman" w:hAnsi="Times New Roman" w:cs="Times New Roman"/>
+          <w:sz w:val="28"/>
+          <w:szCs w:val="28"/>
+        </w:rPr>
+      </w:pPr>
+    </w:p>
+    <w:p>
+      <w:pPr>
+        <w:rPr>
+          <w:rFonts w:ascii="Times New Roman" w:hAnsi="Times New Roman" w:cs="Times New Roman"/>
+          <w:sz w:val="28"/>
+          <w:szCs w:val="28"/>
+        </w:rPr>
+      </w:pPr>
+    </w:p>
+    <w:p>
+      <w:pPr>
+        <w:rPr>
+          <w:rFonts w:ascii="Times New Roman" w:hAnsi="Times New Roman" w:cs="Times New Roman"/>
+          <w:sz w:val="28"/>
+          <w:szCs w:val="28"/>
+        </w:rPr>
+      </w:pPr>
+    </w:p>
+    <w:p>
+      <w:pPr>
+        <w:rPr>
+          <w:rFonts w:ascii="Times New Roman" w:hAnsi="Times New Roman" w:cs="Times New Roman"/>
+          <w:sz w:val="28"/>
+          <w:szCs w:val="28"/>
+        </w:rPr>
+      </w:pPr>
+    </w:p>
+    <w:p>
+      <w:pPr>
+        <w:rPr>
+          <w:rFonts w:ascii="Times New Roman" w:hAnsi="Times New Roman" w:cs="Times New Roman"/>
+          <w:sz w:val="28"/>
+          <w:szCs w:val="28"/>
+        </w:rPr>
+      </w:pPr>
+    </w:p>
+    <w:p>
+      <w:pPr>
+        <w:rPr>
+          <w:rFonts w:ascii="Times New Roman" w:hAnsi="Times New Roman" w:cs="Times New Roman"/>
+          <w:sz w:val="28"/>
+          <w:szCs w:val="28"/>
+        </w:rPr>
+      </w:pPr>
+    </w:p>
+    <w:p>
+      <w:pPr>
+        <w:rPr>
+          <w:rFonts w:ascii="Times New Roman" w:hAnsi="Times New Roman" w:cs="Times New Roman"/>
+          <w:sz w:val="28"/>
+          <w:szCs w:val="28"/>
+        </w:rPr>
+      </w:pPr>
+    </w:p>
+    <w:p>
+      <w:pPr>
+        <w:rPr>
+          <w:rFonts w:ascii="Times New Roman" w:hAnsi="Times New Roman" w:cs="Times New Roman"/>
+          <w:sz w:val="28"/>
+          <w:szCs w:val="28"/>
+        </w:rPr>
+      </w:pPr>
+    </w:p>
+    <w:p>
+      <w:pPr>
+        <w:rPr>
+          <w:rFonts w:ascii="Times New Roman" w:hAnsi="Times New Roman" w:cs="Times New Roman"/>
+          <w:sz w:val="28"/>
+          <w:szCs w:val="28"/>
+        </w:rPr>
+      </w:pPr>
+    </w:p>
+    <w:p>
+      <w:pPr>
+        <w:rPr>
+          <w:rFonts w:ascii="Times New Roman" w:hAnsi="Times New Roman" w:cs="Times New Roman"/>
+          <w:sz w:val="28"/>
+          <w:szCs w:val="28"/>
+        </w:rPr>
+      </w:pPr>
+    </w:p>
+    <w:p>
+      <w:pPr>
+        <w:jc w:val="center"/>
+        <w:rPr>
+          <w:rFonts w:ascii="Times New Roman" w:hAnsi="Times New Roman" w:cs="Times New Roman"/>
+          <w:b/>
+          <w:bCs/>
+          <w:sz w:val="28"/>
+          <w:szCs w:val="28"/>
+        </w:rPr>
+      </w:pPr>
+      <w:r>
+        <w:rPr>
+          <w:rFonts w:ascii="Times New Roman" w:hAnsi="Times New Roman" w:cs="Times New Roman"/>
+          <w:b/>
+          <w:bCs/>
+          <w:sz w:val="28"/>
+          <w:szCs w:val="28"/>
+        </w:rPr>
+        <w:t>The End</w:t>
+      </w:r>
+    </w:p>
     <w:sectPr>
-      <w:pgSz w:w="11906" w:h="16838"/>
-      <w:pgMar w:top="1440" w:right="1440" w:bottom="1440" w:left="1440" w:header="708" w:footer="708" w:gutter="0"/>
+      <w:pgSz w:w="11906" w:h="16838" w:code="9"/>
+      <w:pgMar w:top="720" w:right="720" w:bottom="720" w:left="720" w:header="708" w:footer="708" w:gutter="0"/>
       <w:cols w:space="708"/>
       <w:docGrid w:linePitch="360"/>
     </w:sectPr>
@@ -2184,7 +4714,7 @@
 </file>
 
 <file path=word/styles.xml><?xml version="1.0" encoding="utf-8"?>
-<w:styles xmlns:mc="http://schemas.openxmlformats.org/markup-compatibility/2006" xmlns:r="http://schemas.openxmlformats.org/officeDocument/2006/relationships" xmlns:w="http://schemas.openxmlformats.org/wordprocessingml/2006/main" xmlns:w14="http://schemas.microsoft.com/office/word/2010/wordml" xmlns:w15="http://schemas.microsoft.com/office/word/2012/wordml" xmlns:w16cex="http://schemas.microsoft.com/office/word/2018/wordml/cex" xmlns:w16cid="http://schemas.microsoft.com/office/word/2016/wordml/cid" xmlns:w16="http://schemas.microsoft.com/office/word/2018/wordml" xmlns:w16sdtdh="http://schemas.microsoft.com/office/word/2020/wordml/sdtdatahash" xmlns:w16se="http://schemas.microsoft.com/office/word/2015/wordml/symex" mc:Ignorable="w14 w15 w16se w16cid w16 w16cex w16sdtdh">
+<w:styles xmlns:mc="http://schemas.openxmlformats.org/markup-compatibility/2006" xmlns:r="http://schemas.openxmlformats.org/officeDocument/2006/relationships" xmlns:w="http://schemas.openxmlformats.org/wordprocessingml/2006/main" xmlns:w14="http://schemas.microsoft.com/office/word/2010/wordml" xmlns:w15="http://schemas.microsoft.com/office/word/2012/wordml" xmlns:w16cex="http://schemas.microsoft.com/office/word/2018/wordml/cex" xmlns:w16cid="http://schemas.microsoft.com/office/word/2016/wordml/cid" xmlns:w16="http://schemas.microsoft.com/office/word/2018/wordml" xmlns:w16du="http://schemas.microsoft.com/office/word/2023/wordml/word16du" xmlns:w16sdtdh="http://schemas.microsoft.com/office/word/2020/wordml/sdtdatahash" xmlns:w16sdtfl="http://schemas.microsoft.com/office/word/2024/wordml/sdtformatlock" xmlns:w16se="http://schemas.microsoft.com/office/word/2015/wordml/symex" mc:Ignorable="w14 w15 w16se w16cid w16 w16cex w16sdtdh w16sdtfl w16du">
   <w:docDefaults>
     <w:rPrDefault>
       <w:rPr>
@@ -3105,6 +5635,34 @@
       <w:spacing w:val="5"/>
     </w:rPr>
   </w:style>
+  <w:style w:type="table" w:styleId="TableGrid">
+    <w:name w:val="Table Grid"/>
+    <w:basedOn w:val="TableNormal"/>
+    <w:uiPriority w:val="39"/>
+    <w:unhideWhenUsed/>
+    <w:rsid w:val="00876E5F"/>
+    <w:pPr>
+      <w:spacing w:after="0" w:line="240" w:lineRule="auto"/>
+    </w:pPr>
+    <w:rPr>
+      <w:rFonts w:eastAsiaTheme="minorHAnsi"/>
+      <w:kern w:val="0"/>
+      <w:sz w:val="22"/>
+      <w:szCs w:val="20"/>
+      <w:lang w:val="en-US" w:eastAsia="en-US"/>
+      <w14:ligatures w14:val="none"/>
+    </w:rPr>
+    <w:tblPr>
+      <w:tblBorders>
+        <w:top w:val="single" w:sz="4" w:space="0" w:color="auto"/>
+        <w:left w:val="single" w:sz="4" w:space="0" w:color="auto"/>
+        <w:bottom w:val="single" w:sz="4" w:space="0" w:color="auto"/>
+        <w:right w:val="single" w:sz="4" w:space="0" w:color="auto"/>
+        <w:insideH w:val="single" w:sz="4" w:space="0" w:color="auto"/>
+        <w:insideV w:val="single" w:sz="4" w:space="0" w:color="auto"/>
+      </w:tblBorders>
+    </w:tblPr>
+  </w:style>
 </w:styles>
 </file>
 

--- a/Received/three/3, science.docx
+++ b/Received/three/3, science.docx
@@ -463,16 +463,7 @@
           <w:sz w:val="28"/>
           <w:szCs w:val="28"/>
         </w:rPr>
-        <w:t xml:space="preserve"> </w:t>
-      </w:r>
-      <w:r>
-        <w:rPr>
-          <w:rFonts w:ascii="Times New Roman" w:hAnsi="Times New Roman" w:cs="Times New Roman"/>
-          <w:b/>
-          <w:sz w:val="28"/>
-          <w:szCs w:val="28"/>
-        </w:rPr>
-        <w:t>Three</w:t>
+        <w:t xml:space="preserve"> Three</w:t>
       </w:r>
       <w:r>
         <w:rPr>
@@ -1250,7 +1241,7 @@
           <w:sz w:val="28"/>
           <w:szCs w:val="28"/>
         </w:rPr>
-        <w:t xml:space="preserve">Wind.        </w:t>
+        <w:t xml:space="preserve">Wind        </w:t>
       </w:r>
       <w:r>
         <w:rPr>
@@ -1298,7 +1289,7 @@
           <w:sz w:val="28"/>
           <w:szCs w:val="28"/>
         </w:rPr>
-        <w:t xml:space="preserve"> Breeze.       </w:t>
+        <w:t xml:space="preserve"> Breeze       </w:t>
       </w:r>
       <w:r>
         <w:rPr>
@@ -1432,7 +1423,7 @@
           <w:sz w:val="28"/>
           <w:szCs w:val="28"/>
         </w:rPr>
-        <w:t xml:space="preserve">Aeroplane.      </w:t>
+        <w:t xml:space="preserve">Aeroplane      </w:t>
       </w:r>
       <w:r>
         <w:rPr>
@@ -1480,7 +1471,7 @@
           <w:sz w:val="28"/>
           <w:szCs w:val="28"/>
         </w:rPr>
-        <w:t xml:space="preserve"> Rocket.   </w:t>
+        <w:t xml:space="preserve"> Rocket   </w:t>
       </w:r>
       <w:r>
         <w:rPr>
@@ -1606,7 +1597,7 @@
           <w:sz w:val="28"/>
           <w:szCs w:val="28"/>
         </w:rPr>
-        <w:t xml:space="preserve">Metal coin.         </w:t>
+        <w:t xml:space="preserve">Metal coin         </w:t>
       </w:r>
       <w:r>
         <w:rPr>
@@ -1663,7 +1654,23 @@
           <w:sz w:val="28"/>
           <w:szCs w:val="28"/>
         </w:rPr>
-        <w:t xml:space="preserve"> Leaf.     </w:t>
+        <w:t xml:space="preserve"> Leaf</w:t>
+      </w:r>
+      <w:r>
+        <w:rPr>
+          <w:rFonts w:ascii="Times New Roman" w:hAnsi="Times New Roman" w:cs="Times New Roman"/>
+          <w:sz w:val="28"/>
+          <w:szCs w:val="28"/>
+        </w:rPr>
+        <w:tab/>
+      </w:r>
+      <w:r>
+        <w:rPr>
+          <w:rFonts w:ascii="Times New Roman" w:hAnsi="Times New Roman" w:cs="Times New Roman"/>
+          <w:sz w:val="28"/>
+          <w:szCs w:val="28"/>
+        </w:rPr>
+        <w:t xml:space="preserve">     </w:t>
       </w:r>
       <w:r>
         <w:rPr>

--- a/Received/three/3, science.docx
+++ b/Received/three/3, science.docx
@@ -4515,7 +4515,7 @@
         <mc:AlternateContent>
           <mc:Choice Requires="wps">
             <w:drawing>
-              <wp:anchor distT="0" distB="0" distL="114300" distR="114300" simplePos="0" relativeHeight="251680768" behindDoc="0" locked="0" layoutInCell="1" allowOverlap="1" wp14:anchorId="5E5BFD1E" wp14:editId="543CB5E1">
+              <wp:anchor distT="0" distB="0" distL="114300" distR="114300" simplePos="0" relativeHeight="251680768" behindDoc="0" locked="0" layoutInCell="1" allowOverlap="1" wp14:anchorId="5E5BFD1E" wp14:editId="40E13775">
                 <wp:simplePos x="0" y="0"/>
                 <wp:positionH relativeFrom="column">
                   <wp:posOffset>285750</wp:posOffset>
@@ -4523,7 +4523,7 @@
                 <wp:positionV relativeFrom="paragraph">
                   <wp:posOffset>183515</wp:posOffset>
                 </wp:positionV>
-                <wp:extent cx="5962650" cy="3733800"/>
+                <wp:extent cx="5962650" cy="4095750"/>
                 <wp:effectExtent l="0" t="0" r="19050" b="19050"/>
                 <wp:wrapNone/>
                 <wp:docPr id="10" name="Rectangle 10"/>
@@ -4535,7 +4535,7 @@
                       <wps:spPr>
                         <a:xfrm>
                           <a:off x="0" y="0"/>
-                          <a:ext cx="5962650" cy="3733800"/>
+                          <a:ext cx="5962650" cy="4095750"/>
                         </a:xfrm>
                         <a:prstGeom prst="rect">
                           <a:avLst/>
@@ -4583,7 +4583,7 @@
           </mc:Choice>
           <mc:Fallback>
             <w:pict>
-              <v:rect w14:anchorId="0E32BE7C" id="Rectangle 10" o:spid="_x0000_s1026" style="position:absolute;margin-left:22.5pt;margin-top:14.45pt;width:469.5pt;height:294pt;z-index:251680768;visibility:visible;mso-wrap-style:square;mso-width-percent:0;mso-height-percent:0;mso-wrap-distance-left:9pt;mso-wrap-distance-top:0;mso-wrap-distance-right:9pt;mso-wrap-distance-bottom:0;mso-position-horizontal:absolute;mso-position-horizontal-relative:text;mso-position-vertical:absolute;mso-position-vertical-relative:text;mso-width-percent:0;mso-height-percent:0;mso-width-relative:margin;mso-height-relative:margin;v-text-anchor:middle" o:gfxdata="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" filled="f" strokecolor="black [3213]" strokeweight="1pt"/>
+              <v:rect w14:anchorId="01F20E01" id="Rectangle 10" o:spid="_x0000_s1026" style="position:absolute;margin-left:22.5pt;margin-top:14.45pt;width:469.5pt;height:322.5pt;z-index:251680768;visibility:visible;mso-wrap-style:square;mso-width-percent:0;mso-height-percent:0;mso-wrap-distance-left:9pt;mso-wrap-distance-top:0;mso-wrap-distance-right:9pt;mso-wrap-distance-bottom:0;mso-position-horizontal:absolute;mso-position-horizontal-relative:text;mso-position-vertical:absolute;mso-position-vertical-relative:text;mso-width-percent:0;mso-height-percent:0;mso-width-relative:margin;mso-height-relative:margin;v-text-anchor:middle" o:gfxdata="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" filled="f" strokecolor="black [3213]" strokeweight="1pt"/>
             </w:pict>
           </mc:Fallback>
         </mc:AlternateContent>
@@ -4683,6 +4683,18 @@
       <w:pPr>
         <w:rPr>
           <w:rFonts w:ascii="Times New Roman" w:hAnsi="Times New Roman" w:cs="Times New Roman"/>
+          <w:sz w:val="28"/>
+          <w:szCs w:val="28"/>
+        </w:rPr>
+      </w:pPr>
+    </w:p>
+    <w:p>
+      <w:pPr>
+        <w:jc w:val="center"/>
+        <w:rPr>
+          <w:rFonts w:ascii="Times New Roman" w:hAnsi="Times New Roman" w:cs="Times New Roman"/>
+          <w:b/>
+          <w:bCs/>
           <w:sz w:val="28"/>
           <w:szCs w:val="28"/>
         </w:rPr>
